--- a/DATA_PIPELINE_DESIGN.docx
+++ b/DATA_PIPELINE_DESIGN.docx
@@ -6370,6 +6370,587 @@
     </w:p>
     <w:p>
       <w:pPr>
+        <w:pStyle w:val="Heading3"/>
+      </w:pPr>
+      <w:r>
+        <w:rPr>
+          <w:b w:val="0"/>
+        </w:rPr>
+        <w:t>Step 0 result (tested 2026-09-24/25): option A works, no fallback needed</w:t>
+      </w:r>
+    </w:p>
+    <w:p>
+      <w:r>
+        <w:rPr>
+          <w:b w:val="0"/>
+        </w:rPr>
+        <w:t>A throwaway harness ran real company-page lookups (the direct-link path, the heaviest page and the</w:t>
+      </w:r>
+    </w:p>
+    <w:p>
+      <w:r>
+        <w:rPr>
+          <w:b w:val="0"/>
+        </w:rPr>
+        <w:t xml:space="preserve">one that caused the old timeouts) from a window created with </w:t>
+      </w:r>
+      <w:r>
+        <w:rPr>
+          <w:rFonts w:ascii="Consolas" w:hAnsi="Consolas"/>
+          <w:b w:val="0"/>
+        </w:rPr>
+        <w:t>focused: false</w:t>
+      </w:r>
+      <w:r>
+        <w:rPr>
+          <w:b w:val="0"/>
+        </w:rPr>
+        <w:t>, never made active,</w:t>
+      </w:r>
+    </w:p>
+    <w:p>
+      <w:r>
+        <w:rPr>
+          <w:b w:val="0"/>
+        </w:rPr>
+        <w:t>with no keep-awake. A zero-touch probe page in the same tab recorded how Chrome treated the window.</w:t>
+      </w:r>
+    </w:p>
+    <w:tbl>
+      <w:tblPr>
+        <w:tblStyle w:val="TableGrid"/>
+        <w:tblW w:type="auto" w:w="0"/>
+        <w:tblLook w:firstColumn="1" w:firstRow="1" w:lastColumn="0" w:lastRow="0" w:noHBand="0" w:noVBand="1" w:val="04A0"/>
+      </w:tblPr>
+      <w:tblGrid>
+        <w:gridCol w:w="1728"/>
+        <w:gridCol w:w="1728"/>
+        <w:gridCol w:w="1728"/>
+        <w:gridCol w:w="1728"/>
+        <w:gridCol w:w="1728"/>
+      </w:tblGrid>
+      <w:tr>
+        <w:tc>
+          <w:tcPr>
+            <w:tcW w:type="dxa" w:w="1728"/>
+          </w:tcPr>
+          <w:p>
+            <w:r/>
+            <w:r>
+              <w:rPr>
+                <w:b/>
+              </w:rPr>
+              <w:t>Condition</w:t>
+            </w:r>
+          </w:p>
+        </w:tc>
+        <w:tc>
+          <w:tcPr>
+            <w:tcW w:type="dxa" w:w="1728"/>
+          </w:tcPr>
+          <w:p>
+            <w:r/>
+            <w:r>
+              <w:rPr>
+                <w:b/>
+              </w:rPr>
+              <w:t>Chrome's view of the window</w:t>
+            </w:r>
+          </w:p>
+        </w:tc>
+        <w:tc>
+          <w:tcPr>
+            <w:tcW w:type="dxa" w:w="1728"/>
+          </w:tcPr>
+          <w:p>
+            <w:r/>
+            <w:r>
+              <w:rPr>
+                <w:b/>
+              </w:rPr>
+              <w:t>Lookups</w:t>
+            </w:r>
+          </w:p>
+        </w:tc>
+        <w:tc>
+          <w:tcPr>
+            <w:tcW w:type="dxa" w:w="1728"/>
+          </w:tcPr>
+          <w:p>
+            <w:r/>
+            <w:r>
+              <w:rPr>
+                <w:b/>
+              </w:rPr>
+              <w:t>Timeouts</w:t>
+            </w:r>
+          </w:p>
+        </w:tc>
+        <w:tc>
+          <w:tcPr>
+            <w:tcW w:type="dxa" w:w="1728"/>
+          </w:tcPr>
+          <w:p>
+            <w:r/>
+            <w:r>
+              <w:rPr>
+                <w:b/>
+              </w:rPr>
+              <w:t>Avg / max result</w:t>
+            </w:r>
+          </w:p>
+        </w:tc>
+      </w:tr>
+      <w:tr>
+        <w:tc>
+          <w:tcPr>
+            <w:tcW w:type="dxa" w:w="1728"/>
+          </w:tcPr>
+          <w:p>
+            <w:r/>
+            <w:r>
+              <w:rPr>
+                <w:b w:val="0"/>
+              </w:rPr>
+              <w:t>(a) visible</w:t>
+            </w:r>
+          </w:p>
+        </w:tc>
+        <w:tc>
+          <w:tcPr>
+            <w:tcW w:type="dxa" w:w="1728"/>
+          </w:tcPr>
+          <w:p>
+            <w:r/>
+            <w:r>
+              <w:rPr>
+                <w:b w:val="0"/>
+              </w:rPr>
+              <w:t>visible, 60 frames/s</w:t>
+            </w:r>
+          </w:p>
+        </w:tc>
+        <w:tc>
+          <w:tcPr>
+            <w:tcW w:type="dxa" w:w="1728"/>
+          </w:tcPr>
+          <w:p>
+            <w:r/>
+            <w:r>
+              <w:rPr>
+                <w:b w:val="0"/>
+              </w:rPr>
+              <w:t>10/10</w:t>
+            </w:r>
+          </w:p>
+        </w:tc>
+        <w:tc>
+          <w:tcPr>
+            <w:tcW w:type="dxa" w:w="1728"/>
+          </w:tcPr>
+          <w:p>
+            <w:r/>
+            <w:r>
+              <w:rPr>
+                <w:b w:val="0"/>
+              </w:rPr>
+              <w:t>0</w:t>
+            </w:r>
+          </w:p>
+        </w:tc>
+        <w:tc>
+          <w:tcPr>
+            <w:tcW w:type="dxa" w:w="1728"/>
+          </w:tcPr>
+          <w:p>
+            <w:r/>
+            <w:r>
+              <w:rPr>
+                <w:b w:val="0"/>
+              </w:rPr>
+              <w:t>2.3 s / 3.6 s</w:t>
+            </w:r>
+          </w:p>
+        </w:tc>
+      </w:tr>
+      <w:tr>
+        <w:tc>
+          <w:tcPr>
+            <w:tcW w:type="dxa" w:w="1728"/>
+          </w:tcPr>
+          <w:p>
+            <w:r/>
+            <w:r>
+              <w:rPr>
+                <w:b w:val="0"/>
+              </w:rPr>
+              <w:t>(b) covered</w:t>
+            </w:r>
+          </w:p>
+        </w:tc>
+        <w:tc>
+          <w:tcPr>
+            <w:tcW w:type="dxa" w:w="1728"/>
+          </w:tcPr>
+          <w:p>
+            <w:r/>
+            <w:r>
+              <w:rPr>
+                <w:b w:val="0"/>
+              </w:rPr>
+              <w:t>hidden, 0.1 frames/s, timers held to ~1 s</w:t>
+            </w:r>
+          </w:p>
+        </w:tc>
+        <w:tc>
+          <w:tcPr>
+            <w:tcW w:type="dxa" w:w="1728"/>
+          </w:tcPr>
+          <w:p>
+            <w:r/>
+            <w:r>
+              <w:rPr>
+                <w:b w:val="0"/>
+              </w:rPr>
+              <w:t>10/10</w:t>
+            </w:r>
+          </w:p>
+        </w:tc>
+        <w:tc>
+          <w:tcPr>
+            <w:tcW w:type="dxa" w:w="1728"/>
+          </w:tcPr>
+          <w:p>
+            <w:r/>
+            <w:r>
+              <w:rPr>
+                <w:b w:val="0"/>
+              </w:rPr>
+              <w:t>0</w:t>
+            </w:r>
+          </w:p>
+        </w:tc>
+        <w:tc>
+          <w:tcPr>
+            <w:tcW w:type="dxa" w:w="1728"/>
+          </w:tcPr>
+          <w:p>
+            <w:r/>
+            <w:r>
+              <w:rPr>
+                <w:b w:val="0"/>
+              </w:rPr>
+              <w:t>2.0 s / 2.6 s</w:t>
+            </w:r>
+          </w:p>
+        </w:tc>
+      </w:tr>
+      <w:tr>
+        <w:tc>
+          <w:tcPr>
+            <w:tcW w:type="dxa" w:w="1728"/>
+          </w:tcPr>
+          <w:p>
+            <w:r/>
+            <w:r>
+              <w:rPr>
+                <w:b w:val="0"/>
+              </w:rPr>
+              <w:t>(c) minimised</w:t>
+            </w:r>
+          </w:p>
+        </w:tc>
+        <w:tc>
+          <w:tcPr>
+            <w:tcW w:type="dxa" w:w="1728"/>
+          </w:tcPr>
+          <w:p>
+            <w:r/>
+            <w:r>
+              <w:rPr>
+                <w:b w:val="0"/>
+              </w:rPr>
+              <w:t>hidden, same as covered (probe only)</w:t>
+            </w:r>
+          </w:p>
+        </w:tc>
+        <w:tc>
+          <w:tcPr>
+            <w:tcW w:type="dxa" w:w="1728"/>
+          </w:tcPr>
+          <w:p>
+            <w:r/>
+            <w:r>
+              <w:rPr>
+                <w:b w:val="0"/>
+              </w:rPr>
+              <w:t>—</w:t>
+            </w:r>
+          </w:p>
+        </w:tc>
+        <w:tc>
+          <w:tcPr>
+            <w:tcW w:type="dxa" w:w="1728"/>
+          </w:tcPr>
+          <w:p>
+            <w:r/>
+            <w:r>
+              <w:rPr>
+                <w:b w:val="0"/>
+              </w:rPr>
+              <w:t>—</w:t>
+            </w:r>
+          </w:p>
+        </w:tc>
+        <w:tc>
+          <w:tcPr>
+            <w:tcW w:type="dxa" w:w="1728"/>
+          </w:tcPr>
+          <w:p>
+            <w:r/>
+            <w:r>
+              <w:rPr>
+                <w:b w:val="0"/>
+              </w:rPr>
+              <w:t>—</w:t>
+            </w:r>
+          </w:p>
+        </w:tc>
+      </w:tr>
+      <w:tr>
+        <w:tc>
+          <w:tcPr>
+            <w:tcW w:type="dxa" w:w="1728"/>
+          </w:tcPr>
+          <w:p>
+            <w:r/>
+            <w:r>
+              <w:rPr>
+                <w:b w:val="0"/>
+              </w:rPr>
+              <w:t>(d) screen locked, machine awake</w:t>
+            </w:r>
+          </w:p>
+        </w:tc>
+        <w:tc>
+          <w:tcPr>
+            <w:tcW w:type="dxa" w:w="1728"/>
+          </w:tcPr>
+          <w:p>
+            <w:r/>
+            <w:r>
+              <w:rPr>
+                <w:b w:val="0"/>
+              </w:rPr>
+              <w:t>hidden, same as covered</w:t>
+            </w:r>
+          </w:p>
+        </w:tc>
+        <w:tc>
+          <w:tcPr>
+            <w:tcW w:type="dxa" w:w="1728"/>
+          </w:tcPr>
+          <w:p>
+            <w:r/>
+            <w:r>
+              <w:rPr>
+                <w:b w:val="0"/>
+              </w:rPr>
+              <w:t>10/10</w:t>
+            </w:r>
+          </w:p>
+        </w:tc>
+        <w:tc>
+          <w:tcPr>
+            <w:tcW w:type="dxa" w:w="1728"/>
+          </w:tcPr>
+          <w:p>
+            <w:r/>
+            <w:r>
+              <w:rPr>
+                <w:b w:val="0"/>
+              </w:rPr>
+              <w:t>0</w:t>
+            </w:r>
+          </w:p>
+        </w:tc>
+        <w:tc>
+          <w:tcPr>
+            <w:tcW w:type="dxa" w:w="1728"/>
+          </w:tcPr>
+          <w:p>
+            <w:r/>
+            <w:r>
+              <w:rPr>
+                <w:b w:val="0"/>
+              </w:rPr>
+              <w:t>2.2 s / 3.1 s</w:t>
+            </w:r>
+          </w:p>
+        </w:tc>
+      </w:tr>
+    </w:tbl>
+    <w:p/>
+    <w:p>
+      <w:pPr>
+        <w:pStyle w:val="ListBullet"/>
+      </w:pPr>
+      <w:r>
+        <w:rPr>
+          <w:b/>
+        </w:rPr>
+        <w:t>Hidden does not mean broken.</w:t>
+      </w:r>
+      <w:r>
+        <w:rPr>
+          <w:b w:val="0"/>
+        </w:rPr>
+        <w:t xml:space="preserve"> Chrome stops drawing a covered, minimised or locked window and</w:t>
+      </w:r>
+    </w:p>
+    <w:p>
+      <w:r>
+        <w:rPr>
+          <w:b w:val="0"/>
+        </w:rPr>
+        <w:t xml:space="preserve">  slows its timers, but the page still loads and the content script still reads it and reports back</w:t>
+      </w:r>
+    </w:p>
+    <w:p>
+      <w:r>
+        <w:rPr>
+          <w:b w:val="0"/>
+        </w:rPr>
+        <w:t xml:space="preserve">  as fast as when visible. The old background-tab timeouts are not reproduced by a hidden window.</w:t>
+      </w:r>
+    </w:p>
+    <w:p>
+      <w:pPr>
+        <w:pStyle w:val="ListBullet"/>
+      </w:pPr>
+      <w:r>
+        <w:rPr>
+          <w:b/>
+        </w:rPr>
+        <w:t>The window never took focus</w:t>
+      </w:r>
+      <w:r>
+        <w:rPr>
+          <w:b w:val="0"/>
+        </w:rPr>
+        <w:t xml:space="preserve"> in any round, and does not need to be activated once to work.</w:t>
+      </w:r>
+    </w:p>
+    <w:p>
+      <w:pPr>
+        <w:pStyle w:val="ListBullet"/>
+      </w:pPr>
+      <w:r>
+        <w:rPr>
+          <w:b/>
+        </w:rPr>
+        <w:t>Consequences for the design:</w:t>
+      </w:r>
+      <w:r>
+        <w:rPr>
+          <w:b w:val="0"/>
+        </w:rPr>
+        <w:t xml:space="preserve"> the fallback (B, run only while the user is away) is not needed,</w:t>
+      </w:r>
+    </w:p>
+    <w:p>
+      <w:r>
+        <w:rPr>
+          <w:b w:val="0"/>
+        </w:rPr>
+        <w:t xml:space="preserve">  and neither is the pause on </w:t>
+      </w:r>
+      <w:r>
+        <w:rPr>
+          <w:rFonts w:ascii="Consolas" w:hAnsi="Consolas"/>
+          <w:b w:val="0"/>
+        </w:rPr>
+        <w:t>chrome.idle</w:t>
+      </w:r>
+      <w:r>
+        <w:rPr>
+          <w:b w:val="0"/>
+        </w:rPr>
+        <w:t xml:space="preserve"> "locked" described above. The </w:t>
+      </w:r>
+      <w:r>
+        <w:rPr>
+          <w:rFonts w:ascii="Consolas" w:hAnsi="Consolas"/>
+          <w:b w:val="0"/>
+        </w:rPr>
+        <w:t>idle</w:t>
+      </w:r>
+      <w:r>
+        <w:rPr>
+          <w:b w:val="0"/>
+        </w:rPr>
+        <w:t xml:space="preserve"> permission is not</w:t>
+      </w:r>
+    </w:p>
+    <w:p>
+      <w:r>
+        <w:rPr>
+          <w:b w:val="0"/>
+        </w:rPr>
+        <w:t xml:space="preserve">  required. The window will usually open behind the user's work, which is expected and harmless.</w:t>
+      </w:r>
+    </w:p>
+    <w:p>
+      <w:pPr>
+        <w:pStyle w:val="ListBullet"/>
+      </w:pPr>
+      <w:r>
+        <w:rPr>
+          <w:b/>
+        </w:rPr>
+        <w:t>Found in passing, not a window issue:</w:t>
+      </w:r>
+      <w:r>
+        <w:rPr>
+          <w:b w:val="0"/>
+        </w:rPr>
+        <w:t xml:space="preserve"> 6 of the 30 lookups read a different company id from the</w:t>
+      </w:r>
+    </w:p>
+    <w:p>
+      <w:r>
+        <w:rPr>
+          <w:b w:val="0"/>
+        </w:rPr>
+        <w:t xml:space="preserve">  one stored for that account (Octapharma, Comet Holding, Lalique Group, Komax Holding, FMV, BNP</w:t>
+      </w:r>
+    </w:p>
+    <w:p>
+      <w:r>
+        <w:rPr>
+          <w:b w:val="0"/>
+        </w:rPr>
+        <w:t xml:space="preserve">  Paribas Switzerland). Since the Scanner selects accounts by that id, this is a readiness question</w:t>
+      </w:r>
+    </w:p>
+    <w:p>
+      <w:r>
+        <w:rPr>
+          <w:b w:val="0"/>
+        </w:rPr>
+        <w:t xml:space="preserve">  for step 1: a stored id should be re-checked against its own LinkedIn page before it counts as</w:t>
+      </w:r>
+    </w:p>
+    <w:p>
+      <w:r>
+        <w:rPr>
+          <w:b w:val="0"/>
+        </w:rPr>
+        <w:t xml:space="preserve">  verified. Which side is wrong has not been established yet.</w:t>
+      </w:r>
+    </w:p>
+    <w:p>
+      <w:pPr>
         <w:pStyle w:val="Heading2"/>
       </w:pPr>
       <w:r>
@@ -8684,7 +9265,19 @@
               <w:rPr>
                 <w:b w:val="0"/>
               </w:rPr>
-              <w:t>A dedicated unfocused SalesTeam window, proven by the step 0 test; "only while the user is away" as the fallback (section 8)</w:t>
+              <w:t xml:space="preserve">A dedicated unfocused SalesTeam window, proven by the step 0 test; "only while the user is away" as the fallback (section 8). </w:t>
+            </w:r>
+            <w:r>
+              <w:rPr>
+                <w:b/>
+              </w:rPr>
+              <w:t>Step 0 passed on 2026-09-25</w:t>
+            </w:r>
+            <w:r>
+              <w:rPr>
+                <w:b w:val="0"/>
+              </w:rPr>
+              <w:t>: 30/30 lookups, 0 timeouts, visible, covered and locked; no fallback needed</w:t>
             </w:r>
           </w:p>
         </w:tc>

--- a/DATA_PIPELINE_DESIGN.docx
+++ b/DATA_PIPELINE_DESIGN.docx
@@ -44,7 +44,7 @@
         <w:rPr>
           <w:b w:val="0"/>
         </w:rPr>
-        <w:t xml:space="preserve"> (section 12). Implementation starts with build step 0.</w:t>
+        <w:t xml:space="preserve"> (section 12). Step 0 done 2026-09-25; step 1 built 2026-09-25, awaiting a live check (section 11, *Step 1 as built*).</w:t>
       </w:r>
     </w:p>
     <w:p>
@@ -2801,49 +2801,49 @@
         <w:rPr>
           <w:b w:val="0"/>
         </w:rPr>
-        <w:t xml:space="preserve">which counts as LinkedIn. Contacts keep their existing </w:t>
+        <w:t>which counts as LinkedIn. Contacts need no new schema: a contact counts as verified when it has a</w:t>
+      </w:r>
+    </w:p>
+    <w:p>
+      <w:r>
+        <w:rPr>
+          <w:b w:val="0"/>
+        </w:rPr>
+        <w:t>LinkedIn profile URL (</w:t>
       </w:r>
       <w:r>
         <w:rPr>
           <w:rFonts w:ascii="Consolas" w:hAnsi="Consolas"/>
           <w:b w:val="0"/>
         </w:rPr>
+        <w:t>lastVerified2</w:t>
+      </w:r>
+      <w:r>
+        <w:rPr>
+          <w:b w:val="0"/>
+        </w:rPr>
+        <w:t xml:space="preserve">, which holds the URL, not a date) and its </w:t>
+      </w:r>
+      <w:r>
+        <w:rPr>
+          <w:rFonts w:ascii="Consolas" w:hAnsi="Consolas"/>
+          <w:b w:val="0"/>
+        </w:rPr>
         <w:t>lastVerified</w:t>
       </w:r>
       <w:r>
         <w:rPr>
           <w:b w:val="0"/>
         </w:rPr>
-        <w:t xml:space="preserve"> / </w:t>
-      </w:r>
-      <w:r>
-        <w:rPr>
-          <w:rFonts w:ascii="Consolas" w:hAnsi="Consolas"/>
-          <w:b w:val="0"/>
-        </w:rPr>
-        <w:t>lastVerified2</w:t>
-      </w:r>
-      <w:r>
-        <w:rPr>
-          <w:b w:val="0"/>
-        </w:rPr>
-        <w:t xml:space="preserve"> pair, so no</w:t>
-      </w:r>
-    </w:p>
-    <w:p>
-      <w:r>
-        <w:rPr>
-          <w:b w:val="0"/>
-        </w:rPr>
-        <w:t>new contact schema is needed. A contact counts as verified when it has a LinkedIn profile URL and</w:t>
-      </w:r>
-    </w:p>
-    <w:p>
-      <w:r>
-        <w:rPr>
-          <w:b w:val="0"/>
-        </w:rPr>
-        <w:t>either date is within 6 months.</w:t>
+        <w:t xml:space="preserve"> date</w:t>
+      </w:r>
+    </w:p>
+    <w:p>
+      <w:r>
+        <w:rPr>
+          <w:b w:val="0"/>
+        </w:rPr>
+        <w:t>is within 6 months (corrected in step 1, see section 11).</w:t>
       </w:r>
     </w:p>
     <w:p>
@@ -9150,6 +9150,928 @@
           <w:b w:val="0"/>
         </w:rPr>
         <w:t>internal builds, and that 1.2.0 is whichever build he decides to submit.</w:t>
+      </w:r>
+    </w:p>
+    <w:p>
+      <w:pPr>
+        <w:pStyle w:val="Heading3"/>
+      </w:pPr>
+      <w:r>
+        <w:rPr>
+          <w:b w:val="0"/>
+        </w:rPr>
+        <w:t>Step 1 as built (2026-09-25)</w:t>
+      </w:r>
+    </w:p>
+    <w:p>
+      <w:r>
+        <w:rPr>
+          <w:b w:val="0"/>
+        </w:rPr>
+        <w:t xml:space="preserve">Branch </w:t>
+      </w:r>
+      <w:r>
+        <w:rPr>
+          <w:rFonts w:ascii="Consolas" w:hAnsi="Consolas"/>
+          <w:b w:val="0"/>
+        </w:rPr>
+        <w:t>feature/pipeline-step1</w:t>
+      </w:r>
+      <w:r>
+        <w:rPr>
+          <w:b w:val="0"/>
+        </w:rPr>
+        <w:t>. Still read-only: nothing visits LinkedIn that did not before.</w:t>
+      </w:r>
+    </w:p>
+    <w:p>
+      <w:pPr>
+        <w:pStyle w:val="ListBullet"/>
+      </w:pPr>
+      <w:r>
+        <w:rPr>
+          <w:b/>
+        </w:rPr>
+        <w:t>`code/readiness.js`</w:t>
+      </w:r>
+      <w:r>
+        <w:rPr>
+          <w:b w:val="0"/>
+        </w:rPr>
+        <w:t xml:space="preserve"> (pure): </w:t>
+      </w:r>
+      <w:r>
+        <w:rPr>
+          <w:rFonts w:ascii="Consolas" w:hAnsi="Consolas"/>
+          <w:b w:val="0"/>
+        </w:rPr>
+        <w:t>assessAccount</w:t>
+      </w:r>
+      <w:r>
+        <w:rPr>
+          <w:b w:val="0"/>
+        </w:rPr>
+        <w:t xml:space="preserve">, </w:t>
+      </w:r>
+      <w:r>
+        <w:rPr>
+          <w:rFonts w:ascii="Consolas" w:hAnsi="Consolas"/>
+          <w:b w:val="0"/>
+        </w:rPr>
+        <w:t>isScannable</w:t>
+      </w:r>
+      <w:r>
+        <w:rPr>
+          <w:b w:val="0"/>
+        </w:rPr>
+        <w:t xml:space="preserve">, </w:t>
+      </w:r>
+      <w:r>
+        <w:rPr>
+          <w:rFonts w:ascii="Consolas" w:hAnsi="Consolas"/>
+          <w:b w:val="0"/>
+        </w:rPr>
+        <w:t>requiredFields</w:t>
+      </w:r>
+      <w:r>
+        <w:rPr>
+          <w:b w:val="0"/>
+        </w:rPr>
+        <w:t xml:space="preserve">, </w:t>
+      </w:r>
+      <w:r>
+        <w:rPr>
+          <w:rFonts w:ascii="Consolas" w:hAnsi="Consolas"/>
+          <w:b w:val="0"/>
+        </w:rPr>
+        <w:t>deriveProvenance</w:t>
+      </w:r>
+      <w:r>
+        <w:rPr>
+          <w:b w:val="0"/>
+        </w:rPr>
+        <w:t>,</w:t>
+      </w:r>
+    </w:p>
+    <w:p>
+      <w:r>
+        <w:rPr>
+          <w:b w:val="0"/>
+        </w:rPr>
+        <w:t xml:space="preserve">  </w:t>
+      </w:r>
+      <w:r>
+        <w:rPr>
+          <w:rFonts w:ascii="Consolas" w:hAnsi="Consolas"/>
+          <w:b w:val="0"/>
+        </w:rPr>
+        <w:t>MIN_READY_TO_SCAN</w:t>
+      </w:r>
+      <w:r>
+        <w:rPr>
+          <w:b w:val="0"/>
+        </w:rPr>
+        <w:t xml:space="preserve">. </w:t>
+      </w:r>
+      <w:r>
+        <w:rPr>
+          <w:rFonts w:ascii="Consolas" w:hAnsi="Consolas"/>
+          <w:b w:val="0"/>
+        </w:rPr>
+        <w:t>test_pure_modules.py</w:t>
+      </w:r>
+      <w:r>
+        <w:rPr>
+          <w:b w:val="0"/>
+        </w:rPr>
+        <w:t xml:space="preserve"> covers it, including the 3.4 check that every Ready or</w:t>
+      </w:r>
+    </w:p>
+    <w:p>
+      <w:r>
+        <w:rPr>
+          <w:b w:val="0"/>
+        </w:rPr>
+        <w:t xml:space="preserve">  Usable account is one </w:t>
+      </w:r>
+      <w:r>
+        <w:rPr>
+          <w:rFonts w:ascii="Consolas" w:hAnsi="Consolas"/>
+          <w:b w:val="0"/>
+        </w:rPr>
+        <w:t>isScannable</w:t>
+      </w:r>
+      <w:r>
+        <w:rPr>
+          <w:b w:val="0"/>
+        </w:rPr>
+        <w:t xml:space="preserve"> accepts.</w:t>
+      </w:r>
+    </w:p>
+    <w:p>
+      <w:pPr>
+        <w:pStyle w:val="ListBullet"/>
+      </w:pPr>
+      <w:r>
+        <w:rPr>
+          <w:b/>
+        </w:rPr>
+        <w:t>`getAccountViews()`</w:t>
+      </w:r>
+      <w:r>
+        <w:rPr>
+          <w:b w:val="0"/>
+        </w:rPr>
+        <w:t xml:space="preserve"> in </w:t>
+      </w:r>
+      <w:r>
+        <w:rPr>
+          <w:rFonts w:ascii="Consolas" w:hAnsi="Consolas"/>
+          <w:b w:val="0"/>
+        </w:rPr>
+        <w:t>storage.js</w:t>
+      </w:r>
+      <w:r>
+        <w:rPr>
+          <w:b w:val="0"/>
+        </w:rPr>
+        <w:t xml:space="preserve"> is the one join. </w:t>
+      </w:r>
+      <w:r>
+        <w:rPr>
+          <w:rFonts w:ascii="Consolas" w:hAnsi="Consolas"/>
+          <w:b w:val="0"/>
+        </w:rPr>
+        <w:t>getAccountReadiness()</w:t>
+      </w:r>
+      <w:r>
+        <w:rPr>
+          <w:b w:val="0"/>
+        </w:rPr>
+        <w:t xml:space="preserve"> pairs each live</w:t>
+      </w:r>
+    </w:p>
+    <w:p>
+      <w:r>
+        <w:rPr>
+          <w:b w:val="0"/>
+        </w:rPr>
+        <w:t xml:space="preserve">  account with its assessment. </w:t>
+      </w:r>
+      <w:r>
+        <w:rPr>
+          <w:rFonts w:ascii="Consolas" w:hAnsi="Consolas"/>
+          <w:b w:val="0"/>
+        </w:rPr>
+        <w:t>getScanTargetCompanyIds</w:t>
+      </w:r>
+      <w:r>
+        <w:rPr>
+          <w:b w:val="0"/>
+        </w:rPr>
+        <w:t xml:space="preserve"> is rebuilt on </w:t>
+      </w:r>
+      <w:r>
+        <w:rPr>
+          <w:rFonts w:ascii="Consolas" w:hAnsi="Consolas"/>
+          <w:b w:val="0"/>
+        </w:rPr>
+        <w:t>isScannable</w:t>
+      </w:r>
+      <w:r>
+        <w:rPr>
+          <w:b w:val="0"/>
+        </w:rPr>
+        <w:t xml:space="preserve"> (defect 2.5.2).</w:t>
+      </w:r>
+    </w:p>
+    <w:p>
+      <w:pPr>
+        <w:pStyle w:val="ListBullet"/>
+      </w:pPr>
+      <w:r>
+        <w:rPr>
+          <w:b/>
+        </w:rPr>
+        <w:t>Provenance</w:t>
+      </w:r>
+      <w:r>
+        <w:rPr>
+          <w:b w:val="0"/>
+        </w:rPr>
+        <w:t xml:space="preserve"> is stored in </w:t>
+      </w:r>
+      <w:r>
+        <w:rPr>
+          <w:rFonts w:ascii="Consolas" w:hAnsi="Consolas"/>
+          <w:b w:val="0"/>
+        </w:rPr>
+        <w:t>extras[key].provenance</w:t>
+      </w:r>
+      <w:r>
+        <w:rPr>
+          <w:b w:val="0"/>
+        </w:rPr>
+        <w:t xml:space="preserve">. Each entry holds </w:t>
+      </w:r>
+      <w:r>
+        <w:rPr>
+          <w:rFonts w:ascii="Consolas" w:hAnsi="Consolas"/>
+          <w:b w:val="0"/>
+        </w:rPr>
+        <w:t>v</w:t>
+      </w:r>
+      <w:r>
+        <w:rPr>
+          <w:b w:val="0"/>
+        </w:rPr>
+        <w:t>, the value it vouches for.</w:t>
+      </w:r>
+    </w:p>
+    <w:p>
+      <w:r>
+        <w:rPr>
+          <w:b w:val="0"/>
+        </w:rPr>
+        <w:t xml:space="preserve">  An entry whose </w:t>
+      </w:r>
+      <w:r>
+        <w:rPr>
+          <w:rFonts w:ascii="Consolas" w:hAnsi="Consolas"/>
+          <w:b w:val="0"/>
+        </w:rPr>
+        <w:t>v</w:t>
+      </w:r>
+      <w:r>
+        <w:rPr>
+          <w:b w:val="0"/>
+        </w:rPr>
+        <w:t xml:space="preserve"> no longer matches the stored value is ignored, and the field's provenance is</w:t>
+      </w:r>
+    </w:p>
+    <w:p>
+      <w:r>
+        <w:rPr>
+          <w:b w:val="0"/>
+        </w:rPr>
+        <w:t xml:space="preserve">  derived again. So a re-import, a merge or an undo can never leave provenance vouching for a value</w:t>
+      </w:r>
+    </w:p>
+    <w:p>
+      <w:r>
+        <w:rPr>
+          <w:b w:val="0"/>
+        </w:rPr>
+        <w:t xml:space="preserve">  that has gone. The writers stamp provenance in the same write as the value: the resolver, the</w:t>
+      </w:r>
+    </w:p>
+    <w:p>
+      <w:r>
+        <w:rPr>
+          <w:b w:val="0"/>
+        </w:rPr>
+        <w:t xml:space="preserve">  Discovery id backfill, Fetch Company Size, accepted web findings (single and bulk) and manual edits.</w:t>
+      </w:r>
+    </w:p>
+    <w:p>
+      <w:pPr>
+        <w:pStyle w:val="ListBullet"/>
+      </w:pPr>
+      <w:r>
+        <w:rPr>
+          <w:b/>
+        </w:rPr>
+        <w:t>The stored-id re-check rule</w:t>
+      </w:r>
+      <w:r>
+        <w:rPr>
+          <w:b w:val="0"/>
+        </w:rPr>
+        <w:t xml:space="preserve"> (from the step 0 mismatch finding): </w:t>
+      </w:r>
+      <w:r>
+        <w:rPr>
+          <w:rFonts w:ascii="Consolas" w:hAnsi="Consolas"/>
+          <w:b w:val="0"/>
+        </w:rPr>
+        <w:t>linkedinCompanyId</w:t>
+      </w:r>
+      <w:r>
+        <w:rPr>
+          <w:b w:val="0"/>
+        </w:rPr>
+        <w:t xml:space="preserve"> counts as</w:t>
+      </w:r>
+    </w:p>
+    <w:p>
+      <w:r>
+        <w:rPr>
+          <w:b w:val="0"/>
+        </w:rPr>
+        <w:t xml:space="preserve">  verified only when its provenance records the page the id was read from (</w:t>
+      </w:r>
+      <w:r>
+        <w:rPr>
+          <w:rFonts w:ascii="Consolas" w:hAnsi="Consolas"/>
+          <w:b w:val="0"/>
+        </w:rPr>
+        <w:t>link</w:t>
+      </w:r>
+      <w:r>
+        <w:rPr>
+          <w:b w:val="0"/>
+        </w:rPr>
+        <w:t>), and that page is</w:t>
+      </w:r>
+    </w:p>
+    <w:p>
+      <w:r>
+        <w:rPr>
+          <w:b w:val="0"/>
+        </w:rPr>
+        <w:t xml:space="preserve">  the account's current LinkedIn link. Ids stored before 1.2 carry no such record, so they show as</w:t>
+      </w:r>
+    </w:p>
+    <w:p>
+      <w:r>
+        <w:rPr>
+          <w:b w:val="0"/>
+        </w:rPr>
+        <w:t xml:space="preserve">  *not yet re-checked* and the account is </w:t>
+      </w:r>
+      <w:r>
+        <w:rPr>
+          <w:b/>
+        </w:rPr>
+        <w:t>Usable, not Ready</w:t>
+      </w:r>
+      <w:r>
+        <w:rPr>
+          <w:b w:val="0"/>
+        </w:rPr>
+        <w:t>, until step 2's pipeline re-reads</w:t>
+      </w:r>
+    </w:p>
+    <w:p>
+      <w:r>
+        <w:rPr>
+          <w:b w:val="0"/>
+        </w:rPr>
+        <w:t xml:space="preserve">  them. A re-import that changes an account's link invalidates its id the same way. Discovered rows</w:t>
+      </w:r>
+    </w:p>
+    <w:p>
+      <w:r>
+        <w:rPr>
+          <w:b w:val="0"/>
+        </w:rPr>
+        <w:t xml:space="preserve">  are the exception: their id and link come off the same search card.</w:t>
+      </w:r>
+    </w:p>
+    <w:p>
+      <w:pPr>
+        <w:pStyle w:val="ListBullet"/>
+      </w:pPr>
+      <w:r>
+        <w:rPr>
+          <w:b/>
+        </w:rPr>
+        <w:t>Defect 2.5.1:</w:t>
+      </w:r>
+      <w:r>
+        <w:rPr>
+          <w:b w:val="0"/>
+        </w:rPr>
+        <w:t xml:space="preserve"> </w:t>
+      </w:r>
+      <w:r>
+        <w:rPr>
+          <w:rFonts w:ascii="Consolas" w:hAnsi="Consolas"/>
+          <w:b w:val="0"/>
+        </w:rPr>
+        <w:t>getCompaniesNeedingSize</w:t>
+      </w:r>
+      <w:r>
+        <w:rPr>
+          <w:b w:val="0"/>
+        </w:rPr>
+        <w:t xml:space="preserve"> uses </w:t>
+      </w:r>
+      <w:r>
+        <w:rPr>
+          <w:rFonts w:ascii="Consolas" w:hAnsi="Consolas"/>
+          <w:b w:val="0"/>
+        </w:rPr>
+        <w:t>parseLooseNumber</w:t>
+      </w:r>
+      <w:r>
+        <w:rPr>
+          <w:b w:val="0"/>
+        </w:rPr>
+        <w:t>.</w:t>
+      </w:r>
+    </w:p>
+    <w:p>
+      <w:pPr>
+        <w:pStyle w:val="ListBullet"/>
+      </w:pPr>
+      <w:r>
+        <w:rPr>
+          <w:b/>
+        </w:rPr>
+        <w:t>Defect 2.5.3, as far as step 1 can go without the scheduler:</w:t>
+      </w:r>
+      <w:r>
+        <w:rPr>
+          <w:b w:val="0"/>
+        </w:rPr>
+        <w:t xml:space="preserve"> the automatic scoring now also</w:t>
+      </w:r>
+    </w:p>
+    <w:p>
+      <w:r>
+        <w:rPr>
+          <w:b w:val="0"/>
+        </w:rPr>
+        <w:t xml:space="preserve">  re-scores locally computed priorities. It runs after an import or merge, after contact discovery,</w:t>
+      </w:r>
+    </w:p>
+    <w:p>
+      <w:r>
+        <w:rPr>
+          <w:b w:val="0"/>
+        </w:rPr>
+        <w:t xml:space="preserve">  after Fetch Company Size, and on opening Target Accounts. It never touches a manual override or an</w:t>
+      </w:r>
+    </w:p>
+    <w:p>
+      <w:r>
+        <w:rPr>
+          <w:b w:val="0"/>
+        </w:rPr>
+        <w:t xml:space="preserve">  AI-judged score (its reason contains "Strategic Fit:"). Only companies whose score moved are</w:t>
+      </w:r>
+    </w:p>
+    <w:p>
+      <w:r>
+        <w:rPr>
+          <w:b w:val="0"/>
+        </w:rPr>
+        <w:t xml:space="preserve">  written.</w:t>
+      </w:r>
+    </w:p>
+    <w:p>
+      <w:pPr>
+        <w:pStyle w:val="ListBullet"/>
+      </w:pPr>
+      <w:r>
+        <w:rPr>
+          <w:b/>
+        </w:rPr>
+        <w:t>UI:</w:t>
+      </w:r>
+      <w:r>
+        <w:rPr>
+          <w:b w:val="0"/>
+        </w:rPr>
+        <w:t xml:space="preserve"> a first pie, </w:t>
+      </w:r>
+      <w:r>
+        <w:rPr>
+          <w:b/>
+        </w:rPr>
+        <w:t>Pipeline status</w:t>
+      </w:r>
+      <w:r>
+        <w:rPr>
+          <w:b w:val="0"/>
+        </w:rPr>
+        <w:t>, on the Target Accounts dashboard, with a one-line count</w:t>
+      </w:r>
+    </w:p>
+    <w:p>
+      <w:r>
+        <w:rPr>
+          <w:b w:val="0"/>
+        </w:rPr>
+        <w:t xml:space="preserve">  under it. Clicking a slice filters the table by the new </w:t>
+      </w:r>
+      <w:r>
+        <w:rPr>
+          <w:b/>
+        </w:rPr>
+        <w:t>Readiness</w:t>
+      </w:r>
+      <w:r>
+        <w:rPr>
+          <w:b w:val="0"/>
+        </w:rPr>
+        <w:t xml:space="preserve"> column, and hovering a</w:t>
+      </w:r>
+    </w:p>
+    <w:p>
+      <w:r>
+        <w:rPr>
+          <w:b w:val="0"/>
+        </w:rPr>
+        <w:t xml:space="preserve">  Readiness pill lists what the account still lacks. Both are redrawn, debounced, when any account</w:t>
+      </w:r>
+    </w:p>
+    <w:p>
+      <w:r>
+        <w:rPr>
+          <w:b w:val="0"/>
+        </w:rPr>
+        <w:t xml:space="preserve">  store or the targeting settings change.</w:t>
+      </w:r>
+    </w:p>
+    <w:p>
+      <w:r>
+        <w:rPr>
+          <w:b/>
+        </w:rPr>
+        <w:t>Differences from the design text, found in the code:</w:t>
+      </w:r>
+    </w:p>
+    <w:p>
+      <w:pPr>
+        <w:pStyle w:val="ListNumber"/>
+      </w:pPr>
+      <w:r>
+        <w:rPr>
+          <w:b w:val="0"/>
+        </w:rPr>
+        <w:t xml:space="preserve">Contacts: </w:t>
+      </w:r>
+      <w:r>
+        <w:rPr>
+          <w:rFonts w:ascii="Consolas" w:hAnsi="Consolas"/>
+          <w:b w:val="0"/>
+        </w:rPr>
+        <w:t>lastVerified2</w:t>
+      </w:r>
+      <w:r>
+        <w:rPr>
+          <w:b w:val="0"/>
+        </w:rPr>
+        <w:t xml:space="preserve"> is the LinkedIn </w:t>
+      </w:r>
+      <w:r>
+        <w:rPr>
+          <w:b/>
+        </w:rPr>
+        <w:t>profile URL</w:t>
+      </w:r>
+      <w:r>
+        <w:rPr>
+          <w:b w:val="0"/>
+        </w:rPr>
+        <w:t>, not a second date (section 4.1 assumed</w:t>
+      </w:r>
+    </w:p>
+    <w:p>
+      <w:r>
+        <w:rPr>
+          <w:b w:val="0"/>
+        </w:rPr>
+        <w:t xml:space="preserve">   two dates). The contact's date is </w:t>
+      </w:r>
+      <w:r>
+        <w:rPr>
+          <w:rFonts w:ascii="Consolas" w:hAnsi="Consolas"/>
+          <w:b w:val="0"/>
+        </w:rPr>
+        <w:t>lastVerified</w:t>
+      </w:r>
+      <w:r>
+        <w:rPr>
+          <w:b w:val="0"/>
+        </w:rPr>
+        <w:t>. Discovered contacts had no date at all: they now</w:t>
+      </w:r>
+    </w:p>
+    <w:p>
+      <w:r>
+        <w:rPr>
+          <w:b w:val="0"/>
+        </w:rPr>
+        <w:t xml:space="preserve">   get the day they were found, and older ones fall back to the account's</w:t>
+      </w:r>
+    </w:p>
+    <w:p>
+      <w:r>
+        <w:rPr>
+          <w:b w:val="0"/>
+        </w:rPr>
+        <w:t xml:space="preserve">   </w:t>
+      </w:r>
+      <w:r>
+        <w:rPr>
+          <w:rFonts w:ascii="Consolas" w:hAnsi="Consolas"/>
+          <w:b w:val="0"/>
+        </w:rPr>
+        <w:t>contactDiscoveryAttemptedAt</w:t>
+      </w:r>
+      <w:r>
+        <w:rPr>
+          <w:b w:val="0"/>
+        </w:rPr>
+        <w:t>, then the import date.</w:t>
+      </w:r>
+    </w:p>
+    <w:p>
+      <w:pPr>
+        <w:pStyle w:val="ListNumber"/>
+      </w:pPr>
+      <w:r>
+        <w:rPr>
+          <w:b w:val="0"/>
+        </w:rPr>
+        <w:t xml:space="preserve">Discovered companies keep their LinkedIn id on the workbook row, not in the </w:t>
+      </w:r>
+      <w:r>
+        <w:rPr>
+          <w:rFonts w:ascii="Consolas" w:hAnsi="Consolas"/>
+          <w:b w:val="0"/>
+        </w:rPr>
+        <w:t>targetAccounts</w:t>
+      </w:r>
+      <w:r>
+        <w:rPr>
+          <w:b w:val="0"/>
+        </w:rPr>
+        <w:t xml:space="preserve"> map,</w:t>
+      </w:r>
+    </w:p>
+    <w:p>
+      <w:r>
+        <w:rPr>
+          <w:b w:val="0"/>
+        </w:rPr>
+        <w:t xml:space="preserve">   so the old scan selection never scanned them. </w:t>
+      </w:r>
+      <w:r>
+        <w:rPr>
+          <w:rFonts w:ascii="Consolas" w:hAnsi="Consolas"/>
+          <w:b w:val="0"/>
+        </w:rPr>
+        <w:t>getAccountViews</w:t>
+      </w:r>
+      <w:r>
+        <w:rPr>
+          <w:b w:val="0"/>
+        </w:rPr>
+        <w:t xml:space="preserve"> reads both, so **Discovered</w:t>
+      </w:r>
+    </w:p>
+    <w:p>
+      <w:r>
+        <w:rPr>
+          <w:b w:val="0"/>
+        </w:rPr>
+        <w:t xml:space="preserve">   companies with a P1–P3 priority are now scanned.**</w:t>
+      </w:r>
+    </w:p>
+    <w:p>
+      <w:pPr>
+        <w:pStyle w:val="ListNumber"/>
+      </w:pPr>
+      <w:r>
+        <w:rPr>
+          <w:b w:val="0"/>
+        </w:rPr>
+        <w:t xml:space="preserve">Scope "all" now needs a P1–P5 priority, per </w:t>
+      </w:r>
+      <w:r>
+        <w:rPr>
+          <w:rFonts w:ascii="Consolas" w:hAnsi="Consolas"/>
+          <w:b w:val="0"/>
+        </w:rPr>
+        <w:t>isScannable</w:t>
+      </w:r>
+      <w:r>
+        <w:rPr>
+          <w:b w:val="0"/>
+        </w:rPr>
+        <w:t>. Before, it also took unscored</w:t>
+      </w:r>
+    </w:p>
+    <w:p>
+      <w:r>
+        <w:rPr>
+          <w:b w:val="0"/>
+        </w:rPr>
+        <w:t xml:space="preserve">   companies. The automatic scoring leaves almost none unscored.</w:t>
+      </w:r>
+    </w:p>
+    <w:p>
+      <w:pPr>
+        <w:pStyle w:val="ListNumber"/>
+      </w:pPr>
+      <w:r>
+        <w:rPr>
+          <w:b w:val="0"/>
+        </w:rPr>
+        <w:t>With no seniority levels set in the wizard, any contact counts as relevant, rather than none.</w:t>
+      </w:r>
+    </w:p>
+    <w:p>
+      <w:pPr>
+        <w:pStyle w:val="ListNumber"/>
+      </w:pPr>
+      <w:r>
+        <w:rPr>
+          <w:b w:val="0"/>
+        </w:rPr>
+        <w:t>Excluded accounts are left out of the pie, the same as deleted ones. The table already hides both.</w:t>
+      </w:r>
+    </w:p>
+    <w:p>
+      <w:r>
+        <w:rPr>
+          <w:b/>
+        </w:rPr>
+        <w:t>Added during the live test (2026-09-25, build 1.1.4):</w:t>
+      </w:r>
+    </w:p>
+    <w:p>
+      <w:pPr>
+        <w:pStyle w:val="ListNumber"/>
+      </w:pPr>
+      <w:r>
+        <w:rPr>
+          <w:b/>
+        </w:rPr>
+        <w:t>Contact relevance reads the research's own Seniority column first</w:t>
+      </w:r>
+      <w:r>
+        <w:rPr>
+          <w:b w:val="0"/>
+        </w:rPr>
+        <w:t xml:space="preserve"> ("C-level / Group",</w:t>
+      </w:r>
+    </w:p>
+    <w:p>
+      <w:r>
+        <w:rPr>
+          <w:b w:val="0"/>
+        </w:rPr>
+        <w:t xml:space="preserve">   "Specialist"…). The job-title guess is used only for contacts without it. Any "Chief … Officer"</w:t>
+      </w:r>
+    </w:p>
+    <w:p>
+      <w:r>
+        <w:rPr>
+          <w:b w:val="0"/>
+        </w:rPr>
+        <w:t xml:space="preserve">   title now counts as C-level, both here and in LinkedIn Discovery's headline check. Before, a title such</w:t>
+      </w:r>
+    </w:p>
+    <w:p>
+      <w:r>
+        <w:rPr>
+          <w:b w:val="0"/>
+        </w:rPr>
+        <w:t xml:space="preserve">   as "Chief Digital &amp; Information Officer" matched no level.</w:t>
+      </w:r>
+    </w:p>
+    <w:p>
+      <w:pPr>
+        <w:pStyle w:val="ListNumber"/>
+      </w:pPr>
+      <w:r>
+        <w:rPr>
+          <w:b/>
+        </w:rPr>
+        <w:t>The contact column "LinkedIn Profile" is now "Contact Link".</w:t>
+      </w:r>
+      <w:r>
+        <w:rPr>
+          <w:b w:val="0"/>
+        </w:rPr>
+        <w:t xml:space="preserve"> The research fills it with any</w:t>
+      </w:r>
+    </w:p>
+    <w:p>
+      <w:r>
+        <w:rPr>
+          <w:b w:val="0"/>
+        </w:rPr>
+        <w:t xml:space="preserve">   page that evidences the person, often a news article. The link says "LinkedIn ↗" only for a real</w:t>
+      </w:r>
+    </w:p>
+    <w:p>
+      <w:r>
+        <w:rPr>
+          <w:b w:val="0"/>
+        </w:rPr>
+        <w:t xml:space="preserve">   profile; any other page shows its site name. Readiness applies the same test.</w:t>
+      </w:r>
+    </w:p>
+    <w:p>
+      <w:pPr>
+        <w:pStyle w:val="ListNumber"/>
+      </w:pPr>
+      <w:r>
+        <w:rPr>
+          <w:b/>
+        </w:rPr>
+        <w:t>A "Still to do" line under the pie</w:t>
+      </w:r>
+      <w:r>
+        <w:rPr>
+          <w:b w:val="0"/>
+        </w:rPr>
+        <w:t xml:space="preserve"> counts the gaps per field. The first live reading was:</w:t>
+      </w:r>
+    </w:p>
+    <w:p>
+      <w:r>
+        <w:rPr>
+          <w:b w:val="0"/>
+        </w:rPr>
+        <w:t xml:space="preserve">   LinkedIn re-check 533, relevant contact not verified (no LinkedIn profile) 289, employees not</w:t>
+      </w:r>
+    </w:p>
+    <w:p>
+      <w:r>
+        <w:rPr>
+          <w:b w:val="0"/>
+        </w:rPr>
+        <w:t xml:space="preserve">   verified 88, relevant contact missing 78, LinkedIn company missing 1.</w:t>
+      </w:r>
+    </w:p>
+    <w:p>
+      <w:pPr>
+        <w:pStyle w:val="ListNumber"/>
+      </w:pPr>
+      <w:r>
+        <w:rPr>
+          <w:b/>
+        </w:rPr>
+        <w:t>For step 2:</w:t>
+      </w:r>
+      <w:r>
+        <w:rPr>
+          <w:b w:val="0"/>
+        </w:rPr>
+        <w:t xml:space="preserve"> the 289 accounts already know the senior person's name. Finding that one person's</w:t>
+      </w:r>
+    </w:p>
+    <w:p>
+      <w:r>
+        <w:rPr>
+          <w:b w:val="0"/>
+        </w:rPr>
+        <w:t xml:space="preserve">   LinkedIn profile is a narrower, likely cheaper job than a People-tab discovery, and should be</w:t>
+      </w:r>
+    </w:p>
+    <w:p>
+      <w:r>
+        <w:rPr>
+          <w:b w:val="0"/>
+        </w:rPr>
+        <w:t xml:space="preserve">   designed as its own job.</w:t>
       </w:r>
     </w:p>
     <w:p>

--- a/DATA_PIPELINE_DESIGN.docx
+++ b/DATA_PIPELINE_DESIGN.docx
@@ -10072,6 +10072,1334 @@
           <w:b w:val="0"/>
         </w:rPr>
         <w:t xml:space="preserve">   designed as its own job.</w:t>
+      </w:r>
+    </w:p>
+    <w:p>
+      <w:pPr>
+        <w:pStyle w:val="Heading3"/>
+      </w:pPr>
+      <w:r>
+        <w:rPr>
+          <w:b w:val="0"/>
+        </w:rPr>
+        <w:t>Step 2 touch-ups (agreed 2026-09-25)</w:t>
+      </w:r>
+    </w:p>
+    <w:p>
+      <w:r>
+        <w:rPr>
+          <w:b w:val="0"/>
+        </w:rPr>
+        <w:t>Step 1's live reading changed what step 2 mostly has to do. The biggest gaps are not missing data.</w:t>
+      </w:r>
+    </w:p>
+    <w:p>
+      <w:r>
+        <w:rPr>
+          <w:b w:val="0"/>
+        </w:rPr>
+        <w:t>They are data that is already there but not yet confirmed on LinkedIn: 533 ids to re-check and 289</w:t>
+      </w:r>
+    </w:p>
+    <w:p>
+      <w:r>
+        <w:rPr>
+          <w:b w:val="0"/>
+        </w:rPr>
+        <w:t>known contacts with no LinkedIn profile. Four changes follow.</w:t>
+      </w:r>
+    </w:p>
+    <w:p>
+      <w:r>
+        <w:rPr>
+          <w:b/>
+        </w:rPr>
+        <w:t>T1. A new job, `profile`: find a known person's LinkedIn profile.</w:t>
+      </w:r>
+      <w:r>
+        <w:rPr>
+          <w:b w:val="0"/>
+        </w:rPr>
+        <w:t xml:space="preserve"> It runs when the contact gap is</w:t>
+      </w:r>
+    </w:p>
+    <w:p>
+      <w:r>
+        <w:rPr>
+          <w:b w:val="0"/>
+        </w:rPr>
+        <w:t>*"no LinkedIn profile"* or *"out of date"*. It takes the most senior relevant contact the account</w:t>
+      </w:r>
+    </w:p>
+    <w:p>
+      <w:r>
+        <w:rPr>
+          <w:b w:val="0"/>
+        </w:rPr>
+        <w:t>already names, and searches the company's own People tab for that name:</w:t>
+      </w:r>
+    </w:p>
+    <w:p>
+      <w:r>
+        <w:rPr>
+          <w:rFonts w:ascii="Consolas" w:hAnsi="Consolas"/>
+          <w:b w:val="0"/>
+        </w:rPr>
+        <w:t>linkedin.com/company/&lt;slug&gt;/people/?keywords=&lt;first last&gt;</w:t>
+      </w:r>
+      <w:r>
+        <w:rPr>
+          <w:b w:val="0"/>
+        </w:rPr>
+        <w:t xml:space="preserve">. That is </w:t>
+      </w:r>
+      <w:r>
+        <w:rPr>
+          <w:b/>
+        </w:rPr>
+        <w:t>1 touch</w:t>
+      </w:r>
+      <w:r>
+        <w:rPr>
+          <w:b w:val="0"/>
+        </w:rPr>
+        <w:t>, and it reuses the</w:t>
+      </w:r>
+    </w:p>
+    <w:p>
+      <w:r>
+        <w:rPr>
+          <w:b w:val="0"/>
+        </w:rPr>
+        <w:t>existing contact-discovery page reader unchanged.</w:t>
+      </w:r>
+    </w:p>
+    <w:p>
+      <w:pPr>
+        <w:pStyle w:val="ListBullet"/>
+      </w:pPr>
+      <w:r>
+        <w:rPr>
+          <w:b/>
+        </w:rPr>
+        <w:t>Accepted</w:t>
+      </w:r>
+      <w:r>
+        <w:rPr>
+          <w:b w:val="0"/>
+        </w:rPr>
+        <w:t xml:space="preserve"> only when exactly one result's name matches the contact's name (accents, case and</w:t>
+      </w:r>
+    </w:p>
+    <w:p>
+      <w:r>
+        <w:rPr>
+          <w:b w:val="0"/>
+        </w:rPr>
+        <w:t xml:space="preserve">  middle names ignored; first and last name must both match) and its headline does not name a</w:t>
+      </w:r>
+    </w:p>
+    <w:p>
+      <w:r>
+        <w:rPr>
+          <w:b w:val="0"/>
+        </w:rPr>
+        <w:t xml:space="preserve">  different company. The profile link goes into the contact's Contact Link, dated today, with</w:t>
+      </w:r>
+    </w:p>
+    <w:p>
+      <w:r>
+        <w:rPr>
+          <w:b w:val="0"/>
+        </w:rPr>
+        <w:t xml:space="preserve">  provenance </w:t>
+      </w:r>
+      <w:r>
+        <w:rPr>
+          <w:rFonts w:ascii="Consolas" w:hAnsi="Consolas"/>
+          <w:b w:val="0"/>
+        </w:rPr>
+        <w:t>linkedin</w:t>
+      </w:r>
+      <w:r>
+        <w:rPr>
+          <w:b w:val="0"/>
+        </w:rPr>
+        <w:t>.</w:t>
+      </w:r>
+    </w:p>
+    <w:p>
+      <w:pPr>
+        <w:pStyle w:val="ListBullet"/>
+      </w:pPr>
+      <w:r>
+        <w:rPr>
+          <w:b/>
+        </w:rPr>
+        <w:t>Never guessed.</w:t>
+      </w:r>
+      <w:r>
+        <w:rPr>
+          <w:b w:val="0"/>
+        </w:rPr>
+        <w:t xml:space="preserve"> No match, or two or more matches, is recorded as an attempt and nothing is</w:t>
+      </w:r>
+    </w:p>
+    <w:p>
+      <w:r>
+        <w:rPr>
+          <w:b w:val="0"/>
+        </w:rPr>
+        <w:t xml:space="preserve">  written.</w:t>
+      </w:r>
+    </w:p>
+    <w:p>
+      <w:pPr>
+        <w:pStyle w:val="ListBullet"/>
+      </w:pPr>
+      <w:r>
+        <w:rPr>
+          <w:b w:val="0"/>
+        </w:rPr>
+        <w:t>The People tab lists only current employees. So a person who is not found has probably left, or</w:t>
+      </w:r>
+    </w:p>
+    <w:p>
+      <w:r>
+        <w:rPr>
+          <w:b w:val="0"/>
+        </w:rPr>
+        <w:t xml:space="preserve">  is spelled differently. Once every known contact has been searched (see "Step 2 as built"), the </w:t>
+      </w:r>
+      <w:r>
+        <w:rPr>
+          <w:rFonts w:ascii="Consolas" w:hAnsi="Consolas"/>
+          <w:b w:val="0"/>
+        </w:rPr>
+        <w:t>profile</w:t>
+      </w:r>
+      <w:r>
+        <w:rPr>
+          <w:b w:val="0"/>
+        </w:rPr>
+        <w:t xml:space="preserve"> job stops for that account, and</w:t>
+      </w:r>
+    </w:p>
+    <w:p>
+      <w:r>
+        <w:rPr>
+          <w:b w:val="0"/>
+        </w:rPr>
+        <w:t xml:space="preserve">  the ordinary </w:t>
+      </w:r>
+      <w:r>
+        <w:rPr>
+          <w:rFonts w:ascii="Consolas" w:hAnsi="Consolas"/>
+          <w:b w:val="0"/>
+        </w:rPr>
+        <w:t>contacts</w:t>
+      </w:r>
+      <w:r>
+        <w:rPr>
+          <w:b w:val="0"/>
+        </w:rPr>
+        <w:t xml:space="preserve"> job (People-tab discovery by title) takes over.</w:t>
+      </w:r>
+    </w:p>
+    <w:p>
+      <w:pPr>
+        <w:pStyle w:val="ListBullet"/>
+      </w:pPr>
+      <w:r>
+        <w:rPr>
+          <w:b w:val="0"/>
+        </w:rPr>
+        <w:t>A stale contact (older than 6 months) goes through the same search, which also confirms the person</w:t>
+      </w:r>
+    </w:p>
+    <w:p>
+      <w:r>
+        <w:rPr>
+          <w:b w:val="0"/>
+        </w:rPr>
+        <w:t xml:space="preserve">  is still at the company.</w:t>
+      </w:r>
+    </w:p>
+    <w:tbl>
+      <w:tblPr>
+        <w:tblStyle w:val="TableGrid"/>
+        <w:tblW w:type="auto" w:w="0"/>
+        <w:tblLook w:firstColumn="1" w:firstRow="1" w:lastColumn="0" w:lastRow="0" w:noHBand="0" w:noVBand="1" w:val="04A0"/>
+      </w:tblPr>
+      <w:tblGrid>
+        <w:gridCol w:w="2160"/>
+        <w:gridCol w:w="2160"/>
+        <w:gridCol w:w="2160"/>
+        <w:gridCol w:w="2160"/>
+      </w:tblGrid>
+      <w:tr>
+        <w:tc>
+          <w:tcPr>
+            <w:tcW w:type="dxa" w:w="2160"/>
+          </w:tcPr>
+          <w:p>
+            <w:r/>
+            <w:r>
+              <w:rPr>
+                <w:b/>
+              </w:rPr>
+              <w:t>Job</w:t>
+            </w:r>
+          </w:p>
+        </w:tc>
+        <w:tc>
+          <w:tcPr>
+            <w:tcW w:type="dxa" w:w="2160"/>
+          </w:tcPr>
+          <w:p>
+            <w:r/>
+            <w:r>
+              <w:rPr>
+                <w:b/>
+              </w:rPr>
+              <w:t>Tier</w:t>
+            </w:r>
+          </w:p>
+        </w:tc>
+        <w:tc>
+          <w:tcPr>
+            <w:tcW w:type="dxa" w:w="2160"/>
+          </w:tcPr>
+          <w:p>
+            <w:r/>
+            <w:r>
+              <w:rPr>
+                <w:b/>
+              </w:rPr>
+              <w:t>After</w:t>
+            </w:r>
+          </w:p>
+        </w:tc>
+        <w:tc>
+          <w:tcPr>
+            <w:tcW w:type="dxa" w:w="2160"/>
+          </w:tcPr>
+          <w:p>
+            <w:r/>
+            <w:r>
+              <w:rPr>
+                <w:b/>
+              </w:rPr>
+              <w:t>Existing code it wraps</w:t>
+            </w:r>
+          </w:p>
+        </w:tc>
+      </w:tr>
+      <w:tr>
+        <w:tc>
+          <w:tcPr>
+            <w:tcW w:type="dxa" w:w="2160"/>
+          </w:tcPr>
+          <w:p>
+            <w:r/>
+            <w:r>
+              <w:rPr>
+                <w:rFonts w:ascii="Consolas" w:hAnsi="Consolas"/>
+                <w:b w:val="0"/>
+              </w:rPr>
+              <w:t>profile</w:t>
+            </w:r>
+          </w:p>
+        </w:tc>
+        <w:tc>
+          <w:tcPr>
+            <w:tcW w:type="dxa" w:w="2160"/>
+          </w:tcPr>
+          <w:p>
+            <w:r/>
+            <w:r>
+              <w:rPr>
+                <w:b w:val="0"/>
+              </w:rPr>
+              <w:t>linkedin</w:t>
+            </w:r>
+          </w:p>
+        </w:tc>
+        <w:tc>
+          <w:tcPr>
+            <w:tcW w:type="dxa" w:w="2160"/>
+          </w:tcPr>
+          <w:p>
+            <w:r/>
+            <w:r>
+              <w:rPr>
+                <w:rFonts w:ascii="Consolas" w:hAnsi="Consolas"/>
+                <w:b w:val="0"/>
+              </w:rPr>
+              <w:t>resolve</w:t>
+            </w:r>
+          </w:p>
+        </w:tc>
+        <w:tc>
+          <w:tcPr>
+            <w:tcW w:type="dxa" w:w="2160"/>
+          </w:tcPr>
+          <w:p>
+            <w:r/>
+            <w:r>
+              <w:rPr>
+                <w:rFonts w:ascii="Consolas" w:hAnsi="Consolas"/>
+                <w:b w:val="0"/>
+              </w:rPr>
+              <w:t>fetchContactCandidates</w:t>
+            </w:r>
+            <w:r>
+              <w:rPr>
+                <w:b w:val="0"/>
+              </w:rPr>
+              <w:t xml:space="preserve"> in </w:t>
+            </w:r>
+            <w:r>
+              <w:rPr>
+                <w:rFonts w:ascii="Consolas" w:hAnsi="Consolas"/>
+                <w:b w:val="0"/>
+              </w:rPr>
+              <w:t>contact-discovery-extraction.js</w:t>
+            </w:r>
+            <w:r>
+              <w:rPr>
+                <w:b w:val="0"/>
+              </w:rPr>
+              <w:t>, with a name keyword</w:t>
+            </w:r>
+          </w:p>
+        </w:tc>
+      </w:tr>
+    </w:tbl>
+    <w:p/>
+    <w:p>
+      <w:r>
+        <w:rPr>
+          <w:rFonts w:ascii="Consolas" w:hAnsi="Consolas"/>
+          <w:b w:val="0"/>
+        </w:rPr>
+        <w:t>contacts</w:t>
+      </w:r>
+      <w:r>
+        <w:rPr>
+          <w:b w:val="0"/>
+        </w:rPr>
+        <w:t xml:space="preserve"> now runs only when no relevant contact exists, or when </w:t>
+      </w:r>
+      <w:r>
+        <w:rPr>
+          <w:rFonts w:ascii="Consolas" w:hAnsi="Consolas"/>
+          <w:b w:val="0"/>
+        </w:rPr>
+        <w:t>profile</w:t>
+      </w:r>
+      <w:r>
+        <w:rPr>
+          <w:b w:val="0"/>
+        </w:rPr>
+        <w:t xml:space="preserve"> has given up.</w:t>
+      </w:r>
+    </w:p>
+    <w:p>
+      <w:r>
+        <w:rPr>
+          <w:b/>
+        </w:rPr>
+        <w:t>T2. `resolve` also re-checks.</w:t>
+      </w:r>
+      <w:r>
+        <w:rPr>
+          <w:b w:val="0"/>
+        </w:rPr>
+        <w:t xml:space="preserve"> Its </w:t>
+      </w:r>
+      <w:r>
+        <w:rPr>
+          <w:rFonts w:ascii="Consolas" w:hAnsi="Consolas"/>
+          <w:b w:val="0"/>
+        </w:rPr>
+        <w:t>needs</w:t>
+      </w:r>
+      <w:r>
+        <w:rPr>
+          <w:b w:val="0"/>
+        </w:rPr>
+        <w:t xml:space="preserve"> covers an id that is missing </w:t>
+      </w:r>
+      <w:r>
+        <w:rPr>
+          <w:b/>
+        </w:rPr>
+        <w:t>and</w:t>
+      </w:r>
+      <w:r>
+        <w:rPr>
+          <w:b w:val="0"/>
+        </w:rPr>
+        <w:t xml:space="preserve"> an id that is *"not</w:t>
+      </w:r>
+    </w:p>
+    <w:p>
+      <w:r>
+        <w:rPr>
+          <w:b w:val="0"/>
+        </w:rPr>
+        <w:t>yet re-checked"*. With a LinkedIn link, the re-check is one direct visit to that link (1 touch).</w:t>
+      </w:r>
+    </w:p>
+    <w:p>
+      <w:r>
+        <w:rPr>
+          <w:b/>
+        </w:rPr>
+        <w:t>T3. Size comes free on the same visit.</w:t>
+      </w:r>
+      <w:r>
+        <w:rPr>
+          <w:b w:val="0"/>
+        </w:rPr>
+        <w:t xml:space="preserve"> The id reader and the size reader are separate content</w:t>
+      </w:r>
+    </w:p>
+    <w:p>
+      <w:r>
+        <w:rPr>
+          <w:b w:val="0"/>
+        </w:rPr>
+        <w:t xml:space="preserve">scripts, and both already run on every </w:t>
+      </w:r>
+      <w:r>
+        <w:rPr>
+          <w:rFonts w:ascii="Consolas" w:hAnsi="Consolas"/>
+          <w:b w:val="0"/>
+        </w:rPr>
+        <w:t>/company/</w:t>
+      </w:r>
+      <w:r>
+        <w:rPr>
+          <w:b w:val="0"/>
+        </w:rPr>
+        <w:t xml:space="preserve"> page, each switched on by its own flag. When an</w:t>
+      </w:r>
+    </w:p>
+    <w:p>
+      <w:r>
+        <w:rPr>
+          <w:b w:val="0"/>
+        </w:rPr>
+        <w:t>account needs both, the pipeline sets both flags before the one visit and waits for both answers.</w:t>
+      </w:r>
+    </w:p>
+    <w:p>
+      <w:r>
+        <w:rPr>
+          <w:b w:val="0"/>
+        </w:rPr>
+        <w:t xml:space="preserve">So re-check + size = </w:t>
+      </w:r>
+      <w:r>
+        <w:rPr>
+          <w:b/>
+        </w:rPr>
+        <w:t>1 touch</w:t>
+      </w:r>
+      <w:r>
+        <w:rPr>
+          <w:b w:val="0"/>
+        </w:rPr>
+        <w:t xml:space="preserve">, not 2. </w:t>
+      </w:r>
+      <w:r>
+        <w:rPr>
+          <w:rFonts w:ascii="Consolas" w:hAnsi="Consolas"/>
+          <w:b w:val="0"/>
+        </w:rPr>
+        <w:t>size</w:t>
+      </w:r>
+      <w:r>
+        <w:rPr>
+          <w:b w:val="0"/>
+        </w:rPr>
+        <w:t xml:space="preserve"> runs as its own visit only when the id is already</w:t>
+      </w:r>
+    </w:p>
+    <w:p>
+      <w:r>
+        <w:rPr>
+          <w:b w:val="0"/>
+        </w:rPr>
+        <w:t>verified.</w:t>
+      </w:r>
+    </w:p>
+    <w:p>
+      <w:r>
+        <w:rPr>
+          <w:b/>
+        </w:rPr>
+        <w:t>T4. When the re-check reads a different id</w:t>
+      </w:r>
+      <w:r>
+        <w:rPr>
+          <w:b w:val="0"/>
+        </w:rPr>
+        <w:t xml:space="preserve"> (6 of 30 in the step 0 test): the id read from the</w:t>
+      </w:r>
+    </w:p>
+    <w:p>
+      <w:r>
+        <w:rPr>
+          <w:b w:val="0"/>
+        </w:rPr>
+        <w:t>account's own link page is written, because that page is the account's identity. The old id is kept</w:t>
+      </w:r>
+    </w:p>
+    <w:p>
+      <w:r>
+        <w:rPr>
+          <w:b w:val="0"/>
+        </w:rPr>
+        <w:t>in the provenance entry (</w:t>
+      </w:r>
+      <w:r>
+        <w:rPr>
+          <w:rFonts w:ascii="Consolas" w:hAnsi="Consolas"/>
+          <w:b w:val="0"/>
+        </w:rPr>
+        <w:t>replaced</w:t>
+      </w:r>
+      <w:r>
+        <w:rPr>
+          <w:b w:val="0"/>
+        </w:rPr>
+        <w:t>) and written to the batch log, so it can be traced.</w:t>
+      </w:r>
+    </w:p>
+    <w:p>
+      <w:r>
+        <w:rPr>
+          <w:b/>
+        </w:rPr>
+        <w:t>Cost of the current backlog</w:t>
+      </w:r>
+      <w:r>
+        <w:rPr>
+          <w:b w:val="0"/>
+        </w:rPr>
+        <w:t>, at the rolling 75-touch ceiling: about 533 re-checks (size included)</w:t>
+      </w:r>
+    </w:p>
+    <w:p>
+      <w:r>
+        <w:rPr>
+          <w:b w:val="0"/>
+        </w:rPr>
+        <w:t>+ 289 profile searches + 78 contact discoveries at about 2–3 touches each ≈ **1,000 touches, about 14</w:t>
+      </w:r>
+    </w:p>
+    <w:p>
+      <w:r>
+        <w:rPr>
+          <w:b w:val="0"/>
+        </w:rPr>
+        <w:t>days** if nothing else used LinkedIn. It is a one-time cost: after it, only expiries and new accounts</w:t>
+      </w:r>
+    </w:p>
+    <w:p>
+      <w:r>
+        <w:rPr>
+          <w:b w:val="0"/>
+        </w:rPr>
+        <w:t>need touches.</w:t>
+      </w:r>
+    </w:p>
+    <w:p>
+      <w:r>
+        <w:rPr>
+          <w:b/>
+        </w:rPr>
+        <w:t>Step 2 also uses the worker window.</w:t>
+      </w:r>
+      <w:r>
+        <w:rPr>
+          <w:b w:val="0"/>
+        </w:rPr>
+        <w:t xml:space="preserve"> The build order put the unfocused worker window (D1) in step</w:t>
+      </w:r>
+    </w:p>
+    <w:p>
+      <w:pPr>
+        <w:pStyle w:val="ListNumber"/>
+      </w:pPr>
+      <w:r>
+        <w:rPr>
+          <w:b w:val="0"/>
+        </w:rPr>
+        <w:t>Step 0 proved it works, and the one-account entry points need a way to be handed a tab anyway.</w:t>
+      </w:r>
+    </w:p>
+    <w:p>
+      <w:r>
+        <w:rPr>
+          <w:b w:val="0"/>
+        </w:rPr>
+        <w:t>Building them on a foreground tab first and then changing them would be wasted work. So step 2's</w:t>
+      </w:r>
+    </w:p>
+    <w:p>
+      <w:r>
+        <w:rPr>
+          <w:b/>
+        </w:rPr>
+        <w:t>Run pipeline now</w:t>
+      </w:r>
+      <w:r>
+        <w:rPr>
+          <w:b w:val="0"/>
+        </w:rPr>
+        <w:t xml:space="preserve"> already opens the small unfocused window. Because the user clicked it, it keeps</w:t>
+      </w:r>
+    </w:p>
+    <w:p>
+      <w:r>
+        <w:rPr>
+          <w:b w:val="0"/>
+        </w:rPr>
+        <w:t>the computer awake while it runs, like every other user-started job (D4).</w:t>
+      </w:r>
+    </w:p>
+    <w:p>
+      <w:r>
+        <w:rPr>
+          <w:b/>
+        </w:rPr>
+        <w:t>Run pipeline now</w:t>
+      </w:r>
+      <w:r>
+        <w:rPr>
+          <w:b w:val="0"/>
+        </w:rPr>
+        <w:t xml:space="preserve"> is in Advanced tools. It asks how many accounts to process (default 5), so the</w:t>
+      </w:r>
+    </w:p>
+    <w:p>
+      <w:r>
+        <w:rPr>
+          <w:b w:val="0"/>
+        </w:rPr>
+        <w:t>first runs are small and the touches per account can be measured.</w:t>
+      </w:r>
+    </w:p>
+    <w:p>
+      <w:pPr>
+        <w:pStyle w:val="Heading3"/>
+      </w:pPr>
+      <w:r>
+        <w:rPr>
+          <w:b w:val="0"/>
+        </w:rPr>
+        <w:t>Step 2 as built (2026-09-25)</w:t>
+      </w:r>
+    </w:p>
+    <w:p>
+      <w:r>
+        <w:rPr>
+          <w:b w:val="0"/>
+        </w:rPr>
+        <w:t xml:space="preserve">Branch </w:t>
+      </w:r>
+      <w:r>
+        <w:rPr>
+          <w:rFonts w:ascii="Consolas" w:hAnsi="Consolas"/>
+          <w:b w:val="0"/>
+        </w:rPr>
+        <w:t>feature/pipeline-step2</w:t>
+      </w:r>
+      <w:r>
+        <w:rPr>
+          <w:b w:val="0"/>
+        </w:rPr>
+        <w:t xml:space="preserve">, stacked on step 1. Nothing runs unless </w:t>
+      </w:r>
+      <w:r>
+        <w:rPr>
+          <w:b/>
+        </w:rPr>
+        <w:t>Run pipeline now</w:t>
+      </w:r>
+      <w:r>
+        <w:rPr>
+          <w:b w:val="0"/>
+        </w:rPr>
+        <w:t xml:space="preserve"> is clicked.</w:t>
+      </w:r>
+    </w:p>
+    <w:p>
+      <w:pPr>
+        <w:pStyle w:val="ListBullet"/>
+      </w:pPr>
+      <w:r>
+        <w:rPr>
+          <w:b/>
+        </w:rPr>
+        <w:t>`code/pipeline-plan.js`</w:t>
+      </w:r>
+      <w:r>
+        <w:rPr>
+          <w:b w:val="0"/>
+        </w:rPr>
+        <w:t xml:space="preserve"> (pure, covered by </w:t>
+      </w:r>
+      <w:r>
+        <w:rPr>
+          <w:rFonts w:ascii="Consolas" w:hAnsi="Consolas"/>
+          <w:b w:val="0"/>
+        </w:rPr>
+        <w:t>test_pure_modules.py</w:t>
+      </w:r>
+      <w:r>
+        <w:rPr>
+          <w:b w:val="0"/>
+        </w:rPr>
+        <w:t xml:space="preserve">): </w:t>
+      </w:r>
+      <w:r>
+        <w:rPr>
+          <w:rFonts w:ascii="Consolas" w:hAnsi="Consolas"/>
+          <w:b w:val="0"/>
+        </w:rPr>
+        <w:t>jobsNeeded</w:t>
+      </w:r>
+      <w:r>
+        <w:rPr>
+          <w:b w:val="0"/>
+        </w:rPr>
+        <w:t xml:space="preserve">, </w:t>
+      </w:r>
+      <w:r>
+        <w:rPr>
+          <w:rFonts w:ascii="Consolas" w:hAnsi="Consolas"/>
+          <w:b w:val="0"/>
+        </w:rPr>
+        <w:t>rankCandidates</w:t>
+      </w:r>
+      <w:r>
+        <w:rPr>
+          <w:b w:val="0"/>
+        </w:rPr>
+        <w:t>,</w:t>
+      </w:r>
+    </w:p>
+    <w:p>
+      <w:r>
+        <w:rPr>
+          <w:b w:val="0"/>
+        </w:rPr>
+        <w:t xml:space="preserve">  the 2-day rule (</w:t>
+      </w:r>
+      <w:r>
+        <w:rPr>
+          <w:rFonts w:ascii="Consolas" w:hAnsi="Consolas"/>
+          <w:b w:val="0"/>
+        </w:rPr>
+        <w:t>withFailedAttempt</w:t>
+      </w:r>
+      <w:r>
+        <w:rPr>
+          <w:b w:val="0"/>
+        </w:rPr>
+        <w:t xml:space="preserve">, </w:t>
+      </w:r>
+      <w:r>
+        <w:rPr>
+          <w:rFonts w:ascii="Consolas" w:hAnsi="Consolas"/>
+          <w:b w:val="0"/>
+        </w:rPr>
+        <w:t>jobGaveUp</w:t>
+      </w:r>
+      <w:r>
+        <w:rPr>
+          <w:b w:val="0"/>
+        </w:rPr>
+        <w:t>), name matching (</w:t>
+      </w:r>
+      <w:r>
+        <w:rPr>
+          <w:rFonts w:ascii="Consolas" w:hAnsi="Consolas"/>
+          <w:b w:val="0"/>
+        </w:rPr>
+        <w:t>namesMatch</w:t>
+      </w:r>
+      <w:r>
+        <w:rPr>
+          <w:b w:val="0"/>
+        </w:rPr>
+        <w:t xml:space="preserve">, </w:t>
+      </w:r>
+      <w:r>
+        <w:rPr>
+          <w:rFonts w:ascii="Consolas" w:hAnsi="Consolas"/>
+          <w:b w:val="0"/>
+        </w:rPr>
+        <w:t>pickProfileMatch</w:t>
+      </w:r>
+      <w:r>
+        <w:rPr>
+          <w:b w:val="0"/>
+        </w:rPr>
+        <w:t>)</w:t>
+      </w:r>
+    </w:p>
+    <w:p>
+      <w:r>
+        <w:rPr>
+          <w:b w:val="0"/>
+        </w:rPr>
+        <w:t xml:space="preserve">  and size bands (</w:t>
+      </w:r>
+      <w:r>
+        <w:rPr>
+          <w:rFonts w:ascii="Consolas" w:hAnsi="Consolas"/>
+          <w:b w:val="0"/>
+        </w:rPr>
+        <w:t>parseSizeBand</w:t>
+      </w:r>
+      <w:r>
+        <w:rPr>
+          <w:b w:val="0"/>
+        </w:rPr>
+        <w:t xml:space="preserve">, </w:t>
+      </w:r>
+      <w:r>
+        <w:rPr>
+          <w:rFonts w:ascii="Consolas" w:hAnsi="Consolas"/>
+          <w:b w:val="0"/>
+        </w:rPr>
+        <w:t>sizeVerdict</w:t>
+      </w:r>
+      <w:r>
+        <w:rPr>
+          <w:b w:val="0"/>
+        </w:rPr>
+        <w:t>).</w:t>
+      </w:r>
+    </w:p>
+    <w:p>
+      <w:pPr>
+        <w:pStyle w:val="ListBullet"/>
+      </w:pPr>
+      <w:r>
+        <w:rPr>
+          <w:b/>
+        </w:rPr>
+        <w:t>`code/pipeline-runner.js`</w:t>
+      </w:r>
+      <w:r>
+        <w:rPr>
+          <w:b w:val="0"/>
+        </w:rPr>
+        <w:t xml:space="preserve"> is the loop, in the background worker. The design's </w:t>
+      </w:r>
+      <w:r>
+        <w:rPr>
+          <w:rFonts w:ascii="Consolas" w:hAnsi="Consolas"/>
+          <w:b w:val="0"/>
+        </w:rPr>
+        <w:t>pipeline-jobs.js</w:t>
+      </w:r>
+    </w:p>
+    <w:p>
+      <w:r>
+        <w:rPr>
+          <w:b w:val="0"/>
+        </w:rPr>
+        <w:t xml:space="preserve">  was folded into it: with only four LinkedIn jobs, a separate descriptor file added nothing.</w:t>
+      </w:r>
+    </w:p>
+    <w:p>
+      <w:pPr>
+        <w:pStyle w:val="ListBullet"/>
+      </w:pPr>
+      <w:r>
+        <w:rPr>
+          <w:b/>
+        </w:rPr>
+        <w:t>One-account entry points</w:t>
+      </w:r>
+      <w:r>
+        <w:rPr>
+          <w:b w:val="0"/>
+        </w:rPr>
+        <w:t xml:space="preserve"> in the existing runner files: </w:t>
+      </w:r>
+      <w:r>
+        <w:rPr>
+          <w:rFonts w:ascii="Consolas" w:hAnsi="Consolas"/>
+          <w:b w:val="0"/>
+        </w:rPr>
+        <w:t>resolveAccountOnTab</w:t>
+      </w:r>
+      <w:r>
+        <w:rPr>
+          <w:b w:val="0"/>
+        </w:rPr>
+        <w:t xml:space="preserve">, </w:t>
+      </w:r>
+      <w:r>
+        <w:rPr>
+          <w:rFonts w:ascii="Consolas" w:hAnsi="Consolas"/>
+          <w:b w:val="0"/>
+        </w:rPr>
+        <w:t>armSizeRead</w:t>
+      </w:r>
+      <w:r>
+        <w:rPr>
+          <w:b w:val="0"/>
+        </w:rPr>
+        <w:t xml:space="preserve"> /</w:t>
+      </w:r>
+    </w:p>
+    <w:p>
+      <w:r>
+        <w:rPr>
+          <w:b w:val="0"/>
+        </w:rPr>
+        <w:t xml:space="preserve">  </w:t>
+      </w:r>
+      <w:r>
+        <w:rPr>
+          <w:rFonts w:ascii="Consolas" w:hAnsi="Consolas"/>
+          <w:b w:val="0"/>
+        </w:rPr>
+        <w:t>readSizeOnTab</w:t>
+      </w:r>
+      <w:r>
+        <w:rPr>
+          <w:b w:val="0"/>
+        </w:rPr>
+        <w:t xml:space="preserve">, </w:t>
+      </w:r>
+      <w:r>
+        <w:rPr>
+          <w:rFonts w:ascii="Consolas" w:hAnsi="Consolas"/>
+          <w:b w:val="0"/>
+        </w:rPr>
+        <w:t>searchCompanyPeopleByName</w:t>
+      </w:r>
+      <w:r>
+        <w:rPr>
+          <w:b w:val="0"/>
+        </w:rPr>
+        <w:t xml:space="preserve">, </w:t>
+      </w:r>
+      <w:r>
+        <w:rPr>
+          <w:rFonts w:ascii="Consolas" w:hAnsi="Consolas"/>
+          <w:b w:val="0"/>
+        </w:rPr>
+        <w:t>discoverContactsForAccount</w:t>
+      </w:r>
+      <w:r>
+        <w:rPr>
+          <w:b w:val="0"/>
+        </w:rPr>
+        <w:t>. The old batch runners are</w:t>
+      </w:r>
+    </w:p>
+    <w:p>
+      <w:r>
+        <w:rPr>
+          <w:b w:val="0"/>
+        </w:rPr>
+        <w:t xml:space="preserve">  unchanged apart from an </w:t>
+      </w:r>
+      <w:r>
+        <w:rPr>
+          <w:rFonts w:ascii="Consolas" w:hAnsi="Consolas"/>
+          <w:b w:val="0"/>
+        </w:rPr>
+        <w:t>activate</w:t>
+      </w:r>
+      <w:r>
+        <w:rPr>
+          <w:b w:val="0"/>
+        </w:rPr>
+        <w:t xml:space="preserve"> option on their navigation, which defaults to today's behaviour.</w:t>
+      </w:r>
+    </w:p>
+    <w:p>
+      <w:pPr>
+        <w:pStyle w:val="ListBullet"/>
+      </w:pPr>
+      <w:r>
+        <w:rPr>
+          <w:b/>
+        </w:rPr>
+        <w:t>`code/auto-score.js`</w:t>
+      </w:r>
+      <w:r>
+        <w:rPr>
+          <w:b w:val="0"/>
+        </w:rPr>
+        <w:t xml:space="preserve"> holds the local re-scoring, now shared by the Target Accounts page and the</w:t>
+      </w:r>
+    </w:p>
+    <w:p>
+      <w:r>
+        <w:rPr>
+          <w:b w:val="0"/>
+        </w:rPr>
+        <w:t xml:space="preserve">  pipeline's score step.</w:t>
+      </w:r>
+    </w:p>
+    <w:p>
+      <w:pPr>
+        <w:pStyle w:val="ListBullet"/>
+      </w:pPr>
+      <w:r>
+        <w:rPr>
+          <w:b/>
+        </w:rPr>
+        <w:t>`code/pipeline-status.js`</w:t>
+      </w:r>
+      <w:r>
+        <w:rPr>
+          <w:b w:val="0"/>
+        </w:rPr>
+        <w:t>: the quiet pill (bottom right, every SalesTeam page, with Stop) and the</w:t>
+      </w:r>
+    </w:p>
+    <w:p>
+      <w:r>
+        <w:rPr>
+          <w:b w:val="0"/>
+        </w:rPr>
+        <w:t xml:space="preserve">  summary pop-up at the end, listing each account's visits and what changed.</w:t>
+      </w:r>
+    </w:p>
+    <w:p>
+      <w:r>
+        <w:rPr>
+          <w:b/>
+        </w:rPr>
+        <w:t>Refinements made while building:</w:t>
+      </w:r>
+    </w:p>
+    <w:p>
+      <w:pPr>
+        <w:pStyle w:val="ListNumber"/>
+      </w:pPr>
+      <w:r>
+        <w:rPr>
+          <w:b/>
+        </w:rPr>
+        <w:t>T1: which contact, how often.</w:t>
+      </w:r>
+      <w:r>
+        <w:rPr>
+          <w:b w:val="0"/>
+        </w:rPr>
+        <w:t xml:space="preserve"> Each profile search takes the next relevant known contact not yet</w:t>
+      </w:r>
+    </w:p>
+    <w:p>
+      <w:r>
+        <w:rPr>
+          <w:b w:val="0"/>
+        </w:rPr>
+        <w:t xml:space="preserve">   searched (those with no LinkedIn profile first, then those out of date). An account gets at most</w:t>
+      </w:r>
+    </w:p>
+    <w:p>
+      <w:r>
+        <w:rPr>
+          <w:b w:val="0"/>
+        </w:rPr>
+        <w:t xml:space="preserve">   3 name searches a day. When every known contact has been searched without a match, </w:t>
+      </w:r>
+      <w:r>
+        <w:rPr>
+          <w:rFonts w:ascii="Consolas" w:hAnsi="Consolas"/>
+          <w:b w:val="0"/>
+        </w:rPr>
+        <w:t>contacts</w:t>
+      </w:r>
+    </w:p>
+    <w:p>
+      <w:r>
+        <w:rPr>
+          <w:b w:val="0"/>
+        </w:rPr>
+        <w:t xml:space="preserve">   takes over. This replaces the 2-day rule for this one job. A page that did not answer does not</w:t>
+      </w:r>
+    </w:p>
+    <w:p>
+      <w:r>
+        <w:rPr>
+          <w:b w:val="0"/>
+        </w:rPr>
+        <w:t xml:space="preserve">   count as searched.</w:t>
+      </w:r>
+    </w:p>
+    <w:p>
+      <w:pPr>
+        <w:pStyle w:val="ListNumber"/>
+      </w:pPr>
+      <w:r>
+        <w:rPr>
+          <w:b/>
+        </w:rPr>
+        <w:t>T3: size is checked, not blindly overwritten.</w:t>
+      </w:r>
+      <w:r>
+        <w:rPr>
+          <w:b w:val="0"/>
+        </w:rPr>
+        <w:t xml:space="preserve"> LinkedIn shows a band ("1,001-5,000"), stored as</w:t>
+      </w:r>
+    </w:p>
+    <w:p>
+      <w:r>
+        <w:rPr>
+          <w:b w:val="0"/>
+        </w:rPr>
+        <w:t xml:space="preserve">   its lower bound. A stored count inside the band is </w:t>
+      </w:r>
+      <w:r>
+        <w:rPr>
+          <w:b/>
+        </w:rPr>
+        <w:t>kept</w:t>
+      </w:r>
+      <w:r>
+        <w:rPr>
+          <w:b w:val="0"/>
+        </w:rPr>
+        <w:t xml:space="preserve"> and marked verified by LinkedIn,</w:t>
+      </w:r>
+    </w:p>
+    <w:p>
+      <w:r>
+        <w:rPr>
+          <w:b w:val="0"/>
+        </w:rPr>
+        <w:t xml:space="preserve">   because it is usually more precise. A count outside the band is replaced, and the old one is kept</w:t>
+      </w:r>
+    </w:p>
+    <w:p>
+      <w:r>
+        <w:rPr>
+          <w:b w:val="0"/>
+        </w:rPr>
+        <w:t xml:space="preserve">   in the provenance entry (</w:t>
+      </w:r>
+      <w:r>
+        <w:rPr>
+          <w:rFonts w:ascii="Consolas" w:hAnsi="Consolas"/>
+          <w:b w:val="0"/>
+        </w:rPr>
+        <w:t>replaced</w:t>
+      </w:r>
+      <w:r>
+        <w:rPr>
+          <w:b w:val="0"/>
+        </w:rPr>
+        <w:t>), as for ids (T4). A count held as an override is checked and</w:t>
+      </w:r>
+    </w:p>
+    <w:p>
+      <w:r>
+        <w:rPr>
+          <w:b w:val="0"/>
+        </w:rPr>
+        <w:t xml:space="preserve">   replaced in place, so it cannot go on hiding the new value.</w:t>
+      </w:r>
+    </w:p>
+    <w:p>
+      <w:pPr>
+        <w:pStyle w:val="ListNumber"/>
+      </w:pPr>
+      <w:r>
+        <w:rPr>
+          <w:b/>
+        </w:rPr>
+        <w:t>A found profile can replace a news link.</w:t>
+      </w:r>
+      <w:r>
+        <w:rPr>
+          <w:b w:val="0"/>
+        </w:rPr>
+        <w:t xml:space="preserve"> The research often put a news article in Contact</w:t>
+      </w:r>
+    </w:p>
+    <w:p>
+      <w:r>
+        <w:rPr>
+          <w:b w:val="0"/>
+        </w:rPr>
+        <w:t xml:space="preserve">   Link. When the LinkedIn profile replaces it, the old link is written to the activity log entry for</w:t>
+      </w:r>
+    </w:p>
+    <w:p>
+      <w:r>
+        <w:rPr>
+          <w:b w:val="0"/>
+        </w:rPr>
+        <w:t xml:space="preserve">   that account, so the evidence can still be found.</w:t>
+      </w:r>
+    </w:p>
+    <w:p>
+      <w:pPr>
+        <w:pStyle w:val="ListNumber"/>
+      </w:pPr>
+      <w:r>
+        <w:rPr>
+          <w:b/>
+        </w:rPr>
+        <w:t>One pass per account per day.</w:t>
+      </w:r>
+      <w:r>
+        <w:rPr>
+          <w:b w:val="0"/>
+        </w:rPr>
+        <w:t xml:space="preserve"> An account the pipeline has handled today is not picked again</w:t>
+      </w:r>
+    </w:p>
+    <w:p>
+      <w:r>
+        <w:rPr>
+          <w:b w:val="0"/>
+        </w:rPr>
+        <w:t xml:space="preserve">   until tomorrow, so a failed job is retried on another day, not in a loop.</w:t>
+      </w:r>
+    </w:p>
+    <w:p>
+      <w:pPr>
+        <w:pStyle w:val="ListNumber"/>
+      </w:pPr>
+      <w:r>
+        <w:rPr>
+          <w:b/>
+        </w:rPr>
+        <w:t>Discovered rows</w:t>
+      </w:r>
+      <w:r>
+        <w:rPr>
+          <w:b w:val="0"/>
+        </w:rPr>
+        <w:t xml:space="preserve"> keep their id on the workbook row, not in the id map. A re-check of one writes</w:t>
+      </w:r>
+    </w:p>
+    <w:p>
+      <w:r>
+        <w:rPr>
+          <w:b w:val="0"/>
+        </w:rPr>
+        <w:t xml:space="preserve">   the id there.</w:t>
       </w:r>
     </w:p>
     <w:p>

--- a/DATA_PIPELINE_DESIGN.docx
+++ b/DATA_PIPELINE_DESIGN.docx
@@ -11400,6 +11400,989 @@
           <w:b w:val="0"/>
         </w:rPr>
         <w:t xml:space="preserve">   the id there.</w:t>
+      </w:r>
+    </w:p>
+    <w:p>
+      <w:pPr>
+        <w:pStyle w:val="Heading3"/>
+      </w:pPr>
+      <w:r>
+        <w:rPr>
+          <w:b w:val="0"/>
+        </w:rPr>
+        <w:t>Step 3 touch-ups (agreed 2026-09-25)</w:t>
+      </w:r>
+    </w:p>
+    <w:p>
+      <w:r>
+        <w:rPr>
+          <w:b w:val="0"/>
+        </w:rPr>
+        <w:t>Boaz agreed to all six as recommended.</w:t>
+      </w:r>
+    </w:p>
+    <w:tbl>
+      <w:tblPr>
+        <w:tblStyle w:val="TableGrid"/>
+        <w:tblW w:type="auto" w:w="0"/>
+        <w:tblLook w:firstColumn="1" w:firstRow="1" w:lastColumn="0" w:lastRow="0" w:noHBand="0" w:noVBand="1" w:val="04A0"/>
+      </w:tblPr>
+      <w:tblGrid>
+        <w:gridCol w:w="2880"/>
+        <w:gridCol w:w="2880"/>
+        <w:gridCol w:w="2880"/>
+      </w:tblGrid>
+      <w:tr>
+        <w:tc>
+          <w:tcPr>
+            <w:tcW w:type="dxa" w:w="2880"/>
+          </w:tcPr>
+          <w:p>
+            <w:r/>
+            <w:r>
+              <w:rPr>
+                <w:b/>
+              </w:rPr>
+              <w:t>#</w:t>
+            </w:r>
+          </w:p>
+        </w:tc>
+        <w:tc>
+          <w:tcPr>
+            <w:tcW w:type="dxa" w:w="2880"/>
+          </w:tcPr>
+          <w:p>
+            <w:r/>
+            <w:r>
+              <w:rPr>
+                <w:b/>
+              </w:rPr>
+              <w:t>Question</w:t>
+            </w:r>
+          </w:p>
+        </w:tc>
+        <w:tc>
+          <w:tcPr>
+            <w:tcW w:type="dxa" w:w="2880"/>
+          </w:tcPr>
+          <w:p>
+            <w:r/>
+            <w:r>
+              <w:rPr>
+                <w:b/>
+              </w:rPr>
+              <w:t>Decision</w:t>
+            </w:r>
+          </w:p>
+        </w:tc>
+      </w:tr>
+      <w:tr>
+        <w:tc>
+          <w:tcPr>
+            <w:tcW w:type="dxa" w:w="2880"/>
+          </w:tcPr>
+          <w:p>
+            <w:r/>
+            <w:r>
+              <w:rPr>
+                <w:b/>
+              </w:rPr>
+              <w:t>U1</w:t>
+            </w:r>
+          </w:p>
+        </w:tc>
+        <w:tc>
+          <w:tcPr>
+            <w:tcW w:type="dxa" w:w="2880"/>
+          </w:tcPr>
+          <w:p>
+            <w:r/>
+            <w:r>
+              <w:rPr>
+                <w:b w:val="0"/>
+              </w:rPr>
+              <w:t>Only a page can save the daily backup (the background worker cannot write files). What if Chrome starts with no SalesTeam page open?</w:t>
+            </w:r>
+          </w:p>
+        </w:tc>
+        <w:tc>
+          <w:tcPr>
+            <w:tcW w:type="dxa" w:w="2880"/>
+          </w:tcPr>
+          <w:p>
+            <w:r/>
+            <w:r>
+              <w:rPr>
+                <w:b w:val="0"/>
+              </w:rPr>
+              <w:t xml:space="preserve">An automatic run starts only with a full backup from the </w:t>
+            </w:r>
+            <w:r>
+              <w:rPr>
+                <w:b/>
+              </w:rPr>
+              <w:t>last 24 hours</w:t>
+            </w:r>
+            <w:r>
+              <w:rPr>
+                <w:b w:val="0"/>
+              </w:rPr>
+              <w:t>. Without one it waits for the first SalesTeam page, which makes the backup (the same 12-hour rule as before a scan) and then kicks</w:t>
+            </w:r>
+          </w:p>
+        </w:tc>
+      </w:tr>
+      <w:tr>
+        <w:tc>
+          <w:tcPr>
+            <w:tcW w:type="dxa" w:w="2880"/>
+          </w:tcPr>
+          <w:p>
+            <w:r/>
+            <w:r>
+              <w:rPr>
+                <w:b/>
+              </w:rPr>
+              <w:t>U2</w:t>
+            </w:r>
+          </w:p>
+        </w:tc>
+        <w:tc>
+          <w:tcPr>
+            <w:tcW w:type="dxa" w:w="2880"/>
+          </w:tcPr>
+          <w:p>
+            <w:r/>
+            <w:r>
+              <w:rPr>
+                <w:b w:val="0"/>
+              </w:rPr>
+              <w:t>The design pauses the pipeline only for a scan</w:t>
+            </w:r>
+          </w:p>
+        </w:tc>
+        <w:tc>
+          <w:tcPr>
+            <w:tcW w:type="dxa" w:w="2880"/>
+          </w:tcPr>
+          <w:p>
+            <w:r/>
+            <w:r>
+              <w:rPr>
+                <w:b w:val="0"/>
+              </w:rPr>
+              <w:t xml:space="preserve">It makes way for </w:t>
+            </w:r>
+            <w:r>
+              <w:rPr>
+                <w:b/>
+              </w:rPr>
+              <w:t>any</w:t>
+            </w:r>
+            <w:r>
+              <w:rPr>
+                <w:b w:val="0"/>
+              </w:rPr>
+              <w:t xml:space="preserve"> job the user starts: a scan, web research, Discovery, the Advanced-tools runners. Start asks it to pause, a note says *"Waiting for SalesTeam to finish the account in progress…"*, and the job starts when it has. No "one batch at a time" refusal because of the pipeline. When the job ends, the pipeline resumes by itself</w:t>
+            </w:r>
+          </w:p>
+        </w:tc>
+      </w:tr>
+      <w:tr>
+        <w:tc>
+          <w:tcPr>
+            <w:tcW w:type="dxa" w:w="2880"/>
+          </w:tcPr>
+          <w:p>
+            <w:r/>
+            <w:r>
+              <w:rPr>
+                <w:b/>
+              </w:rPr>
+              <w:t>U3</w:t>
+            </w:r>
+          </w:p>
+        </w:tc>
+        <w:tc>
+          <w:tcPr>
+            <w:tcW w:type="dxa" w:w="2880"/>
+          </w:tcPr>
+          <w:p>
+            <w:r/>
+            <w:r>
+              <w:rPr>
+                <w:b w:val="0"/>
+              </w:rPr>
+              <w:t>A pop-up after every automatic run would be intrusive</w:t>
+            </w:r>
+          </w:p>
+        </w:tc>
+        <w:tc>
+          <w:tcPr>
+            <w:tcW w:type="dxa" w:w="2880"/>
+          </w:tcPr>
+          <w:p>
+            <w:r/>
+            <w:r>
+              <w:rPr>
+                <w:b w:val="0"/>
+              </w:rPr>
+              <w:t xml:space="preserve">Automatic runs show </w:t>
+            </w:r>
+            <w:r>
+              <w:rPr>
+                <w:b/>
+              </w:rPr>
+              <w:t>no pop-up</w:t>
+            </w:r>
+            <w:r>
+              <w:rPr>
+                <w:b w:val="0"/>
+              </w:rPr>
+              <w:t xml:space="preserve">. What they did goes to the Activity Log and to one status line under the Pipeline status pie (10.2). The pill reads *"Preparing accounts · 21 ready · Nestlé"*, with </w:t>
+            </w:r>
+            <w:r>
+              <w:rPr>
+                <w:b/>
+              </w:rPr>
+              <w:t>Pause</w:t>
+            </w:r>
+            <w:r>
+              <w:rPr>
+                <w:b w:val="0"/>
+              </w:rPr>
+              <w:t xml:space="preserve">. A manual </w:t>
+            </w:r>
+            <w:r>
+              <w:rPr>
+                <w:b/>
+              </w:rPr>
+              <w:t>Run pipeline now</w:t>
+            </w:r>
+            <w:r>
+              <w:rPr>
+                <w:b w:val="0"/>
+              </w:rPr>
+              <w:t xml:space="preserve"> keeps its pop-up</w:t>
+            </w:r>
+          </w:p>
+        </w:tc>
+      </w:tr>
+      <w:tr>
+        <w:tc>
+          <w:tcPr>
+            <w:tcW w:type="dxa" w:w="2880"/>
+          </w:tcPr>
+          <w:p>
+            <w:r/>
+            <w:r>
+              <w:rPr>
+                <w:b/>
+              </w:rPr>
+              <w:t>U4</w:t>
+            </w:r>
+          </w:p>
+        </w:tc>
+        <w:tc>
+          <w:tcPr>
+            <w:tcW w:type="dxa" w:w="2880"/>
+          </w:tcPr>
+          <w:p>
+            <w:r/>
+            <w:r>
+              <w:rPr>
+                <w:b w:val="0"/>
+              </w:rPr>
+              <w:t>The Scanner gate (fewer than 5 Ready): the Scanner also searches topics, and only one of its three phases uses accounts</w:t>
+            </w:r>
+          </w:p>
+        </w:tc>
+        <w:tc>
+          <w:tcPr>
+            <w:tcW w:type="dxa" w:w="2880"/>
+          </w:tcPr>
+          <w:p>
+            <w:r/>
+            <w:r>
+              <w:rPr>
+                <w:b/>
+              </w:rPr>
+              <w:t>0 Ready blocks</w:t>
+            </w:r>
+            <w:r>
+              <w:rPr>
+                <w:b w:val="0"/>
+              </w:rPr>
+              <w:t xml:space="preserve"> the scan, with the reason. </w:t>
+            </w:r>
+            <w:r>
+              <w:rPr>
+                <w:b/>
+              </w:rPr>
+              <w:t>1-4 Ready: a soft gate</w:t>
+            </w:r>
+            <w:r>
+              <w:rPr>
+                <w:b w:val="0"/>
+              </w:rPr>
+              <w:t xml:space="preserve">, the Scanner explains and offers </w:t>
+            </w:r>
+            <w:r>
+              <w:rPr>
+                <w:b/>
+              </w:rPr>
+              <w:t>Scan anyway</w:t>
+            </w:r>
+            <w:r>
+              <w:rPr>
+                <w:b w:val="0"/>
+              </w:rPr>
+              <w:t>. 5 or more: scans straight away. (Refined by Boaz 2026-09-25; first agreed as a soft gate at every count)</w:t>
+            </w:r>
+          </w:p>
+        </w:tc>
+      </w:tr>
+      <w:tr>
+        <w:tc>
+          <w:tcPr>
+            <w:tcW w:type="dxa" w:w="2880"/>
+          </w:tcPr>
+          <w:p>
+            <w:r/>
+            <w:r>
+              <w:rPr>
+                <w:b/>
+              </w:rPr>
+              <w:t>U5</w:t>
+            </w:r>
+          </w:p>
+        </w:tc>
+        <w:tc>
+          <w:tcPr>
+            <w:tcW w:type="dxa" w:w="2880"/>
+          </w:tcPr>
+          <w:p>
+            <w:r/>
+            <w:r>
+              <w:rPr>
+                <w:b w:val="0"/>
+              </w:rPr>
+              <w:t>Consent and the default</w:t>
+            </w:r>
+          </w:p>
+        </w:tc>
+        <w:tc>
+          <w:tcPr>
+            <w:tcW w:type="dxa" w:w="2880"/>
+          </w:tcPr>
+          <w:p>
+            <w:r/>
+            <w:r>
+              <w:rPr>
+                <w:b/>
+              </w:rPr>
+              <w:t>Off</w:t>
+            </w:r>
+            <w:r>
+              <w:rPr>
+                <w:b w:val="0"/>
+              </w:rPr>
+              <w:t xml:space="preserve"> until turned on. Asked at the end of the setup wizard, and once for existing users on the first SalesTeam page they open after updating. The switch lives in </w:t>
+            </w:r>
+            <w:r>
+              <w:rPr>
+                <w:b/>
+              </w:rPr>
+              <w:t>Settings &gt; Automation</w:t>
+            </w:r>
+            <w:r>
+              <w:rPr>
+                <w:b w:val="0"/>
+              </w:rPr>
+              <w:t>. The web-research line waits for step 5. No keep-awake (D4)</w:t>
+            </w:r>
+          </w:p>
+        </w:tc>
+      </w:tr>
+      <w:tr>
+        <w:tc>
+          <w:tcPr>
+            <w:tcW w:type="dxa" w:w="2880"/>
+          </w:tcPr>
+          <w:p>
+            <w:r/>
+            <w:r>
+              <w:rPr>
+                <w:b/>
+              </w:rPr>
+              <w:t>U6</w:t>
+            </w:r>
+          </w:p>
+        </w:tc>
+        <w:tc>
+          <w:tcPr>
+            <w:tcW w:type="dxa" w:w="2880"/>
+          </w:tcPr>
+          <w:p>
+            <w:r/>
+            <w:r>
+              <w:rPr>
+                <w:b w:val="0"/>
+              </w:rPr>
+              <w:t>Version</w:t>
+            </w:r>
+          </w:p>
+        </w:tc>
+        <w:tc>
+          <w:tcPr>
+            <w:tcW w:type="dxa" w:w="2880"/>
+          </w:tcPr>
+          <w:p>
+            <w:r/>
+            <w:r>
+              <w:rPr>
+                <w:b w:val="0"/>
+              </w:rPr>
+              <w:t xml:space="preserve">1.1.5 → </w:t>
+            </w:r>
+            <w:r>
+              <w:rPr>
+                <w:b/>
+              </w:rPr>
+              <w:t>1.1.6</w:t>
+            </w:r>
+          </w:p>
+        </w:tc>
+      </w:tr>
+    </w:tbl>
+    <w:p/>
+    <w:p>
+      <w:pPr>
+        <w:pStyle w:val="Heading3"/>
+      </w:pPr>
+      <w:r>
+        <w:rPr>
+          <w:b w:val="0"/>
+        </w:rPr>
+        <w:t>Step 3 as built (2026-09-25)</w:t>
+      </w:r>
+    </w:p>
+    <w:p>
+      <w:r>
+        <w:rPr>
+          <w:b w:val="0"/>
+        </w:rPr>
+        <w:t xml:space="preserve">Branch </w:t>
+      </w:r>
+      <w:r>
+        <w:rPr>
+          <w:rFonts w:ascii="Consolas" w:hAnsi="Consolas"/>
+          <w:b w:val="0"/>
+        </w:rPr>
+        <w:t>feature/pipeline-step3</w:t>
+      </w:r>
+      <w:r>
+        <w:rPr>
+          <w:b w:val="0"/>
+        </w:rPr>
+        <w:t>, stacked on step 2. Version 1.1.6.</w:t>
+      </w:r>
+    </w:p>
+    <w:p>
+      <w:pPr>
+        <w:pStyle w:val="ListBullet"/>
+      </w:pPr>
+      <w:r>
+        <w:rPr>
+          <w:b/>
+        </w:rPr>
+        <w:t>`code/pipeline-automation.js`</w:t>
+      </w:r>
+      <w:r>
+        <w:rPr>
+          <w:b w:val="0"/>
+        </w:rPr>
+        <w:t xml:space="preserve"> holds the switch (</w:t>
+      </w:r>
+      <w:r>
+        <w:rPr>
+          <w:rFonts w:ascii="Consolas" w:hAnsi="Consolas"/>
+          <w:b w:val="0"/>
+        </w:rPr>
+        <w:t>pipelineAutomation</w:t>
+      </w:r>
+      <w:r>
+        <w:rPr>
+          <w:b w:val="0"/>
+        </w:rPr>
+        <w:t xml:space="preserve">: </w:t>
+      </w:r>
+      <w:r>
+        <w:rPr>
+          <w:rFonts w:ascii="Consolas" w:hAnsi="Consolas"/>
+          <w:b w:val="0"/>
+        </w:rPr>
+        <w:t>enabled</w:t>
+      </w:r>
+      <w:r>
+        <w:rPr>
+          <w:b w:val="0"/>
+        </w:rPr>
+        <w:t xml:space="preserve">, </w:t>
+      </w:r>
+      <w:r>
+        <w:rPr>
+          <w:rFonts w:ascii="Consolas" w:hAnsi="Consolas"/>
+          <w:b w:val="0"/>
+        </w:rPr>
+        <w:t>decidedAt</w:t>
+      </w:r>
+      <w:r>
+        <w:rPr>
+          <w:b w:val="0"/>
+        </w:rPr>
+        <w:t>,</w:t>
+      </w:r>
+    </w:p>
+    <w:p>
+      <w:r>
+        <w:rPr>
+          <w:b w:val="0"/>
+        </w:rPr>
+        <w:t xml:space="preserve">  </w:t>
+      </w:r>
+      <w:r>
+        <w:rPr>
+          <w:rFonts w:ascii="Consolas" w:hAnsi="Consolas"/>
+          <w:b w:val="0"/>
+        </w:rPr>
+        <w:t>askedAt</w:t>
+      </w:r>
+      <w:r>
+        <w:rPr>
+          <w:b w:val="0"/>
+        </w:rPr>
+        <w:t xml:space="preserve">, </w:t>
+      </w:r>
+      <w:r>
+        <w:rPr>
+          <w:rFonts w:ascii="Consolas" w:hAnsi="Consolas"/>
+          <w:b w:val="0"/>
+        </w:rPr>
+        <w:t>pausedDay</w:t>
+      </w:r>
+      <w:r>
+        <w:rPr>
+          <w:b w:val="0"/>
+        </w:rPr>
+        <w:t>), the consent wording, and the keys for the idle reason and the hold.</w:t>
+      </w:r>
+    </w:p>
+    <w:p>
+      <w:pPr>
+        <w:pStyle w:val="ListBullet"/>
+      </w:pPr>
+      <w:r>
+        <w:rPr>
+          <w:b/>
+        </w:rPr>
+        <w:t>`pipeline-plan.js` `autoRunBlocker`</w:t>
+      </w:r>
+      <w:r>
+        <w:rPr>
+          <w:b w:val="0"/>
+        </w:rPr>
+        <w:t xml:space="preserve"> (pure, tested) decides whether an automatic run may start:</w:t>
+      </w:r>
+    </w:p>
+    <w:p>
+      <w:r>
+        <w:rPr>
+          <w:b w:val="0"/>
+        </w:rPr>
+        <w:t xml:space="preserve">  off, paused for today, making way for a user's job, another batch running, the visit ceiling, no</w:t>
+      </w:r>
+    </w:p>
+    <w:p>
+      <w:r>
+        <w:rPr>
+          <w:b w:val="0"/>
+        </w:rPr>
+        <w:t xml:space="preserve">  backup from the last 24 hours. </w:t>
+      </w:r>
+      <w:r>
+        <w:rPr>
+          <w:rFonts w:ascii="Consolas" w:hAnsi="Consolas"/>
+          <w:b w:val="0"/>
+        </w:rPr>
+        <w:t>kickPipeline</w:t>
+      </w:r>
+      <w:r>
+        <w:rPr>
+          <w:b w:val="0"/>
+        </w:rPr>
+        <w:t xml:space="preserve"> then also checks that some account can be worked on</w:t>
+      </w:r>
+    </w:p>
+    <w:p>
+      <w:r>
+        <w:rPr>
+          <w:b w:val="0"/>
+        </w:rPr>
+        <w:t xml:space="preserve">  today, so a kick with nothing to do never opens the LinkedIn window.</w:t>
+      </w:r>
+    </w:p>
+    <w:p>
+      <w:pPr>
+        <w:pStyle w:val="ListBullet"/>
+      </w:pPr>
+      <w:r>
+        <w:rPr>
+          <w:b/>
+        </w:rPr>
+        <w:t>Triggers (5.4):</w:t>
+      </w:r>
+      <w:r>
+        <w:rPr>
+          <w:b w:val="0"/>
+        </w:rPr>
+        <w:t xml:space="preserve"> Chrome starts (</w:t>
+      </w:r>
+      <w:r>
+        <w:rPr>
+          <w:rFonts w:ascii="Consolas" w:hAnsi="Consolas"/>
+          <w:b w:val="0"/>
+        </w:rPr>
+        <w:t>onStartup</w:t>
+      </w:r>
+      <w:r>
+        <w:rPr>
+          <w:b w:val="0"/>
+        </w:rPr>
+        <w:t>, 20 seconds later so the network is up); a SalesTeam page</w:t>
+      </w:r>
+    </w:p>
+    <w:p>
+      <w:r>
+        <w:rPr>
+          <w:b w:val="0"/>
+        </w:rPr>
+        <w:t xml:space="preserve">  opens and every 10 minutes while one is open; a user's batch job ends (seen as the batch record being</w:t>
+      </w:r>
+    </w:p>
+    <w:p>
+      <w:r>
+        <w:rPr>
+          <w:b w:val="0"/>
+        </w:rPr>
+        <w:t xml:space="preserve">  removed, wherever the job ran); Setup is saved (the wizard re-scores derived priorities, then kicks).</w:t>
+      </w:r>
+    </w:p>
+    <w:p>
+      <w:r>
+        <w:rPr>
+          <w:b w:val="0"/>
+        </w:rPr>
+        <w:t xml:space="preserve">  Imports and Discovery are covered by the page kicks and the batch-end kick.</w:t>
+      </w:r>
+    </w:p>
+    <w:p>
+      <w:pPr>
+        <w:pStyle w:val="ListBullet"/>
+      </w:pPr>
+      <w:r>
+        <w:rPr>
+          <w:b/>
+        </w:rPr>
+        <w:t>Automatic runs</w:t>
+      </w:r>
+      <w:r>
+        <w:rPr>
+          <w:b w:val="0"/>
+        </w:rPr>
+        <w:t xml:space="preserve"> have no account limit: they end at the ceiling, when nothing is left for today, or</w:t>
+      </w:r>
+    </w:p>
+    <w:p>
+      <w:r>
+        <w:rPr>
+          <w:b w:val="0"/>
+        </w:rPr>
+        <w:t xml:space="preserve">  when they make way. They do not keep the computer awake. A run that handled nothing is not logged.</w:t>
+      </w:r>
+    </w:p>
+    <w:p>
+      <w:pPr>
+        <w:pStyle w:val="ListBullet"/>
+      </w:pPr>
+      <w:r>
+        <w:rPr>
+          <w:b/>
+        </w:rPr>
+        <w:t>Making way (U2):</w:t>
+      </w:r>
+      <w:r>
+        <w:rPr>
+          <w:b w:val="0"/>
+        </w:rPr>
+        <w:t xml:space="preserve"> </w:t>
+      </w:r>
+      <w:r>
+        <w:rPr>
+          <w:rFonts w:ascii="Consolas" w:hAnsi="Consolas"/>
+          <w:b w:val="0"/>
+        </w:rPr>
+        <w:t>guardBatchStart</w:t>
+      </w:r>
+      <w:r>
+        <w:rPr>
+          <w:b w:val="0"/>
+        </w:rPr>
+        <w:t xml:space="preserve"> asks the pipeline to pause and waits, up to 2.5 minutes, while</w:t>
+      </w:r>
+    </w:p>
+    <w:p>
+      <w:r>
+        <w:rPr>
+          <w:b w:val="0"/>
+        </w:rPr>
+        <w:t xml:space="preserve">  it finishes the account in progress. It also sets a 3-minute hold on every user start, so no kick can</w:t>
+      </w:r>
+    </w:p>
+    <w:p>
+      <w:r>
+        <w:rPr>
+          <w:b w:val="0"/>
+        </w:rPr>
+        <w:t xml:space="preserve">  slip in between the check and the job taking the batch lock. The end of the job clears the hold and</w:t>
+      </w:r>
+    </w:p>
+    <w:p>
+      <w:r>
+        <w:rPr>
+          <w:b w:val="0"/>
+        </w:rPr>
+        <w:t xml:space="preserve">  kicks. The pipeline's own batches are marked </w:t>
+      </w:r>
+      <w:r>
+        <w:rPr>
+          <w:rFonts w:ascii="Consolas" w:hAnsi="Consolas"/>
+          <w:b w:val="0"/>
+        </w:rPr>
+        <w:t>pipeline: true</w:t>
+      </w:r>
+      <w:r>
+        <w:rPr>
+          <w:b w:val="0"/>
+        </w:rPr>
+        <w:t>, so they never count as a blocker.</w:t>
+      </w:r>
+    </w:p>
+    <w:p>
+      <w:pPr>
+        <w:pStyle w:val="ListBullet"/>
+      </w:pPr>
+      <w:r>
+        <w:rPr>
+          <w:b/>
+        </w:rPr>
+        <w:t>Pause</w:t>
+      </w:r>
+      <w:r>
+        <w:rPr>
+          <w:b w:val="0"/>
+        </w:rPr>
+        <w:t xml:space="preserve"> on the pill stops the run and keeps automation off for the rest of the local day. **Resume</w:t>
+      </w:r>
+    </w:p>
+    <w:p>
+      <w:r>
+        <w:rPr>
+          <w:b w:val="0"/>
+        </w:rPr>
+        <w:t xml:space="preserve">  today** in Settings &gt; Automation undoes it.</w:t>
+      </w:r>
+    </w:p>
+    <w:p>
+      <w:pPr>
+        <w:pStyle w:val="ListBullet"/>
+      </w:pPr>
+      <w:r>
+        <w:rPr>
+          <w:b/>
+        </w:rPr>
+        <w:t>Status line</w:t>
+      </w:r>
+      <w:r>
+        <w:rPr>
+          <w:b w:val="0"/>
+        </w:rPr>
+        <w:t xml:space="preserve"> (</w:t>
+      </w:r>
+      <w:r>
+        <w:rPr>
+          <w:rFonts w:ascii="Consolas" w:hAnsi="Consolas"/>
+          <w:b w:val="0"/>
+        </w:rPr>
+        <w:t>pipelineStatusLine</w:t>
+      </w:r>
+      <w:r>
+        <w:rPr>
+          <w:b w:val="0"/>
+        </w:rPr>
+        <w:t>), under the pie and in Settings: working on an account; off;</w:t>
+      </w:r>
+    </w:p>
+    <w:p>
+      <w:r>
+        <w:rPr>
+          <w:b w:val="0"/>
+        </w:rPr>
+        <w:t xml:space="preserve">  paused for today; paused while you scan or run another job; limit reached, with the time it frees</w:t>
+      </w:r>
+    </w:p>
+    <w:p>
+      <w:r>
+        <w:rPr>
+          <w:b w:val="0"/>
+        </w:rPr>
+        <w:t xml:space="preserve">  up (</w:t>
+      </w:r>
+      <w:r>
+        <w:rPr>
+          <w:rFonts w:ascii="Consolas" w:hAnsi="Consolas"/>
+          <w:b w:val="0"/>
+        </w:rPr>
+        <w:t>timeBelowCeiling</w:t>
+      </w:r>
+      <w:r>
+        <w:rPr>
+          <w:b w:val="0"/>
+        </w:rPr>
+        <w:t>); all accounts processed; waiting for today's backup.</w:t>
+      </w:r>
+    </w:p>
+    <w:p>
+      <w:pPr>
+        <w:pStyle w:val="ListBullet"/>
+      </w:pPr>
+      <w:r>
+        <w:rPr>
+          <w:b/>
+        </w:rPr>
+        <w:t>Ceiling lowered from 75 to 60</w:t>
+      </w:r>
+      <w:r>
+        <w:rPr>
+          <w:b w:val="0"/>
+        </w:rPr>
+        <w:t xml:space="preserve"> (2026-09-25, Boaz), after one scan used 70 of the 99 on the first day</w:t>
+      </w:r>
+    </w:p>
+    <w:p>
+      <w:r>
+        <w:rPr>
+          <w:b w:val="0"/>
+        </w:rPr>
+        <w:t xml:space="preserve">  of automatic runs. The pipeline now leaves 39 visits a day to the user's own scans. The 75 elsewhere in</w:t>
+      </w:r>
+    </w:p>
+    <w:p>
+      <w:r>
+        <w:rPr>
+          <w:b w:val="0"/>
+        </w:rPr>
+        <w:t xml:space="preserve">  this document is the original design figure.</w:t>
+      </w:r>
+    </w:p>
+    <w:p>
+      <w:pPr>
+        <w:pStyle w:val="ListBullet"/>
+      </w:pPr>
+      <w:r>
+        <w:rPr>
+          <w:b/>
+        </w:rPr>
+        <w:t>Scanner:</w:t>
+      </w:r>
+      <w:r>
+        <w:rPr>
+          <w:b w:val="0"/>
+        </w:rPr>
+        <w:t xml:space="preserve"> 0 Ready accounts: the scan does not start, and the message says why. 1 to 4: </w:t>
+      </w:r>
+      <w:r>
+        <w:rPr>
+          <w:b/>
+        </w:rPr>
+        <w:t>Scan anyway</w:t>
+      </w:r>
+      <w:r>
+        <w:rPr>
+          <w:b w:val="0"/>
+        </w:rPr>
+        <w:t xml:space="preserve"> /</w:t>
+      </w:r>
+    </w:p>
+    <w:p>
+      <w:r>
+        <w:rPr>
+          <w:b w:val="0"/>
+        </w:rPr>
+        <w:t xml:space="preserve">  </w:t>
+      </w:r>
+      <w:r>
+        <w:rPr>
+          <w:b/>
+        </w:rPr>
+        <w:t>Cancel</w:t>
+      </w:r>
+      <w:r>
+        <w:rPr>
+          <w:b w:val="0"/>
+        </w:rPr>
+        <w:t>. Both messages point to Settings &gt; Automation when it is off.</w:t>
+      </w:r>
+    </w:p>
+    <w:p>
+      <w:pPr>
+        <w:pStyle w:val="ListBullet"/>
+      </w:pPr>
+      <w:r>
+        <w:rPr>
+          <w:b/>
+        </w:rPr>
+        <w:t>Not built in step 3:</w:t>
+      </w:r>
+      <w:r>
+        <w:rPr>
+          <w:b w:val="0"/>
+        </w:rPr>
+        <w:t xml:space="preserve"> the wizard's readiness checklist before the consent (10.1: region, sizes,</w:t>
+      </w:r>
+    </w:p>
+    <w:p>
+      <w:r>
+        <w:rPr>
+          <w:b w:val="0"/>
+        </w:rPr>
+        <w:t xml:space="preserve">  seniority levels, LinkedIn signed in). The consent is a plain tick box on the last step. The</w:t>
+      </w:r>
+    </w:p>
+    <w:p>
+      <w:r>
+        <w:rPr>
+          <w:b w:val="0"/>
+        </w:rPr>
+        <w:t xml:space="preserve">  "about 25 more by the end of the day" estimate (10.2 and 10.4) is left out: there is no measured</w:t>
+      </w:r>
+    </w:p>
+    <w:p>
+      <w:r>
+        <w:rPr>
+          <w:b w:val="0"/>
+        </w:rPr>
+        <w:t xml:space="preserve">  rate yet to base it on.</w:t>
       </w:r>
     </w:p>
     <w:p>

--- a/DATA_PIPELINE_DESIGN.docx
+++ b/DATA_PIPELINE_DESIGN.docx
@@ -12383,6 +12383,1598 @@
           <w:b w:val="0"/>
         </w:rPr>
         <w:t xml:space="preserve">  rate yet to base it on.</w:t>
+      </w:r>
+    </w:p>
+    <w:p>
+      <w:pPr>
+        <w:pStyle w:val="Heading3"/>
+      </w:pPr>
+      <w:r>
+        <w:rPr>
+          <w:b w:val="0"/>
+        </w:rPr>
+        <w:t>Step 4 touch-ups (agreed 2026-09-27)</w:t>
+      </w:r>
+    </w:p>
+    <w:p>
+      <w:r>
+        <w:rPr>
+          <w:b w:val="0"/>
+        </w:rPr>
+        <w:t>Boaz agreed to all eight as recommended.</w:t>
+      </w:r>
+    </w:p>
+    <w:tbl>
+      <w:tblPr>
+        <w:tblStyle w:val="TableGrid"/>
+        <w:tblW w:type="auto" w:w="0"/>
+        <w:tblLook w:firstColumn="1" w:firstRow="1" w:lastColumn="0" w:lastRow="0" w:noHBand="0" w:noVBand="1" w:val="04A0"/>
+      </w:tblPr>
+      <w:tblGrid>
+        <w:gridCol w:w="2880"/>
+        <w:gridCol w:w="2880"/>
+        <w:gridCol w:w="2880"/>
+      </w:tblGrid>
+      <w:tr>
+        <w:tc>
+          <w:tcPr>
+            <w:tcW w:type="dxa" w:w="2880"/>
+          </w:tcPr>
+          <w:p>
+            <w:r/>
+            <w:r>
+              <w:rPr>
+                <w:b/>
+              </w:rPr>
+              <w:t>#</w:t>
+            </w:r>
+          </w:p>
+        </w:tc>
+        <w:tc>
+          <w:tcPr>
+            <w:tcW w:type="dxa" w:w="2880"/>
+          </w:tcPr>
+          <w:p>
+            <w:r/>
+            <w:r>
+              <w:rPr>
+                <w:b/>
+              </w:rPr>
+              <w:t>Question</w:t>
+            </w:r>
+          </w:p>
+        </w:tc>
+        <w:tc>
+          <w:tcPr>
+            <w:tcW w:type="dxa" w:w="2880"/>
+          </w:tcPr>
+          <w:p>
+            <w:r/>
+            <w:r>
+              <w:rPr>
+                <w:b/>
+              </w:rPr>
+              <w:t>Decision</w:t>
+            </w:r>
+          </w:p>
+        </w:tc>
+      </w:tr>
+      <w:tr>
+        <w:tc>
+          <w:tcPr>
+            <w:tcW w:type="dxa" w:w="2880"/>
+          </w:tcPr>
+          <w:p>
+            <w:r/>
+            <w:r>
+              <w:rPr>
+                <w:b/>
+              </w:rPr>
+              <w:t>V1</w:t>
+            </w:r>
+          </w:p>
+        </w:tc>
+        <w:tc>
+          <w:tcPr>
+            <w:tcW w:type="dxa" w:w="2880"/>
+          </w:tcPr>
+          <w:p>
+            <w:r/>
+            <w:r>
+              <w:rPr>
+                <w:b w:val="0"/>
+              </w:rPr>
+              <w:t xml:space="preserve">Section 7 stores the queue as a </w:t>
+            </w:r>
+            <w:r>
+              <w:rPr>
+                <w:rFonts w:ascii="Consolas" w:hAnsi="Consolas"/>
+                <w:b w:val="0"/>
+              </w:rPr>
+              <w:t>decisionQueue</w:t>
+            </w:r>
+            <w:r>
+              <w:rPr>
+                <w:b w:val="0"/>
+              </w:rPr>
+              <w:t xml:space="preserve"> list</w:t>
+            </w:r>
+          </w:p>
+        </w:tc>
+        <w:tc>
+          <w:tcPr>
+            <w:tcW w:type="dxa" w:w="2880"/>
+          </w:tcPr>
+          <w:p>
+            <w:r/>
+            <w:r>
+              <w:rPr>
+                <w:b w:val="0"/>
+              </w:rPr>
+              <w:t xml:space="preserve">The queue is </w:t>
+            </w:r>
+            <w:r>
+              <w:rPr>
+                <w:b/>
+              </w:rPr>
+              <w:t>built from the data every time</w:t>
+            </w:r>
+            <w:r>
+              <w:rPr>
+                <w:b w:val="0"/>
+              </w:rPr>
+              <w:t>; only the answers are stored, each where its own data lives. Nothing can go stale: a finding settled in the account's Review dialog, or new data reaching a Lacking account, simply stops producing an item. Every item puts its account in "Needs your decision"; scanning is not affected</w:t>
+            </w:r>
+          </w:p>
+        </w:tc>
+      </w:tr>
+      <w:tr>
+        <w:tc>
+          <w:tcPr>
+            <w:tcW w:type="dxa" w:w="2880"/>
+          </w:tcPr>
+          <w:p>
+            <w:r/>
+            <w:r>
+              <w:rPr>
+                <w:b/>
+              </w:rPr>
+              <w:t>V2</w:t>
+            </w:r>
+          </w:p>
+        </w:tc>
+        <w:tc>
+          <w:tcPr>
+            <w:tcW w:type="dxa" w:w="2880"/>
+          </w:tcPr>
+          <w:p>
+            <w:r/>
+            <w:r>
+              <w:rPr>
+                <w:b w:val="0"/>
+              </w:rPr>
+              <w:t>Discovery merges by itself when a run finishes (R12.6)</w:t>
+            </w:r>
+          </w:p>
+        </w:tc>
+        <w:tc>
+          <w:tcPr>
+            <w:tcW w:type="dxa" w:w="2880"/>
+          </w:tcPr>
+          <w:p>
+            <w:r/>
+            <w:r>
+              <w:rPr>
+                <w:b w:val="0"/>
+              </w:rPr>
+              <w:t xml:space="preserve">Matches by LinkedIn id merge silently. </w:t>
+            </w:r>
+            <w:r>
+              <w:rPr>
+                <w:b/>
+              </w:rPr>
+              <w:t>Name-only matches are not merged, get no id written onto the existing account, and their contacts wait</w:t>
+            </w:r>
+            <w:r>
+              <w:rPr>
+                <w:b w:val="0"/>
+              </w:rPr>
+              <w:t xml:space="preserve">: </w:t>
+            </w:r>
+            <w:r>
+              <w:rPr>
+                <w:b/>
+              </w:rPr>
+              <w:t>Same company</w:t>
+            </w:r>
+            <w:r>
+              <w:rPr>
+                <w:b w:val="0"/>
+              </w:rPr>
+              <w:t xml:space="preserve"> / </w:t>
+            </w:r>
+            <w:r>
+              <w:rPr>
+                <w:b/>
+              </w:rPr>
+              <w:t>Different company</w:t>
+            </w:r>
+            <w:r>
+              <w:rPr>
+                <w:b w:val="0"/>
+              </w:rPr>
+              <w:t>. (Before: a name match silently wrote the discovered id onto the account - the risky write, since nearly every account now has an id)</w:t>
+            </w:r>
+          </w:p>
+        </w:tc>
+      </w:tr>
+      <w:tr>
+        <w:tc>
+          <w:tcPr>
+            <w:tcW w:type="dxa" w:w="2880"/>
+          </w:tcPr>
+          <w:p>
+            <w:r/>
+            <w:r>
+              <w:rPr>
+                <w:b/>
+              </w:rPr>
+              <w:t>V3</w:t>
+            </w:r>
+          </w:p>
+        </w:tc>
+        <w:tc>
+          <w:tcPr>
+            <w:tcW w:type="dxa" w:w="2880"/>
+          </w:tcPr>
+          <w:p>
+            <w:r/>
+            <w:r>
+              <w:rPr>
+                <w:b w:val="0"/>
+              </w:rPr>
+              <w:t>Which duplicates may merge without asking</w:t>
+            </w:r>
+          </w:p>
+        </w:tc>
+        <w:tc>
+          <w:tcPr>
+            <w:tcW w:type="dxa" w:w="2880"/>
+          </w:tcPr>
+          <w:p>
+            <w:r/>
+            <w:r>
+              <w:rPr>
+                <w:b w:val="0"/>
+              </w:rPr>
+              <w:t xml:space="preserve">Only when every member carries the </w:t>
+            </w:r>
+            <w:r>
+              <w:rPr>
+                <w:b/>
+              </w:rPr>
+              <w:t>same LinkedIn id and at least one has had it re-checked</w:t>
+            </w:r>
+            <w:r>
+              <w:rPr>
+                <w:b w:val="0"/>
+              </w:rPr>
+              <w:t xml:space="preserve"> against its own page - a merge removes a row and cannot be undone. Everything else: </w:t>
+            </w:r>
+            <w:r>
+              <w:rPr>
+                <w:b/>
+              </w:rPr>
+              <w:t>Merge</w:t>
+            </w:r>
+            <w:r>
+              <w:rPr>
+                <w:b w:val="0"/>
+              </w:rPr>
+              <w:t xml:space="preserve"> / </w:t>
+            </w:r>
+            <w:r>
+              <w:rPr>
+                <w:b/>
+              </w:rPr>
+              <w:t>Keep both</w:t>
+            </w:r>
+            <w:r>
+              <w:rPr>
+                <w:b w:val="0"/>
+              </w:rPr>
+              <w:t xml:space="preserve"> (the existing "Keep separate" memory)</w:t>
+            </w:r>
+          </w:p>
+        </w:tc>
+      </w:tr>
+      <w:tr>
+        <w:tc>
+          <w:tcPr>
+            <w:tcW w:type="dxa" w:w="2880"/>
+          </w:tcPr>
+          <w:p>
+            <w:r/>
+            <w:r>
+              <w:rPr>
+                <w:b/>
+              </w:rPr>
+              <w:t>V4</w:t>
+            </w:r>
+          </w:p>
+        </w:tc>
+        <w:tc>
+          <w:tcPr>
+            <w:tcW w:type="dxa" w:w="2880"/>
+          </w:tcPr>
+          <w:p>
+            <w:r/>
+            <w:r>
+              <w:rPr>
+                <w:b w:val="0"/>
+              </w:rPr>
+              <w:t>The account's own link opens a page with a different id (SIG, Sunrise, Stadler)</w:t>
+            </w:r>
+          </w:p>
+        </w:tc>
+        <w:tc>
+          <w:tcPr>
+            <w:tcW w:type="dxa" w:w="2880"/>
+          </w:tcPr>
+          <w:p>
+            <w:r/>
+            <w:r>
+              <w:rPr>
+                <w:b w:val="0"/>
+              </w:rPr>
+              <w:t xml:space="preserve">Accepted automatically when the page name and the account name agree at the start, word by word, legal words dropped ("SIG Group" / "SIG Combibloc"); a common first word ("Swiss", "Zurich") needs two words. The old id is kept in the trace. Otherwise: </w:t>
+            </w:r>
+            <w:r>
+              <w:rPr>
+                <w:b/>
+              </w:rPr>
+              <w:t>Accept new page</w:t>
+            </w:r>
+            <w:r>
+              <w:rPr>
+                <w:b w:val="0"/>
+              </w:rPr>
+              <w:t xml:space="preserve"> / </w:t>
+            </w:r>
+            <w:r>
+              <w:rPr>
+                <w:b/>
+              </w:rPr>
+              <w:t>Keep current</w:t>
+            </w:r>
+          </w:p>
+        </w:tc>
+      </w:tr>
+      <w:tr>
+        <w:tc>
+          <w:tcPr>
+            <w:tcW w:type="dxa" w:w="2880"/>
+          </w:tcPr>
+          <w:p>
+            <w:r/>
+            <w:r>
+              <w:rPr>
+                <w:b/>
+              </w:rPr>
+              <w:t>V5</w:t>
+            </w:r>
+          </w:p>
+        </w:tc>
+        <w:tc>
+          <w:tcPr>
+            <w:tcW w:type="dxa" w:w="2880"/>
+          </w:tcPr>
+          <w:p>
+            <w:r/>
+            <w:r>
+              <w:rPr>
+                <w:b w:val="0"/>
+              </w:rPr>
+              <w:t>Lacking evidence (R12.5)</w:t>
+            </w:r>
+          </w:p>
+        </w:tc>
+        <w:tc>
+          <w:tcPr>
+            <w:tcW w:type="dxa" w:w="2880"/>
+          </w:tcPr>
+          <w:p>
+            <w:r/>
+            <w:r>
+              <w:rPr>
+                <w:b w:val="0"/>
+              </w:rPr>
+              <w:t xml:space="preserve">No LinkedIn company and the lookup failed on 2 different days, or an empty page (LinkedIn's "0-1 employees" band), which counts at once. </w:t>
+            </w:r>
+            <w:r>
+              <w:rPr>
+                <w:b/>
+              </w:rPr>
+              <w:t>Keep</w:t>
+            </w:r>
+            <w:r>
+              <w:rPr>
+                <w:b w:val="0"/>
+              </w:rPr>
+              <w:t xml:space="preserve"> stops retrying; </w:t>
+            </w:r>
+            <w:r>
+              <w:rPr>
+                <w:b/>
+              </w:rPr>
+              <w:t>Remove</w:t>
+            </w:r>
+            <w:r>
+              <w:rPr>
+                <w:b w:val="0"/>
+              </w:rPr>
+              <w:t xml:space="preserve"> is the soft delete. Retried when the inputs change (R12.5.2)</w:t>
+            </w:r>
+          </w:p>
+        </w:tc>
+      </w:tr>
+      <w:tr>
+        <w:tc>
+          <w:tcPr>
+            <w:tcW w:type="dxa" w:w="2880"/>
+          </w:tcPr>
+          <w:p>
+            <w:r/>
+            <w:r>
+              <w:rPr>
+                <w:b/>
+              </w:rPr>
+              <w:t>V6</w:t>
+            </w:r>
+          </w:p>
+        </w:tc>
+        <w:tc>
+          <w:tcPr>
+            <w:tcW w:type="dxa" w:w="2880"/>
+          </w:tcPr>
+          <w:p>
+            <w:r/>
+            <w:r>
+              <w:rPr>
+                <w:b w:val="0"/>
+              </w:rPr>
+              <w:t>Web findings</w:t>
+            </w:r>
+          </w:p>
+        </w:tc>
+        <w:tc>
+          <w:tcPr>
+            <w:tcW w:type="dxa" w:w="2880"/>
+          </w:tcPr>
+          <w:p>
+            <w:r/>
+            <w:r>
+              <w:rPr>
+                <w:b w:val="0"/>
+              </w:rPr>
+              <w:t xml:space="preserve">The findings the automatic resolve leaves for the user: </w:t>
+            </w:r>
+            <w:r>
+              <w:rPr>
+                <w:b/>
+              </w:rPr>
+              <w:t>Use web finding</w:t>
+            </w:r>
+            <w:r>
+              <w:rPr>
+                <w:b w:val="0"/>
+              </w:rPr>
+              <w:t xml:space="preserve"> / </w:t>
+            </w:r>
+            <w:r>
+              <w:rPr>
+                <w:b/>
+              </w:rPr>
+              <w:t>Keep current</w:t>
+            </w:r>
+            <w:r>
+              <w:rPr>
+                <w:b w:val="0"/>
+              </w:rPr>
+              <w:t>. Running that resolve automatically stays in step 5</w:t>
+            </w:r>
+          </w:p>
+        </w:tc>
+      </w:tr>
+      <w:tr>
+        <w:tc>
+          <w:tcPr>
+            <w:tcW w:type="dxa" w:w="2880"/>
+          </w:tcPr>
+          <w:p>
+            <w:r/>
+            <w:r>
+              <w:rPr>
+                <w:b/>
+              </w:rPr>
+              <w:t>V7</w:t>
+            </w:r>
+          </w:p>
+        </w:tc>
+        <w:tc>
+          <w:tcPr>
+            <w:tcW w:type="dxa" w:w="2880"/>
+          </w:tcPr>
+          <w:p>
+            <w:r/>
+            <w:r>
+              <w:rPr>
+                <w:b w:val="0"/>
+              </w:rPr>
+              <w:t>Where and how</w:t>
+            </w:r>
+          </w:p>
+        </w:tc>
+        <w:tc>
+          <w:tcPr>
+            <w:tcW w:type="dxa" w:w="2880"/>
+          </w:tcPr>
+          <w:p>
+            <w:r/>
+            <w:r>
+              <w:rPr>
+                <w:b w:val="0"/>
+              </w:rPr>
+              <w:t xml:space="preserve">A </w:t>
+            </w:r>
+            <w:r>
+              <w:rPr>
+                <w:b/>
+              </w:rPr>
+              <w:t>Decisions</w:t>
+            </w:r>
+            <w:r>
+              <w:rPr>
+                <w:b w:val="0"/>
+              </w:rPr>
+              <w:t xml:space="preserve"> page (menu item with a red dot, all four pages), one card at a time, </w:t>
+            </w:r>
+            <w:r>
+              <w:rPr>
+                <w:b/>
+              </w:rPr>
+              <w:t>Skip</w:t>
+            </w:r>
+            <w:r>
+              <w:rPr>
+                <w:b w:val="0"/>
+              </w:rPr>
+              <w:t xml:space="preserve"> (saves nothing). Review &amp; Merge Discovery Results and Discover Contacts for Existing Companies move to Advanced tools; the five support tools' dialogs say *"The automatic pipeline normally does this for you."*</w:t>
+            </w:r>
+          </w:p>
+        </w:tc>
+      </w:tr>
+      <w:tr>
+        <w:tc>
+          <w:tcPr>
+            <w:tcW w:type="dxa" w:w="2880"/>
+          </w:tcPr>
+          <w:p>
+            <w:r/>
+            <w:r>
+              <w:rPr>
+                <w:b/>
+              </w:rPr>
+              <w:t>V8</w:t>
+            </w:r>
+          </w:p>
+        </w:tc>
+        <w:tc>
+          <w:tcPr>
+            <w:tcW w:type="dxa" w:w="2880"/>
+          </w:tcPr>
+          <w:p>
+            <w:r/>
+            <w:r>
+              <w:rPr>
+                <w:b w:val="0"/>
+              </w:rPr>
+              <w:t>Version</w:t>
+            </w:r>
+          </w:p>
+        </w:tc>
+        <w:tc>
+          <w:tcPr>
+            <w:tcW w:type="dxa" w:w="2880"/>
+          </w:tcPr>
+          <w:p>
+            <w:r/>
+            <w:r>
+              <w:rPr>
+                <w:b w:val="0"/>
+              </w:rPr>
+              <w:t xml:space="preserve">1.1.6 -&gt; </w:t>
+            </w:r>
+            <w:r>
+              <w:rPr>
+                <w:b/>
+              </w:rPr>
+              <w:t>1.1.7</w:t>
+            </w:r>
+          </w:p>
+        </w:tc>
+      </w:tr>
+    </w:tbl>
+    <w:p/>
+    <w:p>
+      <w:r>
+        <w:rPr>
+          <w:b/>
+        </w:rPr>
+        <w:t>Added by Boaz while building: "do the same for the others like this".</w:t>
+      </w:r>
+      <w:r>
+        <w:rPr>
+          <w:b w:val="0"/>
+        </w:rPr>
+        <w:t xml:space="preserve"> A tick box under the card</w:t>
+      </w:r>
+    </w:p>
+    <w:p>
+      <w:r>
+        <w:rPr>
+          <w:b w:val="0"/>
+        </w:rPr>
+        <w:t>applies the answer to every other item in the *same situation*, after a confirmation listing them. It</w:t>
+      </w:r>
+    </w:p>
+    <w:p>
+      <w:r>
+        <w:rPr>
+          <w:b w:val="0"/>
+        </w:rPr>
+        <w:t>is offered only where the situation really is the same: web findings on the same field, and Lacking</w:t>
+      </w:r>
+    </w:p>
+    <w:p>
+      <w:r>
+        <w:rPr>
+          <w:b w:val="0"/>
+        </w:rPr>
+        <w:t>evidence with the same cause. Identity questions (a changed page, a name match, a duplicate) are each</w:t>
+      </w:r>
+    </w:p>
+    <w:p>
+      <w:r>
+        <w:rPr>
+          <w:b w:val="0"/>
+        </w:rPr>
+        <w:t>about two particular companies and are never grouped.</w:t>
+      </w:r>
+    </w:p>
+    <w:p>
+      <w:pPr>
+        <w:pStyle w:val="Heading3"/>
+      </w:pPr>
+      <w:r>
+        <w:rPr>
+          <w:b w:val="0"/>
+        </w:rPr>
+        <w:t>Step 4 as built (2026-09-27)</w:t>
+      </w:r>
+    </w:p>
+    <w:p>
+      <w:r>
+        <w:rPr>
+          <w:b w:val="0"/>
+        </w:rPr>
+        <w:t xml:space="preserve">Branch </w:t>
+      </w:r>
+      <w:r>
+        <w:rPr>
+          <w:rFonts w:ascii="Consolas" w:hAnsi="Consolas"/>
+          <w:b w:val="0"/>
+        </w:rPr>
+        <w:t>feature/pipeline-step4</w:t>
+      </w:r>
+      <w:r>
+        <w:rPr>
+          <w:b w:val="0"/>
+        </w:rPr>
+        <w:t>, stacked on step 3. Version 1.1.7.</w:t>
+      </w:r>
+    </w:p>
+    <w:p>
+      <w:pPr>
+        <w:pStyle w:val="ListBullet"/>
+      </w:pPr>
+      <w:r>
+        <w:rPr>
+          <w:b/>
+        </w:rPr>
+        <w:t>Root cause found on the way, in his Activity Log:</w:t>
+      </w:r>
+      <w:r>
+        <w:rPr>
+          <w:b w:val="0"/>
+        </w:rPr>
+        <w:t xml:space="preserve"> LinkedIn now titles a company page</w:t>
+      </w:r>
+    </w:p>
+    <w:p>
+      <w:r>
+        <w:rPr>
+          <w:b w:val="0"/>
+        </w:rPr>
+        <w:t xml:space="preserve">  *"Stadler: Overview | LinkedIn"*. The resolver stripped only the old "About | LinkedIn" ending, so the</w:t>
+      </w:r>
+    </w:p>
+    <w:p>
+      <w:r>
+        <w:rPr>
+          <w:b w:val="0"/>
+        </w:rPr>
+        <w:t xml:space="preserve">  name check compared "Stadler: Overview" with "Stadler Rail" and failed. Ten accounts gave up on this</w:t>
+      </w:r>
+    </w:p>
+    <w:p>
+      <w:r>
+        <w:rPr>
+          <w:b w:val="0"/>
+        </w:rPr>
+        <w:t xml:space="preserve">  (Stadler, Sunrise, SIG, Forbo, Medacta, Bystronic, Valiant, Cembra, Comet, SKAN). Fixed in</w:t>
+      </w:r>
+    </w:p>
+    <w:p>
+      <w:r>
+        <w:rPr>
+          <w:b w:val="0"/>
+        </w:rPr>
+        <w:t xml:space="preserve">  </w:t>
+      </w:r>
+      <w:r>
+        <w:rPr>
+          <w:rFonts w:ascii="Consolas" w:hAnsi="Consolas"/>
+          <w:b w:val="0"/>
+        </w:rPr>
+        <w:t>company-resolve-content-script.js</w:t>
+      </w:r>
+      <w:r>
+        <w:rPr>
+          <w:b w:val="0"/>
+        </w:rPr>
+        <w:t xml:space="preserve">; the same rule is </w:t>
+      </w:r>
+      <w:r>
+        <w:rPr>
+          <w:rFonts w:ascii="Consolas" w:hAnsi="Consolas"/>
+          <w:b w:val="0"/>
+        </w:rPr>
+        <w:t>cleanPageName</w:t>
+      </w:r>
+      <w:r>
+        <w:rPr>
+          <w:b w:val="0"/>
+        </w:rPr>
+        <w:t xml:space="preserve"> in the pure module. The ten are</w:t>
+      </w:r>
+    </w:p>
+    <w:p>
+      <w:r>
+        <w:rPr>
+          <w:b w:val="0"/>
+        </w:rPr>
+        <w:t xml:space="preserve">  tested cases.</w:t>
+      </w:r>
+    </w:p>
+    <w:p>
+      <w:pPr>
+        <w:pStyle w:val="ListBullet"/>
+      </w:pPr>
+      <w:r>
+        <w:rPr>
+          <w:b/>
+        </w:rPr>
+        <w:t>`code/decision-rules.js`</w:t>
+      </w:r>
+      <w:r>
+        <w:rPr>
+          <w:b w:val="0"/>
+        </w:rPr>
+        <w:t xml:space="preserve"> (pure, 39 checks in </w:t>
+      </w:r>
+      <w:r>
+        <w:rPr>
+          <w:rFonts w:ascii="Consolas" w:hAnsi="Consolas"/>
+          <w:b w:val="0"/>
+        </w:rPr>
+        <w:t>test_pure_modules.py</w:t>
+      </w:r>
+      <w:r>
+        <w:rPr>
+          <w:b w:val="0"/>
+        </w:rPr>
+        <w:t xml:space="preserve">, 221 total): </w:t>
+      </w:r>
+      <w:r>
+        <w:rPr>
+          <w:rFonts w:ascii="Consolas" w:hAnsi="Consolas"/>
+          <w:b w:val="0"/>
+        </w:rPr>
+        <w:t>cleanPageName</w:t>
+      </w:r>
+      <w:r>
+        <w:rPr>
+          <w:b w:val="0"/>
+        </w:rPr>
+        <w:t>,</w:t>
+      </w:r>
+    </w:p>
+    <w:p>
+      <w:r>
+        <w:rPr>
+          <w:b w:val="0"/>
+        </w:rPr>
+        <w:t xml:space="preserve">  </w:t>
+      </w:r>
+      <w:r>
+        <w:rPr>
+          <w:rFonts w:ascii="Consolas" w:hAnsi="Consolas"/>
+          <w:b w:val="0"/>
+        </w:rPr>
+        <w:t>pageNamesAgree</w:t>
+      </w:r>
+      <w:r>
+        <w:rPr>
+          <w:b w:val="0"/>
+        </w:rPr>
+        <w:t xml:space="preserve"> (V4), </w:t>
+      </w:r>
+      <w:r>
+        <w:rPr>
+          <w:rFonts w:ascii="Consolas" w:hAnsi="Consolas"/>
+          <w:b w:val="0"/>
+        </w:rPr>
+        <w:t>isEmptyPageBand</w:t>
+      </w:r>
+      <w:r>
+        <w:rPr>
+          <w:b w:val="0"/>
+        </w:rPr>
+        <w:t xml:space="preserve">, </w:t>
+      </w:r>
+      <w:r>
+        <w:rPr>
+          <w:rFonts w:ascii="Consolas" w:hAnsi="Consolas"/>
+          <w:b w:val="0"/>
+        </w:rPr>
+        <w:t>lackingReason</w:t>
+      </w:r>
+      <w:r>
+        <w:rPr>
+          <w:b w:val="0"/>
+        </w:rPr>
+        <w:t xml:space="preserve"> (V5), </w:t>
+      </w:r>
+      <w:r>
+        <w:rPr>
+          <w:rFonts w:ascii="Consolas" w:hAnsi="Consolas"/>
+          <w:b w:val="0"/>
+        </w:rPr>
+        <w:t>duplicateGroups</w:t>
+      </w:r>
+      <w:r>
+        <w:rPr>
+          <w:b w:val="0"/>
+        </w:rPr>
+        <w:t xml:space="preserve"> (V3, links rows by</w:t>
+      </w:r>
+    </w:p>
+    <w:p>
+      <w:r>
+        <w:rPr>
+          <w:b w:val="0"/>
+        </w:rPr>
+        <w:t xml:space="preserve">  name, LinkedIn page and LinkedIn id), </w:t>
+      </w:r>
+      <w:r>
+        <w:rPr>
+          <w:rFonts w:ascii="Consolas" w:hAnsi="Consolas"/>
+          <w:b w:val="0"/>
+        </w:rPr>
+        <w:t>accountInputsKey</w:t>
+      </w:r>
+      <w:r>
+        <w:rPr>
+          <w:b w:val="0"/>
+        </w:rPr>
+        <w:t xml:space="preserve"> / </w:t>
+      </w:r>
+      <w:r>
+        <w:rPr>
+          <w:rFonts w:ascii="Consolas" w:hAnsi="Consolas"/>
+          <w:b w:val="0"/>
+        </w:rPr>
+        <w:t>effectivePipeline</w:t>
+      </w:r>
+      <w:r>
+        <w:rPr>
+          <w:b w:val="0"/>
+        </w:rPr>
+        <w:t xml:space="preserve"> (R12.5.2),</w:t>
+      </w:r>
+    </w:p>
+    <w:p>
+      <w:r>
+        <w:rPr>
+          <w:b w:val="0"/>
+        </w:rPr>
+        <w:t xml:space="preserve">  </w:t>
+      </w:r>
+      <w:r>
+        <w:rPr>
+          <w:rFonts w:ascii="Consolas" w:hAnsi="Consolas"/>
+          <w:b w:val="0"/>
+        </w:rPr>
+        <w:t>similarKey</w:t>
+      </w:r>
+      <w:r>
+        <w:rPr>
+          <w:b w:val="0"/>
+        </w:rPr>
+        <w:t xml:space="preserve">, </w:t>
+      </w:r>
+      <w:r>
+        <w:rPr>
+          <w:rFonts w:ascii="Consolas" w:hAnsi="Consolas"/>
+          <w:b w:val="0"/>
+        </w:rPr>
+        <w:t>sortDecisions</w:t>
+      </w:r>
+      <w:r>
+        <w:rPr>
+          <w:b w:val="0"/>
+        </w:rPr>
+        <w:t xml:space="preserve"> (identity questions first, then Lacking, then findings; P1 first).</w:t>
+      </w:r>
+    </w:p>
+    <w:p>
+      <w:pPr>
+        <w:pStyle w:val="ListBullet"/>
+      </w:pPr>
+      <w:r>
+        <w:rPr>
+          <w:b/>
+        </w:rPr>
+        <w:t>Retry when something new arrives:</w:t>
+      </w:r>
+      <w:r>
+        <w:rPr>
+          <w:b w:val="0"/>
+        </w:rPr>
+        <w:t xml:space="preserve"> each view carries </w:t>
+      </w:r>
+      <w:r>
+        <w:rPr>
+          <w:rFonts w:ascii="Consolas" w:hAnsi="Consolas"/>
+          <w:b w:val="0"/>
+        </w:rPr>
+        <w:t>inputsKey</w:t>
+      </w:r>
+      <w:r>
+        <w:rPr>
+          <w:b w:val="0"/>
+        </w:rPr>
+        <w:t xml:space="preserve"> (import date, names, a typed link,</w:t>
+      </w:r>
+    </w:p>
+    <w:p>
+      <w:r>
+        <w:rPr>
+          <w:b w:val="0"/>
+        </w:rPr>
+        <w:t xml:space="preserve">  </w:t>
+      </w:r>
+      <w:r>
+        <w:rPr>
+          <w:rFonts w:ascii="Consolas" w:hAnsi="Consolas"/>
+          <w:b w:val="0"/>
+        </w:rPr>
+        <w:t>PIPELINE_RULES_VERSION</w:t>
+      </w:r>
+      <w:r>
+        <w:rPr>
+          <w:b w:val="0"/>
+        </w:rPr>
+        <w:t>). When it differs from the key stored with the attempts, the attempts, empty</w:t>
+      </w:r>
+    </w:p>
+    <w:p>
+      <w:r>
+        <w:rPr>
+          <w:b w:val="0"/>
+        </w:rPr>
+        <w:t xml:space="preserve">  page mark, Keep and pending page change are forgotten. Pre-step-4 states have no key, so **every</w:t>
+      </w:r>
+    </w:p>
+    <w:p>
+      <w:r>
+        <w:rPr>
+          <w:b w:val="0"/>
+        </w:rPr>
+        <w:t xml:space="preserve">  account with a history is retried once** - which is what brings the ten back. The pipeline never</w:t>
+      </w:r>
+    </w:p>
+    <w:p>
+      <w:r>
+        <w:rPr>
+          <w:b w:val="0"/>
+        </w:rPr>
+        <w:t xml:space="preserve">  writes any input, so it cannot reset itself.</w:t>
+      </w:r>
+    </w:p>
+    <w:p>
+      <w:pPr>
+        <w:pStyle w:val="ListBullet"/>
+      </w:pPr>
+      <w:r>
+        <w:rPr>
+          <w:b/>
+        </w:rPr>
+        <w:t>storage.js:</w:t>
+      </w:r>
+      <w:r>
+        <w:rPr>
+          <w:b w:val="0"/>
+        </w:rPr>
+        <w:t xml:space="preserve"> </w:t>
+      </w:r>
+      <w:r>
+        <w:rPr>
+          <w:rFonts w:ascii="Consolas" w:hAnsi="Consolas"/>
+          <w:b w:val="0"/>
+        </w:rPr>
+        <w:t>getDecisionQueue</w:t>
+      </w:r>
+      <w:r>
+        <w:rPr>
+          <w:b w:val="0"/>
+        </w:rPr>
+        <w:t xml:space="preserve">, </w:t>
+      </w:r>
+      <w:r>
+        <w:rPr>
+          <w:rFonts w:ascii="Consolas" w:hAnsi="Consolas"/>
+          <w:b w:val="0"/>
+        </w:rPr>
+        <w:t>applyDecision(item, choice)</w:t>
+      </w:r>
+      <w:r>
+        <w:rPr>
+          <w:b w:val="0"/>
+        </w:rPr>
+        <w:t xml:space="preserve">, </w:t>
+      </w:r>
+      <w:r>
+        <w:rPr>
+          <w:rFonts w:ascii="Consolas" w:hAnsi="Consolas"/>
+          <w:b w:val="0"/>
+        </w:rPr>
+        <w:t>settleSafeDuplicates</w:t>
+      </w:r>
+      <w:r>
+        <w:rPr>
+          <w:b w:val="0"/>
+        </w:rPr>
+        <w:t>,</w:t>
+      </w:r>
+    </w:p>
+    <w:p>
+      <w:r>
+        <w:rPr>
+          <w:b w:val="0"/>
+        </w:rPr>
+        <w:t xml:space="preserve">  </w:t>
+      </w:r>
+      <w:r>
+        <w:rPr>
+          <w:rFonts w:ascii="Consolas" w:hAnsi="Consolas"/>
+          <w:b w:val="0"/>
+        </w:rPr>
+        <w:t>autoMergeDiscoveryResults</w:t>
+      </w:r>
+      <w:r>
+        <w:rPr>
+          <w:b w:val="0"/>
+        </w:rPr>
+        <w:t xml:space="preserve">, </w:t>
+      </w:r>
+      <w:r>
+        <w:rPr>
+          <w:rFonts w:ascii="Consolas" w:hAnsi="Consolas"/>
+          <w:b w:val="0"/>
+        </w:rPr>
+        <w:t>getDiscoveryNameDecisions</w:t>
+      </w:r>
+      <w:r>
+        <w:rPr>
+          <w:b w:val="0"/>
+        </w:rPr>
+        <w:t xml:space="preserve"> / </w:t>
+      </w:r>
+      <w:r>
+        <w:rPr>
+          <w:rFonts w:ascii="Consolas" w:hAnsi="Consolas"/>
+          <w:b w:val="0"/>
+        </w:rPr>
+        <w:t>saveDiscoveryNameDecision</w:t>
+      </w:r>
+      <w:r>
+        <w:rPr>
+          <w:b w:val="0"/>
+        </w:rPr>
+        <w:t xml:space="preserve"> (key</w:t>
+      </w:r>
+    </w:p>
+    <w:p>
+      <w:r>
+        <w:rPr>
+          <w:b w:val="0"/>
+        </w:rPr>
+        <w:t xml:space="preserve">  </w:t>
+      </w:r>
+      <w:r>
+        <w:rPr>
+          <w:rFonts w:ascii="Consolas" w:hAnsi="Consolas"/>
+          <w:b w:val="0"/>
+        </w:rPr>
+        <w:t>discoveryNameDecisions</w:t>
+      </w:r>
+      <w:r>
+        <w:rPr>
+          <w:b w:val="0"/>
+        </w:rPr>
+        <w:t xml:space="preserve">, by the discovered company's LinkedIn id). </w:t>
+      </w:r>
+      <w:r>
+        <w:rPr>
+          <w:rFonts w:ascii="Consolas" w:hAnsi="Consolas"/>
+          <w:b w:val="0"/>
+        </w:rPr>
+        <w:t>computeDiscoveredMergeDiff</w:t>
+      </w:r>
+    </w:p>
+    <w:p>
+      <w:r>
+        <w:rPr>
+          <w:b w:val="0"/>
+        </w:rPr>
+        <w:t xml:space="preserve">  holds undecided name matches and their contacts; "Different company" adds the row as</w:t>
+      </w:r>
+    </w:p>
+    <w:p>
+      <w:r>
+        <w:rPr>
+          <w:b w:val="0"/>
+        </w:rPr>
+        <w:t xml:space="preserve">  *"Name (LinkedIn: slug)"*, since accounts are keyed by normalized name. </w:t>
+      </w:r>
+      <w:r>
+        <w:rPr>
+          <w:rFonts w:ascii="Consolas" w:hAnsi="Consolas"/>
+          <w:b w:val="0"/>
+        </w:rPr>
+        <w:t>getAccountReadiness</w:t>
+      </w:r>
+      <w:r>
+        <w:rPr>
+          <w:b w:val="0"/>
+        </w:rPr>
+        <w:t xml:space="preserve"> passes</w:t>
+      </w:r>
+    </w:p>
+    <w:p>
+      <w:r>
+        <w:rPr>
+          <w:b w:val="0"/>
+        </w:rPr>
+        <w:t xml:space="preserve">  the queue to </w:t>
+      </w:r>
+      <w:r>
+        <w:rPr>
+          <w:rFonts w:ascii="Consolas" w:hAnsi="Consolas"/>
+          <w:b w:val="0"/>
+        </w:rPr>
+        <w:t>assessAccount</w:t>
+      </w:r>
+      <w:r>
+        <w:rPr>
+          <w:b w:val="0"/>
+        </w:rPr>
+        <w:t>, so the pie's "Needs your decision" and "Lacking evidence" slices fill.</w:t>
+      </w:r>
+    </w:p>
+    <w:p>
+      <w:pPr>
+        <w:pStyle w:val="ListBullet"/>
+      </w:pPr>
+      <w:r>
+        <w:rPr>
+          <w:b/>
+        </w:rPr>
+        <w:t>Pipeline:</w:t>
+      </w:r>
+      <w:r>
+        <w:rPr>
+          <w:b w:val="0"/>
+        </w:rPr>
+        <w:t xml:space="preserve"> </w:t>
+      </w:r>
+      <w:r>
+        <w:rPr>
+          <w:rFonts w:ascii="Consolas" w:hAnsi="Consolas"/>
+          <w:b w:val="0"/>
+        </w:rPr>
+        <w:t>jobsNeeded</w:t>
+      </w:r>
+      <w:r>
+        <w:rPr>
+          <w:b w:val="0"/>
+        </w:rPr>
+        <w:t xml:space="preserve"> returns nothing for an empty page, a Keep, or a page change waiting for an</w:t>
+      </w:r>
+    </w:p>
+    <w:p>
+      <w:r>
+        <w:rPr>
+          <w:b w:val="0"/>
+        </w:rPr>
+        <w:t xml:space="preserve">  answer; "Keep current" stops the re-check. The runner accepts or queues a changed page (V4), marks an</w:t>
+      </w:r>
+    </w:p>
+    <w:p>
+      <w:r>
+        <w:rPr>
+          <w:b w:val="0"/>
+        </w:rPr>
+        <w:t xml:space="preserve">  empty page from the size read, saves the whole per-account state, and settles safe duplicates after</w:t>
+      </w:r>
+    </w:p>
+    <w:p>
+      <w:r>
+        <w:rPr>
+          <w:b w:val="0"/>
+        </w:rPr>
+        <w:t xml:space="preserve">  each run.</w:t>
+      </w:r>
+    </w:p>
+    <w:p>
+      <w:pPr>
+        <w:pStyle w:val="ListBullet"/>
+      </w:pPr>
+      <w:r>
+        <w:rPr>
+          <w:b/>
+        </w:rPr>
+        <w:t>background.js:</w:t>
+      </w:r>
+      <w:r>
+        <w:rPr>
+          <w:b w:val="0"/>
+        </w:rPr>
+        <w:t xml:space="preserve"> when </w:t>
+      </w:r>
+      <w:r>
+        <w:rPr>
+          <w:rFonts w:ascii="Consolas" w:hAnsi="Consolas"/>
+          <w:b w:val="0"/>
+        </w:rPr>
+        <w:t>discoveryQueueState</w:t>
+      </w:r>
+      <w:r>
+        <w:rPr>
+          <w:b w:val="0"/>
+        </w:rPr>
+        <w:t xml:space="preserve"> turns </w:t>
+      </w:r>
+      <w:r>
+        <w:rPr>
+          <w:rFonts w:ascii="Consolas" w:hAnsi="Consolas"/>
+          <w:b w:val="0"/>
+        </w:rPr>
+        <w:t>done</w:t>
+      </w:r>
+      <w:r>
+        <w:rPr>
+          <w:b w:val="0"/>
+        </w:rPr>
+        <w:t>, the results are merged, safe duplicates</w:t>
+      </w:r>
+    </w:p>
+    <w:p>
+      <w:r>
+        <w:rPr>
+          <w:b w:val="0"/>
+        </w:rPr>
+        <w:t xml:space="preserve">  settled, new rows scored locally, and the pipeline kicked. A stopped run never reaches </w:t>
+      </w:r>
+      <w:r>
+        <w:rPr>
+          <w:rFonts w:ascii="Consolas" w:hAnsi="Consolas"/>
+          <w:b w:val="0"/>
+        </w:rPr>
+        <w:t>done</w:t>
+      </w:r>
+      <w:r>
+        <w:rPr>
+          <w:b w:val="0"/>
+        </w:rPr>
+        <w:t>.</w:t>
+      </w:r>
+    </w:p>
+    <w:p>
+      <w:pPr>
+        <w:pStyle w:val="ListBullet"/>
+      </w:pPr>
+      <w:r>
+        <w:rPr>
+          <w:b/>
+        </w:rPr>
+        <w:t>Pages:</w:t>
+      </w:r>
+      <w:r>
+        <w:rPr>
+          <w:b w:val="0"/>
+        </w:rPr>
+        <w:t xml:space="preserve"> </w:t>
+      </w:r>
+      <w:r>
+        <w:rPr>
+          <w:rFonts w:ascii="Consolas" w:hAnsi="Consolas"/>
+          <w:b w:val="0"/>
+        </w:rPr>
+        <w:t>decisions.html/.js/.css</w:t>
+      </w:r>
+      <w:r>
+        <w:rPr>
+          <w:b w:val="0"/>
+        </w:rPr>
+        <w:t xml:space="preserve"> (embedded like the Activity Log), </w:t>
+      </w:r>
+      <w:r>
+        <w:rPr>
+          <w:rFonts w:ascii="Consolas" w:hAnsi="Consolas"/>
+          <w:b w:val="0"/>
+        </w:rPr>
+        <w:t>decisions-dot.js</w:t>
+      </w:r>
+      <w:r>
+        <w:rPr>
+          <w:b w:val="0"/>
+        </w:rPr>
+        <w:t xml:space="preserve"> (the red</w:t>
+      </w:r>
+    </w:p>
+    <w:p>
+      <w:r>
+        <w:rPr>
+          <w:b w:val="0"/>
+        </w:rPr>
+        <w:t xml:space="preserve">  dot, recounted when the data it is built from changes, debounced). The manual Review &amp; Merge now</w:t>
+      </w:r>
+    </w:p>
+    <w:p>
+      <w:r>
+        <w:rPr>
+          <w:b w:val="0"/>
+        </w:rPr>
+        <w:t xml:space="preserve">  reports name matches waiting in Decisions.</w:t>
+      </w:r>
+    </w:p>
+    <w:p>
+      <w:pPr>
+        <w:pStyle w:val="ListBullet"/>
+      </w:pPr>
+      <w:r>
+        <w:rPr>
+          <w:b/>
+        </w:rPr>
+        <w:t>Alternative names (option A, Boaz 2026-09-27):</w:t>
+      </w:r>
+      <w:r>
+        <w:rPr>
+          <w:b w:val="0"/>
+        </w:rPr>
+        <w:t xml:space="preserve"> the LinkedIn Link stays uneditable (his 2026-09-18</w:t>
+      </w:r>
+    </w:p>
+    <w:p>
+      <w:r>
+        <w:rPr>
+          <w:b w:val="0"/>
+        </w:rPr>
+        <w:t xml:space="preserve">  rule: SalesTeam verifies links, users do not type them). Instead, when the main name search answers with</w:t>
+      </w:r>
+    </w:p>
+    <w:p>
+      <w:r>
+        <w:rPr>
+          <w:b w:val="0"/>
+        </w:rPr>
+        <w:t xml:space="preserve">  no confident match, the resolver searches again with the account's alternative names - the workbook's</w:t>
+      </w:r>
+    </w:p>
+    <w:p>
+      <w:r>
+        <w:rPr>
+          <w:b w:val="0"/>
+        </w:rPr>
+        <w:t xml:space="preserve">  and the Alt. name(s) typed on the account - at most 2, never after a timeout (a second search per</w:t>
+      </w:r>
+    </w:p>
+    <w:p>
+      <w:r>
+        <w:rPr>
+          <w:b w:val="0"/>
+        </w:rPr>
+        <w:t xml:space="preserve">  company was once linked to throttling). Case: "Swiss Air-Rescue Rega" finds nothing; its page is</w:t>
+      </w:r>
+    </w:p>
+    <w:p>
+      <w:r>
+        <w:rPr>
+          <w:b w:val="0"/>
+        </w:rPr>
+        <w:t xml:space="preserve">  "Rega". Adding "Rega" as an Alt. name changes the account's inputs key, so it is retried at once.</w:t>
+      </w:r>
+    </w:p>
+    <w:p>
+      <w:r>
+        <w:rPr>
+          <w:b w:val="0"/>
+        </w:rPr>
+        <w:t xml:space="preserve">  Used by the pipeline and by Advanced tools &gt; Resolve LinkedIn Company IDs; alt names also count for the</w:t>
+      </w:r>
+    </w:p>
+    <w:p>
+      <w:r>
+        <w:rPr>
+          <w:b w:val="0"/>
+        </w:rPr>
+        <w:t xml:space="preserve">  direct-link name check and for V4.</w:t>
+      </w:r>
+    </w:p>
+    <w:p>
+      <w:pPr>
+        <w:pStyle w:val="ListBullet"/>
+      </w:pPr>
+      <w:r>
+        <w:rPr>
+          <w:b/>
+        </w:rPr>
+        <w:t>Duplicates: evidence against wins (Boaz, live test 2026-09-27).</w:t>
+      </w:r>
+      <w:r>
+        <w:rPr>
+          <w:b w:val="0"/>
+        </w:rPr>
+        <w:t xml:space="preserve"> Basilea Pharmaceutica and ADC</w:t>
+      </w:r>
+    </w:p>
+    <w:p>
+      <w:r>
+        <w:rPr>
+          <w:b w:val="0"/>
+        </w:rPr>
+        <w:t xml:space="preserve">  Therapeutics were proposed as duplicates because both carried the same LinkedIn id - but their links</w:t>
+      </w:r>
+    </w:p>
+    <w:p>
+      <w:r>
+        <w:rPr>
+          <w:b w:val="0"/>
+        </w:rPr>
+        <w:t xml:space="preserve">  open two different pages, so one held the other's id (a wrong id, which the re-check corrects, not a</w:t>
+      </w:r>
+    </w:p>
+    <w:p>
+      <w:r>
+        <w:rPr>
+          <w:b w:val="0"/>
+        </w:rPr>
+        <w:t xml:space="preserve">  duplicate). </w:t>
+      </w:r>
+      <w:r>
+        <w:rPr>
+          <w:rFonts w:ascii="Consolas" w:hAnsi="Consolas"/>
+          <w:b w:val="0"/>
+        </w:rPr>
+        <w:t>duplicateContradiction</w:t>
+      </w:r>
+      <w:r>
+        <w:rPr>
+          <w:b w:val="0"/>
+        </w:rPr>
+        <w:t>: a shared id never pairs rows whose links open different pages,</w:t>
+      </w:r>
+    </w:p>
+    <w:p>
+      <w:r>
+        <w:rPr>
+          <w:b w:val="0"/>
+        </w:rPr>
+        <w:t xml:space="preserve">  and different registry ids (Zefix UID) never pair rows at all. The card now says why the rows were</w:t>
+      </w:r>
+    </w:p>
+    <w:p>
+      <w:r>
+        <w:rPr>
+          <w:b w:val="0"/>
+        </w:rPr>
+        <w:t xml:space="preserve">  paired and compares LinkedIn page, id, HQ city and country, registry id and contacts side by side.</w:t>
+      </w:r>
+    </w:p>
+    <w:p>
+      <w:pPr>
+        <w:pStyle w:val="ListBullet"/>
+      </w:pPr>
+      <w:r>
+        <w:rPr>
+          <w:b/>
+        </w:rPr>
+        <w:t>Also fixed:</w:t>
+      </w:r>
+      <w:r>
+        <w:rPr>
+          <w:b w:val="0"/>
+        </w:rPr>
+        <w:t xml:space="preserve"> "companyies" in the Resolve confirmation; the Resolve dialog no longer calls the ids</w:t>
+      </w:r>
+    </w:p>
+    <w:p>
+      <w:r>
+        <w:rPr>
+          <w:b w:val="0"/>
+        </w:rPr>
+        <w:t xml:space="preserve">  "needed for a future feature".</w:t>
+      </w:r>
+    </w:p>
+    <w:p>
+      <w:pPr>
+        <w:pStyle w:val="ListBullet"/>
+      </w:pPr>
+      <w:r>
+        <w:rPr>
+          <w:b/>
+        </w:rPr>
+        <w:t>Not built:</w:t>
+      </w:r>
+      <w:r>
+        <w:rPr>
+          <w:b w:val="0"/>
+        </w:rPr>
+        <w:t xml:space="preserve"> the design's </w:t>
+      </w:r>
+      <w:r>
+        <w:rPr>
+          <w:rFonts w:ascii="Consolas" w:hAnsi="Consolas"/>
+          <w:b w:val="0"/>
+        </w:rPr>
+        <w:t>dedupe-safe</w:t>
+      </w:r>
+      <w:r>
+        <w:rPr>
+          <w:b w:val="0"/>
+        </w:rPr>
+        <w:t xml:space="preserve"> as a separate pipeline job (settling runs after each run and</w:t>
+      </w:r>
+    </w:p>
+    <w:p>
+      <w:r>
+        <w:rPr>
+          <w:b w:val="0"/>
+        </w:rPr>
+        <w:t xml:space="preserve">  each Discovery merge instead); a link from the pie's status line to Decisions.</w:t>
       </w:r>
     </w:p>
     <w:p>

--- a/DATA_PIPELINE_DESIGN.docx
+++ b/DATA_PIPELINE_DESIGN.docx
@@ -13975,6 +13975,1534 @@
           <w:b w:val="0"/>
         </w:rPr>
         <w:t xml:space="preserve">  each Discovery merge instead); a link from the pie's status line to Decisions.</w:t>
+      </w:r>
+    </w:p>
+    <w:p>
+      <w:pPr>
+        <w:pStyle w:val="Heading3"/>
+      </w:pPr>
+      <w:r>
+        <w:rPr>
+          <w:b w:val="0"/>
+        </w:rPr>
+        <w:t>Step 5 touch-ups (agreed 2026-09-27)</w:t>
+      </w:r>
+    </w:p>
+    <w:p>
+      <w:r>
+        <w:rPr>
+          <w:b w:val="0"/>
+        </w:rPr>
+        <w:t>Boaz agreed to all eight as recommended.</w:t>
+      </w:r>
+    </w:p>
+    <w:tbl>
+      <w:tblPr>
+        <w:tblStyle w:val="TableGrid"/>
+        <w:tblW w:type="auto" w:w="0"/>
+        <w:tblLook w:firstColumn="1" w:firstRow="1" w:lastColumn="0" w:lastRow="0" w:noHBand="0" w:noVBand="1" w:val="04A0"/>
+      </w:tblPr>
+      <w:tblGrid>
+        <w:gridCol w:w="2880"/>
+        <w:gridCol w:w="2880"/>
+        <w:gridCol w:w="2880"/>
+      </w:tblGrid>
+      <w:tr>
+        <w:tc>
+          <w:tcPr>
+            <w:tcW w:type="dxa" w:w="2880"/>
+          </w:tcPr>
+          <w:p>
+            <w:r/>
+            <w:r>
+              <w:rPr>
+                <w:b/>
+              </w:rPr>
+              <w:t>#</w:t>
+            </w:r>
+          </w:p>
+        </w:tc>
+        <w:tc>
+          <w:tcPr>
+            <w:tcW w:type="dxa" w:w="2880"/>
+          </w:tcPr>
+          <w:p>
+            <w:r/>
+            <w:r>
+              <w:rPr>
+                <w:b/>
+              </w:rPr>
+              <w:t>Question</w:t>
+            </w:r>
+          </w:p>
+        </w:tc>
+        <w:tc>
+          <w:tcPr>
+            <w:tcW w:type="dxa" w:w="2880"/>
+          </w:tcPr>
+          <w:p>
+            <w:r/>
+            <w:r>
+              <w:rPr>
+                <w:b/>
+              </w:rPr>
+              <w:t>Decision</w:t>
+            </w:r>
+          </w:p>
+        </w:tc>
+      </w:tr>
+      <w:tr>
+        <w:tc>
+          <w:tcPr>
+            <w:tcW w:type="dxa" w:w="2880"/>
+          </w:tcPr>
+          <w:p>
+            <w:r/>
+            <w:r>
+              <w:rPr>
+                <w:b/>
+              </w:rPr>
+              <w:t>W1</w:t>
+            </w:r>
+          </w:p>
+        </w:tc>
+        <w:tc>
+          <w:tcPr>
+            <w:tcW w:type="dxa" w:w="2880"/>
+          </w:tcPr>
+          <w:p>
+            <w:r/>
+            <w:r>
+              <w:rPr>
+                <w:b w:val="0"/>
+              </w:rPr>
+              <w:t>Where web research runs</w:t>
+            </w:r>
+          </w:p>
+        </w:tc>
+        <w:tc>
+          <w:tcPr>
+            <w:tcW w:type="dxa" w:w="2880"/>
+          </w:tcPr>
+          <w:p>
+            <w:r/>
+            <w:r>
+              <w:rPr>
+                <w:b w:val="0"/>
+              </w:rPr>
+              <w:t xml:space="preserve">In the same pipeline, one account at a time, but </w:t>
+            </w:r>
+            <w:r>
+              <w:rPr>
+                <w:b/>
+              </w:rPr>
+              <w:t>not limited by the 60-visit LinkedIn ceiling</w:t>
+            </w:r>
+            <w:r>
+              <w:rPr>
+                <w:b w:val="0"/>
+              </w:rPr>
+              <w:t>: once it is reached, the run carries on with accounts that only need web work, without opening the LinkedIn window. It makes way for the user's own jobs like the LinkedIn jobs, a manual bulk research included</w:t>
+            </w:r>
+          </w:p>
+        </w:tc>
+      </w:tr>
+      <w:tr>
+        <w:tc>
+          <w:tcPr>
+            <w:tcW w:type="dxa" w:w="2880"/>
+          </w:tcPr>
+          <w:p>
+            <w:r/>
+            <w:r>
+              <w:rPr>
+                <w:b/>
+              </w:rPr>
+              <w:t>W2</w:t>
+            </w:r>
+          </w:p>
+        </w:tc>
+        <w:tc>
+          <w:tcPr>
+            <w:tcW w:type="dxa" w:w="2880"/>
+          </w:tcPr>
+          <w:p>
+            <w:r/>
+            <w:r>
+              <w:rPr>
+                <w:b w:val="0"/>
+              </w:rPr>
+              <w:t>Which accounts, in what order</w:t>
+            </w:r>
+          </w:p>
+        </w:tc>
+        <w:tc>
+          <w:tcPr>
+            <w:tcW w:type="dxa" w:w="2880"/>
+          </w:tcPr>
+          <w:p>
+            <w:r/>
+            <w:r>
+              <w:rPr>
+                <w:b/>
+              </w:rPr>
+              <w:t>Gaps first:</w:t>
+            </w:r>
+            <w:r>
+              <w:rPr>
+                <w:b w:val="0"/>
+              </w:rPr>
+              <w:t xml:space="preserve"> a missing headcount (D3: before Fetch Company Size) or a missing or unverified HQ country gets a short research on just that topic. </w:t>
+            </w:r>
+            <w:r>
+              <w:rPr>
+                <w:b/>
+              </w:rPr>
+              <w:t>Then depth:</w:t>
+            </w:r>
+            <w:r>
+              <w:rPr>
+                <w:b w:val="0"/>
+              </w:rPr>
+              <w:t xml:space="preserve"> a full research for scannable accounts never researched or researched over 12 months ago, P1 first. P4/P5 are never researched automatically</w:t>
+            </w:r>
+          </w:p>
+        </w:tc>
+      </w:tr>
+      <w:tr>
+        <w:tc>
+          <w:tcPr>
+            <w:tcW w:type="dxa" w:w="2880"/>
+          </w:tcPr>
+          <w:p>
+            <w:r/>
+            <w:r>
+              <w:rPr>
+                <w:b/>
+              </w:rPr>
+              <w:t>W3</w:t>
+            </w:r>
+          </w:p>
+        </w:tc>
+        <w:tc>
+          <w:tcPr>
+            <w:tcW w:type="dxa" w:w="2880"/>
+          </w:tcPr>
+          <w:p>
+            <w:r/>
+            <w:r>
+              <w:rPr>
+                <w:b w:val="0"/>
+              </w:rPr>
+              <w:t>Budget</w:t>
+            </w:r>
+          </w:p>
+        </w:tc>
+        <w:tc>
+          <w:tcPr>
+            <w:tcW w:type="dxa" w:w="2880"/>
+          </w:tcPr>
+          <w:p>
+            <w:r/>
+            <w:r>
+              <w:rPr>
+                <w:b w:val="0"/>
+              </w:rPr>
+              <w:t xml:space="preserve">A monthly US$ budget per calendar month, </w:t>
+            </w:r>
+            <w:r>
+              <w:rPr>
+                <w:b/>
+              </w:rPr>
+              <w:t>off (0) by default</w:t>
+            </w:r>
+            <w:r>
+              <w:rPr>
+                <w:b w:val="0"/>
+              </w:rPr>
+              <w:t>. It counts only what the pipeline spends. The next account starts only if this month's spend plus the average cost of a research still fits, so the budget is never exceeded. US$10 is filled in when it is turned on</w:t>
+            </w:r>
+          </w:p>
+        </w:tc>
+      </w:tr>
+      <w:tr>
+        <w:tc>
+          <w:tcPr>
+            <w:tcW w:type="dxa" w:w="2880"/>
+          </w:tcPr>
+          <w:p>
+            <w:r/>
+            <w:r>
+              <w:rPr>
+                <w:b/>
+              </w:rPr>
+              <w:t>W4</w:t>
+            </w:r>
+          </w:p>
+        </w:tc>
+        <w:tc>
+          <w:tcPr>
+            <w:tcW w:type="dxa" w:w="2880"/>
+          </w:tcPr>
+          <w:p>
+            <w:r/>
+            <w:r>
+              <w:rPr>
+                <w:b w:val="0"/>
+              </w:rPr>
+              <w:t>Consent</w:t>
+            </w:r>
+          </w:p>
+        </w:tc>
+        <w:tc>
+          <w:tcPr>
+            <w:tcW w:type="dxa" w:w="2880"/>
+          </w:tcPr>
+          <w:p>
+            <w:r/>
+            <w:r>
+              <w:rPr>
+                <w:b w:val="0"/>
+              </w:rPr>
+              <w:t xml:space="preserve">Settings &gt; Automation gets a second part: *Research accounts on the web*, the monthly budget, and this month's spend. The wizard's last step gets the same tick box, unticked. </w:t>
+            </w:r>
+            <w:r>
+              <w:rPr>
+                <w:b/>
+              </w:rPr>
+              <w:t>No pop-up</w:t>
+            </w:r>
+            <w:r>
+              <w:rPr>
+                <w:b w:val="0"/>
+              </w:rPr>
+              <w:t xml:space="preserve"> for existing users: the paused message (W6) says it is available</w:t>
+            </w:r>
+          </w:p>
+        </w:tc>
+      </w:tr>
+      <w:tr>
+        <w:tc>
+          <w:tcPr>
+            <w:tcW w:type="dxa" w:w="2880"/>
+          </w:tcPr>
+          <w:p>
+            <w:r/>
+            <w:r>
+              <w:rPr>
+                <w:b/>
+              </w:rPr>
+              <w:t>W5</w:t>
+            </w:r>
+          </w:p>
+        </w:tc>
+        <w:tc>
+          <w:tcPr>
+            <w:tcW w:type="dxa" w:w="2880"/>
+          </w:tcPr>
+          <w:p>
+            <w:r/>
+            <w:r>
+              <w:rPr>
+                <w:b w:val="0"/>
+              </w:rPr>
+              <w:t>Findings after research</w:t>
+            </w:r>
+          </w:p>
+        </w:tc>
+        <w:tc>
+          <w:tcPr>
+            <w:tcW w:type="dxa" w:w="2880"/>
+          </w:tcPr>
+          <w:p>
+            <w:r/>
+            <w:r>
+              <w:rPr>
+                <w:b w:val="0"/>
+              </w:rPr>
+              <w:t>Resolved automatically, per account, straight after its research, with the rules of *Resolve findings automatically*. Empty fields are always filled. What the rules leave goes to Decisions (V6)</w:t>
+            </w:r>
+          </w:p>
+        </w:tc>
+      </w:tr>
+      <w:tr>
+        <w:tc>
+          <w:tcPr>
+            <w:tcW w:type="dxa" w:w="2880"/>
+          </w:tcPr>
+          <w:p>
+            <w:r/>
+            <w:r>
+              <w:rPr>
+                <w:b/>
+              </w:rPr>
+              <w:t>W6</w:t>
+            </w:r>
+          </w:p>
+        </w:tc>
+        <w:tc>
+          <w:tcPr>
+            <w:tcW w:type="dxa" w:w="2880"/>
+          </w:tcPr>
+          <w:p>
+            <w:r/>
+            <w:r>
+              <w:rPr>
+                <w:b w:val="0"/>
+              </w:rPr>
+              <w:t>Paused message</w:t>
+            </w:r>
+          </w:p>
+        </w:tc>
+        <w:tc>
+          <w:tcPr>
+            <w:tcW w:type="dxa" w:w="2880"/>
+          </w:tcPr>
+          <w:p>
+            <w:r/>
+            <w:r>
+              <w:rPr>
+                <w:b w:val="0"/>
+              </w:rPr>
+              <w:t>R12.7.3's wording under the pie and on the Automation card, with its own version for off, no API key, empty API credit and the Console's spending limit</w:t>
+            </w:r>
+          </w:p>
+        </w:tc>
+      </w:tr>
+      <w:tr>
+        <w:tc>
+          <w:tcPr>
+            <w:tcW w:type="dxa" w:w="2880"/>
+          </w:tcPr>
+          <w:p>
+            <w:r/>
+            <w:r>
+              <w:rPr>
+                <w:b/>
+              </w:rPr>
+              <w:t>W7</w:t>
+            </w:r>
+          </w:p>
+        </w:tc>
+        <w:tc>
+          <w:tcPr>
+            <w:tcW w:type="dxa" w:w="2880"/>
+          </w:tcPr>
+          <w:p>
+            <w:r/>
+            <w:r>
+              <w:rPr>
+                <w:b w:val="0"/>
+              </w:rPr>
+              <w:t>Leftover from step 4</w:t>
+            </w:r>
+          </w:p>
+        </w:tc>
+        <w:tc>
+          <w:tcPr>
+            <w:tcW w:type="dxa" w:w="2880"/>
+          </w:tcPr>
+          <w:p>
+            <w:r/>
+            <w:r>
+              <w:rPr>
+                <w:b w:val="0"/>
+              </w:rPr>
+              <w:t>The resolver refuses a LinkedIn company id that another account already holds and sends the case to Decisions</w:t>
+            </w:r>
+          </w:p>
+        </w:tc>
+      </w:tr>
+      <w:tr>
+        <w:tc>
+          <w:tcPr>
+            <w:tcW w:type="dxa" w:w="2880"/>
+          </w:tcPr>
+          <w:p>
+            <w:r/>
+            <w:r>
+              <w:rPr>
+                <w:b/>
+              </w:rPr>
+              <w:t>W8</w:t>
+            </w:r>
+          </w:p>
+        </w:tc>
+        <w:tc>
+          <w:tcPr>
+            <w:tcW w:type="dxa" w:w="2880"/>
+          </w:tcPr>
+          <w:p>
+            <w:r/>
+            <w:r>
+              <w:rPr>
+                <w:b w:val="0"/>
+              </w:rPr>
+              <w:t>Version</w:t>
+            </w:r>
+          </w:p>
+        </w:tc>
+        <w:tc>
+          <w:tcPr>
+            <w:tcW w:type="dxa" w:w="2880"/>
+          </w:tcPr>
+          <w:p>
+            <w:r/>
+            <w:r>
+              <w:rPr>
+                <w:b w:val="0"/>
+              </w:rPr>
+              <w:t xml:space="preserve">1.1.7 -&gt; </w:t>
+            </w:r>
+            <w:r>
+              <w:rPr>
+                <w:b/>
+              </w:rPr>
+              <w:t>1.1.8</w:t>
+            </w:r>
+          </w:p>
+        </w:tc>
+      </w:tr>
+    </w:tbl>
+    <w:p/>
+    <w:p>
+      <w:pPr>
+        <w:pStyle w:val="Heading3"/>
+      </w:pPr>
+      <w:r>
+        <w:rPr>
+          <w:b w:val="0"/>
+        </w:rPr>
+        <w:t>Step 5 as built (2026-09-27)</w:t>
+      </w:r>
+    </w:p>
+    <w:p>
+      <w:r>
+        <w:rPr>
+          <w:b w:val="0"/>
+        </w:rPr>
+        <w:t xml:space="preserve">Branch </w:t>
+      </w:r>
+      <w:r>
+        <w:rPr>
+          <w:rFonts w:ascii="Consolas" w:hAnsi="Consolas"/>
+          <w:b w:val="0"/>
+        </w:rPr>
+        <w:t>feature/pipeline-step5</w:t>
+      </w:r>
+      <w:r>
+        <w:rPr>
+          <w:b w:val="0"/>
+        </w:rPr>
+        <w:t>, stacked on step 4. Version 1.1.8.</w:t>
+      </w:r>
+    </w:p>
+    <w:p>
+      <w:pPr>
+        <w:pStyle w:val="ListBullet"/>
+      </w:pPr>
+      <w:r>
+        <w:rPr>
+          <w:b/>
+        </w:rPr>
+        <w:t>Two web jobs</w:t>
+      </w:r>
+      <w:r>
+        <w:rPr>
+          <w:b w:val="0"/>
+        </w:rPr>
+        <w:t xml:space="preserve"> in </w:t>
+      </w:r>
+      <w:r>
+        <w:rPr>
+          <w:rFonts w:ascii="Consolas" w:hAnsi="Consolas"/>
+          <w:b w:val="0"/>
+        </w:rPr>
+        <w:t>pipeline-plan.js</w:t>
+      </w:r>
+      <w:r>
+        <w:rPr>
+          <w:b w:val="0"/>
+        </w:rPr>
+        <w:t xml:space="preserve">: </w:t>
+      </w:r>
+      <w:r>
+        <w:rPr>
+          <w:rFonts w:ascii="Consolas" w:hAnsi="Consolas"/>
+          <w:b w:val="0"/>
+        </w:rPr>
+        <w:t>web_gap</w:t>
+      </w:r>
+      <w:r>
+        <w:rPr>
+          <w:b w:val="0"/>
+        </w:rPr>
+        <w:t xml:space="preserve"> (a short research of the missing topics, about 0.6 of a</w:t>
+      </w:r>
+    </w:p>
+    <w:p>
+      <w:r>
+        <w:rPr>
+          <w:b w:val="0"/>
+        </w:rPr>
+        <w:t xml:space="preserve">  full one) and </w:t>
+      </w:r>
+      <w:r>
+        <w:rPr>
+          <w:rFonts w:ascii="Consolas" w:hAnsi="Consolas"/>
+          <w:b w:val="0"/>
+        </w:rPr>
+        <w:t>web_full</w:t>
+      </w:r>
+      <w:r>
+        <w:rPr>
+          <w:b w:val="0"/>
+        </w:rPr>
+        <w:t xml:space="preserve">. </w:t>
+      </w:r>
+      <w:r>
+        <w:rPr>
+          <w:rFonts w:ascii="Consolas" w:hAnsi="Consolas"/>
+          <w:b w:val="0"/>
+        </w:rPr>
+        <w:t>webPlan</w:t>
+      </w:r>
+      <w:r>
+        <w:rPr>
+          <w:b w:val="0"/>
+        </w:rPr>
+        <w:t xml:space="preserve"> decides; </w:t>
+      </w:r>
+      <w:r>
+        <w:rPr>
+          <w:rFonts w:ascii="Consolas" w:hAnsi="Consolas"/>
+          <w:b w:val="0"/>
+        </w:rPr>
+        <w:t>jobsNeeded(view, assessment, pipeline, now, { linkedin, web })</w:t>
+      </w:r>
+    </w:p>
+    <w:p>
+      <w:r>
+        <w:rPr>
+          <w:b w:val="0"/>
+        </w:rPr>
+        <w:t xml:space="preserve">  places research that closes a gap </w:t>
+      </w:r>
+      <w:r>
+        <w:rPr>
+          <w:b/>
+        </w:rPr>
+        <w:t>first</w:t>
+      </w:r>
+      <w:r>
+        <w:rPr>
+          <w:b w:val="0"/>
+        </w:rPr>
+        <w:t xml:space="preserve"> and depth research </w:t>
+      </w:r>
+      <w:r>
+        <w:rPr>
+          <w:b/>
+        </w:rPr>
+        <w:t>last</w:t>
+      </w:r>
+      <w:r>
+        <w:rPr>
+          <w:b w:val="0"/>
+        </w:rPr>
+        <w:t>. Refinements made while building:</w:t>
+      </w:r>
+    </w:p>
+    <w:p>
+      <w:r>
+        <w:rPr>
+          <w:b w:val="0"/>
+        </w:rPr>
+        <w:t xml:space="preserve">  - </w:t>
+      </w:r>
+      <w:r>
+        <w:rPr>
+          <w:b/>
+        </w:rPr>
+        <w:t>An account that qualifies for both gets one full research, early, never both</w:t>
+      </w:r>
+      <w:r>
+        <w:rPr>
+          <w:b w:val="0"/>
+        </w:rPr>
+        <w:t xml:space="preserve"> (a full research</w:t>
+      </w:r>
+    </w:p>
+    <w:p>
+      <w:r>
+        <w:rPr>
+          <w:b w:val="0"/>
+        </w:rPr>
+        <w:t xml:space="preserve">    covers the gaps, and the pair would cost ~1.6 researches for the same facts).</w:t>
+      </w:r>
+    </w:p>
+    <w:p>
+      <w:r>
+        <w:rPr>
+          <w:b w:val="0"/>
+        </w:rPr>
+        <w:t xml:space="preserve">  - </w:t>
+      </w:r>
+      <w:r>
+        <w:rPr>
+          <w:b/>
+        </w:rPr>
+        <w:t>No headcount research when the resolver is about to visit the company page anyway</w:t>
+      </w:r>
+      <w:r>
+        <w:rPr>
+          <w:b w:val="0"/>
+        </w:rPr>
+        <w:t>: LinkedIn's size</w:t>
+      </w:r>
+    </w:p>
+    <w:p>
+      <w:r>
+        <w:rPr>
+          <w:b w:val="0"/>
+        </w:rPr>
+        <w:t xml:space="preserve">    band comes with that visit for free (T3), so the research would only spend money.</w:t>
+      </w:r>
+    </w:p>
+    <w:p>
+      <w:r>
+        <w:rPr>
+          <w:b w:val="0"/>
+        </w:rPr>
+        <w:t xml:space="preserve">  - </w:t>
+      </w:r>
+      <w:r>
+        <w:rPr>
+          <w:b/>
+        </w:rPr>
+        <w:t>Industry is not a web gap:</w:t>
+      </w:r>
+      <w:r>
+        <w:rPr>
+          <w:b w:val="0"/>
+        </w:rPr>
+        <w:t xml:space="preserve"> the research does not report one.</w:t>
+      </w:r>
+    </w:p>
+    <w:p>
+      <w:r>
+        <w:rPr>
+          <w:b w:val="0"/>
+        </w:rPr>
+        <w:t xml:space="preserve">  - A short research is not repeated for 12 months (</w:t>
+      </w:r>
+      <w:r>
+        <w:rPr>
+          <w:rFonts w:ascii="Consolas" w:hAnsi="Consolas"/>
+          <w:b w:val="0"/>
+        </w:rPr>
+        <w:t>pipeline.webGapAt</w:t>
+      </w:r>
+      <w:r>
+        <w:rPr>
+          <w:b w:val="0"/>
+        </w:rPr>
+        <w:t>, cleared when the inputs change);</w:t>
+      </w:r>
+    </w:p>
+    <w:p>
+      <w:r>
+        <w:rPr>
+          <w:b w:val="0"/>
+        </w:rPr>
+        <w:t xml:space="preserve">    a research that *errors* on 2 different days stops, like the LinkedIn jobs. A research whose finding</w:t>
+      </w:r>
+    </w:p>
+    <w:p>
+      <w:r>
+        <w:rPr>
+          <w:b w:val="0"/>
+        </w:rPr>
+        <w:t xml:space="preserve">    waits in Decisions is not a failure.</w:t>
+      </w:r>
+    </w:p>
+    <w:p>
+      <w:r>
+        <w:rPr>
+          <w:b w:val="0"/>
+        </w:rPr>
+        <w:t xml:space="preserve">  - </w:t>
+      </w:r>
+      <w:r>
+        <w:rPr>
+          <w:rFonts w:ascii="Consolas" w:hAnsi="Consolas"/>
+          <w:b w:val="0"/>
+        </w:rPr>
+        <w:t>rankCandidates</w:t>
+      </w:r>
+      <w:r>
+        <w:rPr>
+          <w:b w:val="0"/>
+        </w:rPr>
+        <w:t xml:space="preserve"> puts every account with a gap before any depth-only account, whatever the priority.</w:t>
+      </w:r>
+    </w:p>
+    <w:p>
+      <w:pPr>
+        <w:pStyle w:val="ListBullet"/>
+      </w:pPr>
+      <w:r>
+        <w:rPr>
+          <w:b/>
+        </w:rPr>
+        <w:t>Budget</w:t>
+      </w:r>
+      <w:r>
+        <w:rPr>
+          <w:b w:val="0"/>
+        </w:rPr>
+        <w:t xml:space="preserve"> (</w:t>
+      </w:r>
+      <w:r>
+        <w:rPr>
+          <w:rFonts w:ascii="Consolas" w:hAnsi="Consolas"/>
+          <w:b w:val="0"/>
+        </w:rPr>
+        <w:t>pipeline-automation.js</w:t>
+      </w:r>
+      <w:r>
+        <w:rPr>
+          <w:b w:val="0"/>
+        </w:rPr>
+        <w:t xml:space="preserve">): consent and budget in </w:t>
+      </w:r>
+      <w:r>
+        <w:rPr>
+          <w:rFonts w:ascii="Consolas" w:hAnsi="Consolas"/>
+          <w:b w:val="0"/>
+        </w:rPr>
+        <w:t>pipelineAutomation</w:t>
+      </w:r>
+      <w:r>
+        <w:rPr>
+          <w:b w:val="0"/>
+        </w:rPr>
+        <w:t xml:space="preserve"> (</w:t>
+      </w:r>
+      <w:r>
+        <w:rPr>
+          <w:rFonts w:ascii="Consolas" w:hAnsi="Consolas"/>
+          <w:b w:val="0"/>
+        </w:rPr>
+        <w:t>webEnabled</w:t>
+      </w:r>
+      <w:r>
+        <w:rPr>
+          <w:b w:val="0"/>
+        </w:rPr>
+        <w:t>,</w:t>
+      </w:r>
+    </w:p>
+    <w:p>
+      <w:r>
+        <w:rPr>
+          <w:b w:val="0"/>
+        </w:rPr>
+        <w:t xml:space="preserve">  </w:t>
+      </w:r>
+      <w:r>
+        <w:rPr>
+          <w:rFonts w:ascii="Consolas" w:hAnsi="Consolas"/>
+          <w:b w:val="0"/>
+        </w:rPr>
+        <w:t>webMonthlyUsd</w:t>
+      </w:r>
+      <w:r>
+        <w:rPr>
+          <w:b w:val="0"/>
+        </w:rPr>
+        <w:t xml:space="preserve">), this month's spend in </w:t>
+      </w:r>
+      <w:r>
+        <w:rPr>
+          <w:rFonts w:ascii="Consolas" w:hAnsi="Consolas"/>
+          <w:b w:val="0"/>
+        </w:rPr>
+        <w:t>pipelineWebSpend</w:t>
+      </w:r>
+      <w:r>
+        <w:rPr>
+          <w:b w:val="0"/>
+        </w:rPr>
+        <w:t xml:space="preserve">; </w:t>
+      </w:r>
+      <w:r>
+        <w:rPr>
+          <w:rFonts w:ascii="Consolas" w:hAnsi="Consolas"/>
+          <w:b w:val="0"/>
+        </w:rPr>
+        <w:t>webBudgetBlocker</w:t>
+      </w:r>
+      <w:r>
+        <w:rPr>
+          <w:b w:val="0"/>
+        </w:rPr>
+        <w:t xml:space="preserve"> (pure) gives off / no_key /</w:t>
+      </w:r>
+    </w:p>
+    <w:p>
+      <w:r>
+        <w:rPr>
+          <w:b w:val="0"/>
+        </w:rPr>
+        <w:t xml:space="preserve">  zero / credit / limit / used_up. The next research must fit at the *average full* cost</w:t>
+      </w:r>
+    </w:p>
+    <w:p>
+      <w:r>
+        <w:rPr>
+          <w:b w:val="0"/>
+        </w:rPr>
+        <w:t xml:space="preserve">  (</w:t>
+      </w:r>
+      <w:r>
+        <w:rPr>
+          <w:rFonts w:ascii="Consolas" w:hAnsi="Consolas"/>
+          <w:b w:val="0"/>
+        </w:rPr>
+        <w:t>averageWebResearchUsd</w:t>
+      </w:r>
+      <w:r>
+        <w:rPr>
+          <w:b w:val="0"/>
+        </w:rPr>
+        <w:t>, api-usage.js), or at the pipeline's own average this month when that is higher</w:t>
+      </w:r>
+    </w:p>
+    <w:p>
+      <w:r>
+        <w:rPr>
+          <w:b w:val="0"/>
+        </w:rPr>
+        <w:t xml:space="preserve">  (first live run, 2026-09-28: US$0.20 a research against ~0.085 by hand).</w:t>
+      </w:r>
+    </w:p>
+    <w:p>
+      <w:pPr>
+        <w:pStyle w:val="ListBullet"/>
+      </w:pPr>
+      <w:r>
+        <w:rPr>
+          <w:b/>
+        </w:rPr>
+        <w:t>Depth research is capped at 3 web searches</w:t>
+      </w:r>
+      <w:r>
+        <w:rPr>
+          <w:b w:val="0"/>
+        </w:rPr>
+        <w:t xml:space="preserve"> (Boaz, 2026-09-28; manual research keeps 4). The live run</w:t>
+      </w:r>
+    </w:p>
+    <w:p>
+      <w:r>
+        <w:rPr>
+          <w:b w:val="0"/>
+        </w:rPr>
+        <w:t xml:space="preserve">  showed why a full research costs ~US$0.20: 4 searches and ~64k input tokens each, against the 22 Sep</w:t>
+      </w:r>
+    </w:p>
+    <w:p>
+      <w:r>
+        <w:rPr>
+          <w:b w:val="0"/>
+        </w:rPr>
+        <w:t xml:space="preserve">  runs' 2 searches and ~24k (mostly "only missing" researches, which made the old ~0.085 average misleading).</w:t>
+      </w:r>
+    </w:p>
+    <w:p>
+      <w:r>
+        <w:rPr>
+          <w:b w:val="0"/>
+        </w:rPr>
+        <w:t xml:space="preserve">  Expected at 3: about US$0.15. A short gap research keeps its 2.</w:t>
+      </w:r>
+    </w:p>
+    <w:p>
+      <w:pPr>
+        <w:pStyle w:val="ListBullet"/>
+      </w:pPr>
+      <w:r>
+        <w:rPr>
+          <w:b/>
+        </w:rPr>
+        <w:t>First live run (2026-09-28): 5 researches, US$0.99, then stopped with US$1 of the US$2 budget left</w:t>
+      </w:r>
+      <w:r>
+        <w:rPr>
+          <w:b w:val="0"/>
+        </w:rPr>
+        <w:t xml:space="preserve"> -</w:t>
+      </w:r>
+    </w:p>
+    <w:p>
+      <w:r>
+        <w:rPr>
+          <w:b w:val="0"/>
+        </w:rPr>
+        <w:t xml:space="preserve">  not the budget: no other P1-P3 account lacked a full research (the 22 Sep manual runs covered them), and</w:t>
+      </w:r>
+    </w:p>
+    <w:p>
+      <w:r>
+        <w:rPr>
+          <w:b w:val="0"/>
+        </w:rPr>
+        <w:t xml:space="preserve">  LinkedIn was at its limit. The run said "(budget)", which read as the money. It now ends as</w:t>
+      </w:r>
+    </w:p>
+    <w:p>
+      <w:r>
+        <w:rPr>
+          <w:b w:val="0"/>
+        </w:rPr>
+        <w:t xml:space="preserve">  </w:t>
+      </w:r>
+      <w:r>
+        <w:rPr>
+          <w:rFonts w:ascii="Consolas" w:hAnsi="Consolas"/>
+          <w:b w:val="0"/>
+        </w:rPr>
+        <w:t>linkedin_limit_web_done</w:t>
+      </w:r>
+      <w:r>
+        <w:rPr>
+          <w:b w:val="0"/>
+        </w:rPr>
+        <w:t>, and the Activity Log line gives its reason in words. **An API refusal for money (empty credit, Console limit) holds</w:t>
+      </w:r>
+    </w:p>
+    <w:p>
+      <w:r>
+        <w:rPr>
+          <w:b w:val="0"/>
+        </w:rPr>
+        <w:t xml:space="preserve">  for the rest of the day, or until the key or the budget changes** - refinement of W6, because topping up</w:t>
+      </w:r>
+    </w:p>
+    <w:p>
+      <w:r>
+        <w:rPr>
+          <w:b w:val="0"/>
+        </w:rPr>
+        <w:t xml:space="preserve">  credit happens in the Anthropic Console, where SalesTeam cannot see it, and a refused call costs nothing.</w:t>
+      </w:r>
+    </w:p>
+    <w:p>
+      <w:pPr>
+        <w:pStyle w:val="ListBullet"/>
+      </w:pPr>
+      <w:r>
+        <w:rPr>
+          <w:b/>
+        </w:rPr>
+        <w:t>The run</w:t>
+      </w:r>
+      <w:r>
+        <w:rPr>
+          <w:b w:val="0"/>
+        </w:rPr>
+        <w:t xml:space="preserve"> (</w:t>
+      </w:r>
+      <w:r>
+        <w:rPr>
+          <w:rFonts w:ascii="Consolas" w:hAnsi="Consolas"/>
+          <w:b w:val="0"/>
+        </w:rPr>
+        <w:t>pipeline-runner.js</w:t>
+      </w:r>
+      <w:r>
+        <w:rPr>
+          <w:b w:val="0"/>
+        </w:rPr>
+        <w:t>): the ceiling now stops only LinkedIn jobs; the LinkedIn window is opened</w:t>
+      </w:r>
+    </w:p>
+    <w:p>
+      <w:r>
+        <w:rPr>
+          <w:b w:val="0"/>
+        </w:rPr>
+        <w:t xml:space="preserve">  only for an account that needs a LinkedIn job; the 4-9 s pause only follows an account that visited</w:t>
+      </w:r>
+    </w:p>
+    <w:p>
+      <w:r>
+        <w:rPr>
+          <w:b w:val="0"/>
+        </w:rPr>
+        <w:t xml:space="preserve">  LinkedIn. Stop aborts a research in progress (what was found is kept). The Activity Log run line adds the</w:t>
+      </w:r>
+    </w:p>
+    <w:p>
+      <w:r>
+        <w:rPr>
+          <w:b w:val="0"/>
+        </w:rPr>
+        <w:t xml:space="preserve">  researches and their cost.</w:t>
+      </w:r>
+    </w:p>
+    <w:p>
+      <w:pPr>
+        <w:pStyle w:val="ListBullet"/>
+      </w:pPr>
+      <w:r>
+        <w:rPr>
+          <w:b/>
+        </w:rPr>
+        <w:t>Automatic resolve</w:t>
+      </w:r>
+      <w:r>
+        <w:rPr>
+          <w:b w:val="0"/>
+        </w:rPr>
+        <w:t xml:space="preserve"> (</w:t>
+      </w:r>
+      <w:r>
+        <w:rPr>
+          <w:rFonts w:ascii="Consolas" w:hAnsi="Consolas"/>
+          <w:b w:val="0"/>
+        </w:rPr>
+        <w:t>storage.js autoResolveWebFindings</w:t>
+      </w:r>
+      <w:r>
+        <w:rPr>
+          <w:b w:val="0"/>
+        </w:rPr>
+        <w:t>): after each research for that account, and for</w:t>
+      </w:r>
+    </w:p>
+    <w:p>
+      <w:r>
+        <w:rPr>
+          <w:b w:val="0"/>
+        </w:rPr>
+        <w:t xml:space="preserve">  </w:t>
+      </w:r>
+      <w:r>
+        <w:rPr>
+          <w:b/>
+        </w:rPr>
+        <w:t>every researched account at the start of each run and on each kick that could start one</w:t>
+      </w:r>
+      <w:r>
+        <w:rPr>
+          <w:b w:val="0"/>
+        </w:rPr>
+        <w:t xml:space="preserve"> - it is local</w:t>
+      </w:r>
+    </w:p>
+    <w:p>
+      <w:r>
+        <w:rPr>
+          <w:b w:val="0"/>
+        </w:rPr>
+        <w:t xml:space="preserve">  and free, so the ~450 accounts researched by hand before 1.2 are settled too (V6's "running that resolve</w:t>
+      </w:r>
+    </w:p>
+    <w:p>
+      <w:r>
+        <w:rPr>
+          <w:b w:val="0"/>
+        </w:rPr>
+        <w:t xml:space="preserve">  automatically"). It does not touch the manual button's Undo; every settled finding is logged. The rules'</w:t>
+      </w:r>
+    </w:p>
+    <w:p>
+      <w:r>
+        <w:rPr>
+          <w:b w:val="0"/>
+        </w:rPr>
+        <w:t xml:space="preserve">  account context moved to </w:t>
+      </w:r>
+      <w:r>
+        <w:rPr>
+          <w:rFonts w:ascii="Consolas" w:hAnsi="Consolas"/>
+          <w:b w:val="0"/>
+        </w:rPr>
+        <w:t>web-findings-arbitration.js arbitrationContext</w:t>
+      </w:r>
+      <w:r>
+        <w:rPr>
+          <w:b w:val="0"/>
+        </w:rPr>
+        <w:t>, shared with the page.</w:t>
+      </w:r>
+    </w:p>
+    <w:p>
+      <w:pPr>
+        <w:pStyle w:val="ListBullet"/>
+      </w:pPr>
+      <w:r>
+        <w:rPr>
+          <w:b/>
+        </w:rPr>
+        <w:t>A research that agrees confirms (new):</w:t>
+      </w:r>
+      <w:r>
+        <w:rPr>
+          <w:b w:val="0"/>
+        </w:rPr>
+        <w:t xml:space="preserve"> a value the web found the same (within the findings'</w:t>
+      </w:r>
+    </w:p>
+    <w:p>
+      <w:r>
+        <w:rPr>
+          <w:b w:val="0"/>
+        </w:rPr>
+        <w:t xml:space="preserve">  tolerance) is never a finding, so a weakly evidenced workbook headcount or HQ country stayed unverified</w:t>
+      </w:r>
+    </w:p>
+    <w:p>
+      <w:r>
+        <w:rPr>
+          <w:b w:val="0"/>
+        </w:rPr>
+        <w:t xml:space="preserve">  however often the web agreed. </w:t>
+      </w:r>
+      <w:r>
+        <w:rPr>
+          <w:rFonts w:ascii="Consolas" w:hAnsi="Consolas"/>
+          <w:b w:val="0"/>
+        </w:rPr>
+        <w:t>researchConfirms</w:t>
+      </w:r>
+      <w:r>
+        <w:rPr>
+          <w:b w:val="0"/>
+        </w:rPr>
+        <w:t xml:space="preserve"> (web-research-apply.js) + </w:t>
+      </w:r>
+      <w:r>
+        <w:rPr>
+          <w:rFonts w:ascii="Consolas" w:hAnsi="Consolas"/>
+          <w:b w:val="0"/>
+        </w:rPr>
+        <w:t>getAccountViews</w:t>
+      </w:r>
+      <w:r>
+        <w:rPr>
+          <w:b w:val="0"/>
+        </w:rPr>
+        <w:t xml:space="preserve"> now record</w:t>
+      </w:r>
+    </w:p>
+    <w:p>
+      <w:r>
+        <w:rPr>
+          <w:b w:val="0"/>
+        </w:rPr>
+        <w:t xml:space="preserve">  such a value as verified by the cited research (</w:t>
+      </w:r>
+      <w:r>
+        <w:rPr>
+          <w:rFonts w:ascii="Consolas" w:hAnsi="Consolas"/>
+          <w:b w:val="0"/>
+        </w:rPr>
+        <w:t>src: "web", confirmed: true</w:t>
+      </w:r>
+      <w:r>
+        <w:rPr>
+          <w:b w:val="0"/>
+        </w:rPr>
+        <w:t>), dated at the research.</w:t>
+      </w:r>
+    </w:p>
+    <w:p>
+      <w:r>
+        <w:rPr>
+          <w:b w:val="0"/>
+        </w:rPr>
+        <w:t xml:space="preserve">  Only an upgrade: a good source at least as recent is left alone. </w:t>
+      </w:r>
+      <w:r>
+        <w:rPr>
+          <w:b/>
+        </w:rPr>
+        <w:t>Expect the pie to move</w:t>
+      </w:r>
+      <w:r>
+        <w:rPr>
+          <w:b w:val="0"/>
+        </w:rPr>
+        <w:t xml:space="preserve"> on the first</w:t>
+      </w:r>
+    </w:p>
+    <w:p>
+      <w:r>
+        <w:rPr>
+          <w:b w:val="0"/>
+        </w:rPr>
+        <w:t xml:space="preserve">  page open, for accounts whose existing research agreed with the workbook.</w:t>
+      </w:r>
+    </w:p>
+    <w:p>
+      <w:pPr>
+        <w:pStyle w:val="ListBullet"/>
+      </w:pPr>
+      <w:r>
+        <w:rPr>
+          <w:b/>
+        </w:rPr>
+        <w:t>Full vs short research:</w:t>
+      </w:r>
+      <w:r>
+        <w:rPr>
+          <w:b w:val="0"/>
+        </w:rPr>
+        <w:t xml:space="preserve"> a research now stores </w:t>
+      </w:r>
+      <w:r>
+        <w:rPr>
+          <w:rFonts w:ascii="Consolas" w:hAnsi="Consolas"/>
+          <w:b w:val="0"/>
+        </w:rPr>
+        <w:t>topics</w:t>
+      </w:r>
+      <w:r>
+        <w:rPr>
+          <w:b w:val="0"/>
+        </w:rPr>
+        <w:t xml:space="preserve"> (null = full). The bulk research does the same</w:t>
+      </w:r>
+    </w:p>
+    <w:p>
+      <w:r>
+        <w:rPr>
+          <w:b w:val="0"/>
+        </w:rPr>
+        <w:t xml:space="preserve">  from now on; researches from before carry none and count as full.</w:t>
+      </w:r>
+    </w:p>
+    <w:p>
+      <w:pPr>
+        <w:pStyle w:val="ListBullet"/>
+      </w:pPr>
+      <w:r>
+        <w:rPr>
+          <w:b/>
+        </w:rPr>
+        <w:t>W7</w:t>
+      </w:r>
+      <w:r>
+        <w:rPr>
+          <w:b w:val="0"/>
+        </w:rPr>
+        <w:t xml:space="preserve"> (</w:t>
+      </w:r>
+      <w:r>
+        <w:rPr>
+          <w:rFonts w:ascii="Consolas" w:hAnsi="Consolas"/>
+          <w:b w:val="0"/>
+        </w:rPr>
+        <w:t>applyResolvedCompanyIds</w:t>
+      </w:r>
+      <w:r>
+        <w:rPr>
+          <w:b w:val="0"/>
+        </w:rPr>
+        <w:t xml:space="preserve">): only for a company found </w:t>
+      </w:r>
+      <w:r>
+        <w:rPr>
+          <w:b/>
+        </w:rPr>
+        <w:t>by name</w:t>
+      </w:r>
+      <w:r>
+        <w:rPr>
+          <w:b w:val="0"/>
+        </w:rPr>
+        <w:t xml:space="preserve"> (the account has no LinkedIn link</w:t>
+      </w:r>
+    </w:p>
+    <w:p>
+      <w:r>
+        <w:rPr>
+          <w:b w:val="0"/>
+        </w:rPr>
+        <w:t xml:space="preserve">  of its own) whose id another live account holds - an id read from the account's own link is the account's</w:t>
+      </w:r>
+    </w:p>
+    <w:p>
+      <w:r>
+        <w:rPr>
+          <w:b w:val="0"/>
+        </w:rPr>
+        <w:t xml:space="preserve">  identity (T4) and is never refused. The refusal is stored as </w:t>
+      </w:r>
+      <w:r>
+        <w:rPr>
+          <w:rFonts w:ascii="Consolas" w:hAnsi="Consolas"/>
+          <w:b w:val="0"/>
+        </w:rPr>
+        <w:t>pipeline.idTaken</w:t>
+      </w:r>
+      <w:r>
+        <w:rPr>
+          <w:b w:val="0"/>
+        </w:rPr>
+        <w:t>; Decisions shows it as</w:t>
+      </w:r>
+    </w:p>
+    <w:p>
+      <w:r>
+        <w:rPr>
+          <w:b w:val="0"/>
+        </w:rPr>
+        <w:t xml:space="preserve">  *LinkedIn company already used*: </w:t>
+      </w:r>
+      <w:r>
+        <w:rPr>
+          <w:b/>
+        </w:rPr>
+        <w:t>Same company</w:t>
+      </w:r>
+      <w:r>
+        <w:rPr>
+          <w:b w:val="0"/>
+        </w:rPr>
+        <w:t xml:space="preserve"> writes the id and lets the duplicate rules settle or ask;</w:t>
+      </w:r>
+    </w:p>
+    <w:p>
+      <w:r>
+        <w:rPr>
+          <w:b w:val="0"/>
+        </w:rPr>
+        <w:t xml:space="preserve">  </w:t>
+      </w:r>
+      <w:r>
+        <w:rPr>
+          <w:b/>
+        </w:rPr>
+        <w:t>Different company</w:t>
+      </w:r>
+      <w:r>
+        <w:rPr>
+          <w:b w:val="0"/>
+        </w:rPr>
+        <w:t xml:space="preserve"> stops the name search until the inputs change. It applies to Advanced tools &gt;</w:t>
+      </w:r>
+    </w:p>
+    <w:p>
+      <w:r>
+        <w:rPr>
+          <w:b w:val="0"/>
+        </w:rPr>
+        <w:t xml:space="preserve">  Resolve LinkedIn Company IDs as well.</w:t>
+      </w:r>
+    </w:p>
+    <w:p>
+      <w:pPr>
+        <w:pStyle w:val="ListBullet"/>
+      </w:pPr>
+      <w:r>
+        <w:rPr>
+          <w:b/>
+        </w:rPr>
+        <w:t>UI:</w:t>
+      </w:r>
+      <w:r>
+        <w:rPr>
+          <w:b w:val="0"/>
+        </w:rPr>
+        <w:t xml:space="preserve"> the web line under the pie and on Settings &gt; Automation (</w:t>
+      </w:r>
+      <w:r>
+        <w:rPr>
+          <w:rFonts w:ascii="Consolas" w:hAnsi="Consolas"/>
+          <w:b w:val="0"/>
+        </w:rPr>
+        <w:t>webStatusLine</w:t>
+      </w:r>
+      <w:r>
+        <w:rPr>
+          <w:b w:val="0"/>
+        </w:rPr>
+        <w:t>, hidden while automatic</w:t>
+      </w:r>
+    </w:p>
+    <w:p>
+      <w:r>
+        <w:rPr>
+          <w:b w:val="0"/>
+        </w:rPr>
+        <w:t xml:space="preserve">  preparation itself is off); the wizard's last step has the web tick box and budget, enabled only with the</w:t>
+      </w:r>
+    </w:p>
+    <w:p>
+      <w:r>
+        <w:rPr>
+          <w:b w:val="0"/>
+        </w:rPr>
+        <w:t xml:space="preserve">  main consent ticked.</w:t>
+      </w:r>
+    </w:p>
+    <w:p>
+      <w:pPr>
+        <w:pStyle w:val="ListBullet"/>
+      </w:pPr>
+      <w:r>
+        <w:rPr>
+          <w:b/>
+        </w:rPr>
+        <w:t>Tests:</w:t>
+      </w:r>
+      <w:r>
+        <w:rPr>
+          <w:b w:val="0"/>
+        </w:rPr>
+        <w:t xml:space="preserve"> 33 new checks in </w:t>
+      </w:r>
+      <w:r>
+        <w:rPr>
+          <w:rFonts w:ascii="Consolas" w:hAnsi="Consolas"/>
+          <w:b w:val="0"/>
+        </w:rPr>
+        <w:t>test_pure_modules.py</w:t>
+      </w:r>
+      <w:r>
+        <w:rPr>
+          <w:b w:val="0"/>
+        </w:rPr>
+        <w:t xml:space="preserve"> (254 total).</w:t>
+      </w:r>
+    </w:p>
+    <w:p>
+      <w:pPr>
+        <w:pStyle w:val="ListBullet"/>
+      </w:pPr>
+      <w:r>
+        <w:rPr>
+          <w:b/>
+        </w:rPr>
+        <w:t>Not built:</w:t>
+      </w:r>
+      <w:r>
+        <w:rPr>
+          <w:b w:val="0"/>
+        </w:rPr>
+        <w:t xml:space="preserve"> a per-account "research now" from the pipeline; a web research budget for anything but the</w:t>
+      </w:r>
+    </w:p>
+    <w:p>
+      <w:r>
+        <w:rPr>
+          <w:b w:val="0"/>
+        </w:rPr>
+        <w:t xml:space="preserve">  pipeline (manual research keeps its cost warning).</w:t>
       </w:r>
     </w:p>
     <w:p>

--- a/DATA_PIPELINE_DESIGN.docx
+++ b/DATA_PIPELINE_DESIGN.docx
@@ -15503,6 +15503,319 @@
           <w:b w:val="0"/>
         </w:rPr>
         <w:t xml:space="preserve">  pipeline (manual research keeps its cost warning).</w:t>
+      </w:r>
+    </w:p>
+    <w:p>
+      <w:pPr>
+        <w:pStyle w:val="Heading3"/>
+      </w:pPr>
+      <w:r>
+        <w:rPr>
+          <w:b w:val="0"/>
+        </w:rPr>
+        <w:t>Step 6 as built (2026-09-28), v1.1.9</w:t>
+      </w:r>
+    </w:p>
+    <w:p>
+      <w:r>
+        <w:rPr>
+          <w:b w:val="0"/>
+        </w:rPr>
+        <w:t>Public wording (R12.2.3). Posts/Jobs scans stay "you click"; account preparation is described as the one</w:t>
+      </w:r>
+    </w:p>
+    <w:p>
+      <w:r>
+        <w:rPr>
+          <w:b w:val="0"/>
+        </w:rPr>
+        <w:t>thing that runs by itself, after one consent, with the approved sentence *"You start it once; SalesTeam</w:t>
+      </w:r>
+    </w:p>
+    <w:p>
+      <w:r>
+        <w:rPr>
+          <w:b w:val="0"/>
+        </w:rPr>
+        <w:t>keeps your accounts ready within your daily LinkedIn limit, visible in your browser."*</w:t>
+      </w:r>
+    </w:p>
+    <w:p>
+      <w:pPr>
+        <w:pStyle w:val="ListBullet"/>
+      </w:pPr>
+      <w:r>
+        <w:rPr>
+          <w:b/>
+        </w:rPr>
+        <w:t>Store listing</w:t>
+      </w:r>
+      <w:r>
+        <w:rPr>
+          <w:b w:val="0"/>
+        </w:rPr>
+        <w:t xml:space="preserve"> (</w:t>
+      </w:r>
+      <w:r>
+        <w:rPr>
+          <w:rFonts w:ascii="Consolas" w:hAnsi="Consolas"/>
+          <w:b w:val="0"/>
+        </w:rPr>
+        <w:t>Chrome Web Store Listing.md</w:t>
+      </w:r>
+      <w:r>
+        <w:rPr>
+          <w:b w:val="0"/>
+        </w:rPr>
+        <w:t xml:space="preserve"> + </w:t>
+      </w:r>
+      <w:r>
+        <w:rPr>
+          <w:rFonts w:ascii="Consolas" w:hAnsi="Consolas"/>
+          <w:b w:val="0"/>
+        </w:rPr>
+        <w:t>.docx</w:t>
+      </w:r>
+      <w:r>
+        <w:rPr>
+          <w:b w:val="0"/>
+        </w:rPr>
+        <w:t>): new "Accounts kept ready automatically"</w:t>
+      </w:r>
+    </w:p>
+    <w:p>
+      <w:r>
+        <w:rPr>
+          <w:b w:val="0"/>
+        </w:rPr>
+        <w:t xml:space="preserve">  bullet, new "Web research" bullet, the personal-use paragraph, the privacy line ("pages opened in your own</w:t>
+      </w:r>
+    </w:p>
+    <w:p>
+      <w:r>
+        <w:rPr>
+          <w:b w:val="0"/>
+        </w:rPr>
+        <w:t xml:space="preserve">  browser"), the linkedin.com justification (tab or small window of its own) and the api.anthropic.com</w:t>
+      </w:r>
+    </w:p>
+    <w:p>
+      <w:r>
+        <w:rPr>
+          <w:b w:val="0"/>
+        </w:rPr>
+        <w:t xml:space="preserve">  justification (web research). Permissions are unchanged, so no new justification is needed.</w:t>
+      </w:r>
+    </w:p>
+    <w:p>
+      <w:pPr>
+        <w:pStyle w:val="ListBullet"/>
+      </w:pPr>
+      <w:r>
+        <w:rPr>
+          <w:b/>
+        </w:rPr>
+        <w:t>Website</w:t>
+      </w:r>
+      <w:r>
+        <w:rPr>
+          <w:b w:val="0"/>
+        </w:rPr>
+        <w:t xml:space="preserve"> (</w:t>
+      </w:r>
+      <w:r>
+        <w:rPr>
+          <w:rFonts w:ascii="Consolas" w:hAnsi="Consolas"/>
+          <w:b w:val="0"/>
+        </w:rPr>
+        <w:t>website/build.py</w:t>
+      </w:r>
+      <w:r>
+        <w:rPr>
+          <w:b w:val="0"/>
+        </w:rPr>
+        <w:t xml:space="preserve">, </w:t>
+      </w:r>
+      <w:r>
+        <w:rPr>
+          <w:rFonts w:ascii="Consolas" w:hAnsi="Consolas"/>
+          <w:b w:val="0"/>
+        </w:rPr>
+        <w:t>dist/</w:t>
+      </w:r>
+      <w:r>
+        <w:rPr>
+          <w:b w:val="0"/>
+        </w:rPr>
+        <w:t xml:space="preserve"> rebuilt): home lede, "Built to be careful", the checklist, "In</w:t>
+      </w:r>
+    </w:p>
+    <w:p>
+      <w:r>
+        <w:rPr>
+          <w:b w:val="0"/>
+        </w:rPr>
+        <w:t xml:space="preserve">  your control", a features bullet, "You start it, you see it", "No hidden automation", the LinkedIn FAQ,</w:t>
+      </w:r>
+    </w:p>
+    <w:p>
+      <w:r>
+        <w:rPr>
+          <w:b w:val="0"/>
+        </w:rPr>
+        <w:t xml:space="preserve">  Get started (optional consent step), Support FAQ "Does SalesTeam scan on its own?", Privacy (scans vs</w:t>
+      </w:r>
+    </w:p>
+    <w:p>
+      <w:r>
+        <w:rPr>
+          <w:b w:val="0"/>
+        </w:rPr>
+        <w:t xml:space="preserve">  account preparation, the web research exception, "No activity you did not start").</w:t>
+      </w:r>
+    </w:p>
+    <w:p>
+      <w:pPr>
+        <w:pStyle w:val="ListBullet"/>
+      </w:pPr>
+      <w:r>
+        <w:rPr>
+          <w:b/>
+        </w:rPr>
+        <w:t>In-app</w:t>
+      </w:r>
+      <w:r>
+        <w:rPr>
+          <w:b w:val="0"/>
+        </w:rPr>
+        <w:t xml:space="preserve">: Help </w:t>
+      </w:r>
+      <w:r>
+        <w:rPr>
+          <w:rFonts w:ascii="Consolas" w:hAnsi="Consolas"/>
+          <w:b w:val="0"/>
+        </w:rPr>
+        <w:t>manual-only</w:t>
+      </w:r>
+      <w:r>
+        <w:rPr>
+          <w:b w:val="0"/>
+        </w:rPr>
+        <w:t xml:space="preserve"> answer rewritten; the shared "How SalesTeam works with online platforms"</w:t>
+      </w:r>
+    </w:p>
+    <w:p>
+      <w:r>
+        <w:rPr>
+          <w:b w:val="0"/>
+        </w:rPr>
+        <w:t xml:space="preserve">  paragraph (Help </w:t>
+      </w:r>
+      <w:r>
+        <w:rPr>
+          <w:rFonts w:ascii="Consolas" w:hAnsi="Consolas"/>
+          <w:b w:val="0"/>
+        </w:rPr>
+        <w:t>linkedin-use</w:t>
+      </w:r>
+      <w:r>
+        <w:rPr>
+          <w:b w:val="0"/>
+        </w:rPr>
+        <w:t xml:space="preserve"> and the wizard note) updated.</w:t>
+      </w:r>
+    </w:p>
+    <w:p>
+      <w:pPr>
+        <w:pStyle w:val="ListBullet"/>
+      </w:pPr>
+      <w:r>
+        <w:rPr>
+          <w:b/>
+        </w:rPr>
+        <w:t>Code comment</w:t>
+      </w:r>
+      <w:r>
+        <w:rPr>
+          <w:b w:val="0"/>
+        </w:rPr>
+        <w:t xml:space="preserve">: </w:t>
+      </w:r>
+      <w:r>
+        <w:rPr>
+          <w:rFonts w:ascii="Consolas" w:hAnsi="Consolas"/>
+          <w:b w:val="0"/>
+        </w:rPr>
+        <w:t>discovery-queue.js</w:t>
+      </w:r>
+      <w:r>
+        <w:rPr>
+          <w:b w:val="0"/>
+        </w:rPr>
+        <w:t xml:space="preserve"> now states the actual rule (no alarms; pipeline started by kicks</w:t>
+      </w:r>
+    </w:p>
+    <w:p>
+      <w:r>
+        <w:rPr>
+          <w:b w:val="0"/>
+        </w:rPr>
+        <w:t xml:space="preserve">  after consent; Discovery resume stays a click).</w:t>
+      </w:r>
+    </w:p>
+    <w:p>
+      <w:pPr>
+        <w:pStyle w:val="ListBullet"/>
+      </w:pPr>
+      <w:r>
+        <w:rPr>
+          <w:b/>
+        </w:rPr>
+        <w:t>PRD</w:t>
+      </w:r>
+      <w:r>
+        <w:rPr>
+          <w:b w:val="0"/>
+        </w:rPr>
+        <w:t xml:space="preserve">: goal, non-goal and non-functional lines updated (+ </w:t>
+      </w:r>
+      <w:r>
+        <w:rPr>
+          <w:rFonts w:ascii="Consolas" w:hAnsi="Consolas"/>
+          <w:b w:val="0"/>
+        </w:rPr>
+        <w:t>gen_docs.py</w:t>
+      </w:r>
+      <w:r>
+        <w:rPr>
+          <w:b w:val="0"/>
+        </w:rPr>
+        <w:t xml:space="preserve"> mirror).</w:t>
+      </w:r>
+    </w:p>
+    <w:p>
+      <w:pPr>
+        <w:pStyle w:val="ListBullet"/>
+      </w:pPr>
+      <w:r>
+        <w:rPr>
+          <w:b/>
+        </w:rPr>
+        <w:t>Not done here</w:t>
+      </w:r>
+      <w:r>
+        <w:rPr>
+          <w:b w:val="0"/>
+        </w:rPr>
+        <w:t>: the privacy policy artifact the store links to (claude.ai) is separate from the</w:t>
+      </w:r>
+    </w:p>
+    <w:p>
+      <w:r>
+        <w:rPr>
+          <w:b w:val="0"/>
+        </w:rPr>
+        <w:t xml:space="preserve">  website's privacy page and needs the same change, or the store's privacy URL switched to the website.</w:t>
       </w:r>
     </w:p>
     <w:p>
